--- a/tillsyn/A 13033-2026 tillsynsbegäran.docx
+++ b/tillsyn/A 13033-2026 tillsynsbegäran.docx
@@ -22,7 +22,7 @@
     </w:p>
     <w:p>
       <w:r>
-        <w:t>Nedan beskrivs fynd av naturvårdsarter och fridlysta arter som gjorts i det avverkningsanmälda området. I BILAGA 1 finns artfakta om fridlysta arter.</w:t>
+        <w:t>Nedan beskrivs fynd av naturvårdsarter och fridlysta arter som gjorts i det avverkningsanmälda området. I BILAGA 1 finns artfakta om fridlysta och rödlistade arter.</w:t>
       </w:r>
     </w:p>
     <w:p>
@@ -35,7 +35,7 @@
     </w:p>
     <w:p>
       <w:r>
-        <w:t>I avverkningsanmälan har följande 8 naturvårdsarter hittats: gräddticka (VU), garnlav (NT), rosenticka (NT), ullticka (NT), bronshjon (S), thomsons trägnagare (S), åttafläckig praktbagge (S) och tjäder (§4). Av dessa är 4 rödlistade. För rödlistade arter har rödlistekategorin angivits inom parentes. Arter som är signalarter enligt Skogsstyrelsen har markerats med (S). För fridlysta arter anges även paragrafen i Artskyddsförordningen som arten är fridlyst enligt.</w:t>
+        <w:t>I avverkningsanmälan har följande 11 naturvårdsarter hittats: gräddticka (VU), ulltickeporing (VU), garnlav (NT), rosenticka (NT), ullticka (NT), bronshjon (S), kamjordstjärna (S), thomsons trägnagare (S), vedticka (S), åttafläckig praktbagge (S) och tjäder (§4). Av dessa är 5 rödlistade. För rödlistade arter har rödlistekategorin angivits inom parentes. Arter som är signalarter enligt Skogsstyrelsen har markerats med (S). För fridlysta arter anges även paragrafen i Artskyddsförordningen som arten är fridlyst enligt.</w:t>
       </w:r>
     </w:p>
     <w:p>
@@ -240,6 +240,50 @@
         <w:rPr>
           <w:b/>
         </w:rPr>
+        <w:t xml:space="preserve">Ulltickeporing </w:t>
+      </w:r>
+      <w:r>
+        <w:rPr>
+          <w:b/>
+          <w:i/>
+        </w:rPr>
+        <w:t>Skeletocutis brevispora</w:t>
+      </w:r>
+      <w:r>
+        <w:rPr>
+          <w:b/>
+        </w:rPr>
+        <w:t xml:space="preserve"> (VU)</w:t>
+      </w:r>
+      <w:r>
+        <w:t>, rödlistad som sårbar, växer på ullticka (NT) i naturskogsartade granskogar. Avverkning av naturskogslika miljöer och av grova granar där ulltickeporing förekommer är ett direkt hot mot artens fortlevnad. Alla skogliga åtgärder som innebär att lågor och döda eller skadade träd tas bort missgynnar arten. På sikt är minskad tillgång till lämpligt substrat och krympande areal av naturskog ett hot, framförallt råder brist på grov ved som lågor i sena nedbrytningsstadier. Ytterligare fragmentering av skogslandskapet minskar artens möjligheter till spridning. Gamla granskogar som hyser arten undantas helt från skogsbruk (SLU Artdatabanken, 2024).</w:t>
+      </w:r>
+    </w:p>
+    <w:p>
+      <w:r>
+        <w:rPr>
+          <w:b/>
+        </w:rPr>
+        <w:t xml:space="preserve">Vedticka </w:t>
+      </w:r>
+      <w:r>
+        <w:t xml:space="preserve">är en bra signalart söder om den naturliga norrlandsgränsen. Den är huvudsakligen knuten till äldre barrskogar där det föreligger långvarig kontinuitet av död barrved. Vedticka är typisk art för </w:t>
+      </w:r>
+      <w:r>
+        <w:rPr>
+          <w:i/>
+        </w:rPr>
+        <w:t xml:space="preserve">9010 Taiga </w:t>
+      </w:r>
+      <w:r>
+        <w:t>(Nitare &amp; Skogsstyrelsen, 2019; SLU Artdatabanken, 2025).</w:t>
+      </w:r>
+    </w:p>
+    <w:p>
+      <w:r>
+        <w:rPr>
+          <w:b/>
+        </w:rPr>
         <w:t>Åttafläckig praktbagge</w:t>
       </w:r>
       <w:r>
@@ -331,7 +375,7 @@
     </w:p>
     <w:p>
       <w:r>
-        <w:t>I det avverkningsanmälda området finns 0 fyndplatser för knärot registrerade på Artportalen. Figur 2 visar gränserna för buffertzoner på 50 m, som behöver lämnas kring fyndplatserna för att knärotslokalerna inte ska försvinna vid en avverkning. Av det avverkningsanmälda området överlappar 0.12 ha med buffertzonerna och får av detta skäl inte avverkas.</w:t>
+        <w:t>I det avverkningsanmälda området finns 0 fyndplatser för knärot registrerade på Artportalen. Figur 2 visar gränserna för buffertzoner på 50 m, som behöver lämnas kring fyndplatserna för att knärotslokalerna inte ska försvinna vid en avverkning. Av det avverkningsanmälda området överlappar 0.15 ha med buffertzonerna och får av detta skäl inte avverkas.</w:t>
       </w:r>
     </w:p>
     <w:p>
@@ -430,7 +474,9 @@
         <w:pStyle w:val="Title"/>
       </w:pPr>
       <w:r>
-        <w:t>BILAGA 1 – Fridlysta arter</w:t>
+        <w:t>BILAGA 1 –</w:t>
+        <w:br/>
+        <w:t>Fridlysta och rödlistade arter</w:t>
       </w:r>
     </w:p>
     <w:p>
@@ -711,6 +757,96 @@
       </w:r>
       <w:r>
         <w:t>SLU Artdatabanken, Uppsala</w:t>
+      </w:r>
+    </w:p>
+    <w:p>
+      <w:pPr>
+        <w:pStyle w:val="Heading1"/>
+      </w:pPr>
+      <w:r>
+        <w:t>Ulltickeporing – ekologi samt krav på livsmiljön</w:t>
+      </w:r>
+    </w:p>
+    <w:p>
+      <w:r>
+        <w:t xml:space="preserve">Ulltickeporing </w:t>
+      </w:r>
+      <w:r>
+        <w:rPr>
+          <w:i/>
+        </w:rPr>
+        <w:t>Skeletocutis brevispora</w:t>
+      </w:r>
+      <w:r>
+        <w:t xml:space="preserve"> (VU), rödlistad som sårbar, växer på ullticka (NT) i naturskogsartade granskogar. Avverkning av naturskogslika miljöer och av grova granar där ulltickeporing förekommer är ett direkt hot mot artens fortlevnad Alla skogliga åtgärder som innebär att lågor och döda eller skadade träd tas bort missgynnar arten. På sikt är minskad tillgång till lämpligt substrat och krympande areal av naturskog ett hot, framförallt råder brist på grov ved som lågor i sena nedbrytningsstadier. Ytterligare fragmentering av skogslandskapet minskar artens möjligheter till spridning. Gamla granskogar som hyser arten undantas helt från skogsbruk (SLU Artdatabanken, 2026).</w:t>
+      </w:r>
+    </w:p>
+    <w:p>
+      <w:r>
+        <w:t xml:space="preserve">Ulltickeporingen har nyligen delats upp i de tre olika arterna ulltickeporing </w:t>
+      </w:r>
+      <w:r>
+        <w:rPr>
+          <w:i/>
+        </w:rPr>
+        <w:t xml:space="preserve">Skeletocutis brevispora </w:t>
+      </w:r>
+      <w:r>
+        <w:t>(VU)</w:t>
+      </w:r>
+      <w:r>
+        <w:rPr>
+          <w:i/>
+        </w:rPr>
+        <w:t>, Skeletocutis delicata</w:t>
+      </w:r>
+      <w:r>
+        <w:t xml:space="preserve"> (VU)</w:t>
+      </w:r>
+      <w:r>
+        <w:rPr>
+          <w:i/>
+        </w:rPr>
+        <w:t xml:space="preserve"> och Skeletocutis exilis</w:t>
+      </w:r>
+      <w:r>
+        <w:t xml:space="preserve"> (NT) (SLU Artdatabanken, 2026; Miettinen &amp; Niemelä, 2018).</w:t>
+      </w:r>
+    </w:p>
+    <w:p>
+      <w:pPr>
+        <w:pStyle w:val="Heading2"/>
+      </w:pPr>
+      <w:r>
+        <w:t>Referenser – ulltickeporing</w:t>
+      </w:r>
+    </w:p>
+    <w:p>
+      <w:r>
+        <w:t xml:space="preserve">Miettinen, O. &amp; Niemelä, T., 2018. </w:t>
+      </w:r>
+      <w:r>
+        <w:rPr>
+          <w:i/>
+        </w:rPr>
+        <w:t>Two new temperate polypore species of Skeletocutis (Polyporales, Basidiomycota)</w:t>
+      </w:r>
+      <w:r>
+        <w:t>. Ann. Bot. Fennici 55: 195–206.</w:t>
+      </w:r>
+    </w:p>
+    <w:p>
+      <w:r>
+        <w:t xml:space="preserve">SLU Artdatabanken, 2026. </w:t>
+      </w:r>
+      <w:r>
+        <w:rPr>
+          <w:i/>
+        </w:rPr>
+        <w:t xml:space="preserve">Artfaktablad. Naturvård – artfakta. </w:t>
+      </w:r>
+      <w:r>
+        <w:t>SLU Artdatabanken, Uppsala.</w:t>
       </w:r>
     </w:p>
     <w:sectPr>
@@ -841,7 +977,7 @@
     <w:r>
       <w:tab/>
       <w:tab/>
-      <w:t>2026-04-19</w:t>
+      <w:t>2026-04-20</w:t>
       <w:br/>
       <w:br/>
     </w:r>

--- a/tillsyn/A 13033-2026 tillsynsbegäran.docx
+++ b/tillsyn/A 13033-2026 tillsynsbegäran.docx
@@ -35,7 +35,7 @@
     </w:p>
     <w:p>
       <w:r>
-        <w:t>I avverkningsanmälan har följande 11 naturvårdsarter hittats: gräddticka (VU), ulltickeporing (VU), garnlav (NT), rosenticka (NT), ullticka (NT), bronshjon (S), kamjordstjärna (S), thomsons trägnagare (S), vedticka (S), åttafläckig praktbagge (S) och tjäder (§4). Av dessa är 5 rödlistade. För rödlistade arter har rödlistekategorin angivits inom parentes. Arter som är signalarter enligt Skogsstyrelsen har markerats med (S). För fridlysta arter anges även paragrafen i Artskyddsförordningen som arten är fridlyst enligt.</w:t>
+        <w:t>I avverkningsanmälan har följande 12 naturvårdsarter hittats: gräddticka (VU), ulltickeporing (VU), garnlav (NT), rosenticka (NT), ullticka (NT), mörk kådsvartspik (DD), bronshjon (S), kamjordstjärna (S), thomsons trägnagare (S), vedticka (S), åttafläckig praktbagge (S) och tjäder (§4). Av dessa är 6 rödlistade. För rödlistade arter har rödlistekategorin angivits inom parentes. Arter som är signalarter enligt Skogsstyrelsen har markerats med (S). För fridlysta arter anges även paragrafen i Artskyddsförordningen som arten är fridlyst enligt.</w:t>
       </w:r>
     </w:p>
     <w:p>
@@ -155,6 +155,17 @@
         <w:rPr>
           <w:b/>
         </w:rPr>
+        <w:t xml:space="preserve">Mörk kådsvartspik (VU) </w:t>
+      </w:r>
+      <w:r>
+        <w:t>växer på gammal grankåda i halvöppna barrskogar av naturskogskaraktär med hög och jämn luftfuktighet. Skogsbruksåtgärder som kan påverka markvattennivån och luftfuktigheten negativt på växtplatserna utgör hot. Nybildning av för arten lämpliga substrat i produktionsskogar är sannolikt mycket begränsad och på lång sikt utgör avverkningar av variationsrika och olikåldriga naturskogar med hög och jämn luftfuktighet ett allvarligt hot. Då populationen på varje lokal är liten innebär det en risk för att arten ska försvinna från en enskild lokal p.g.a. slumpfaktorer. Lokaler med mörk kådsvartspik bör undantas från skogsbruksåtgärder (SLU Artdatabanken, 2026).</w:t>
+      </w:r>
+    </w:p>
+    <w:p>
+      <w:r>
+        <w:rPr>
+          <w:b/>
+        </w:rPr>
         <w:t>Rosenticka (NT)</w:t>
       </w:r>
       <w:r>
@@ -977,7 +988,7 @@
     <w:r>
       <w:tab/>
       <w:tab/>
-      <w:t>2026-04-20</w:t>
+      <w:t>2026-04-21</w:t>
       <w:br/>
       <w:br/>
     </w:r>

--- a/tillsyn/A 13033-2026 tillsynsbegäran.docx
+++ b/tillsyn/A 13033-2026 tillsynsbegäran.docx
@@ -35,7 +35,7 @@
     </w:p>
     <w:p>
       <w:r>
-        <w:t>I avverkningsanmälan har följande 12 naturvårdsarter hittats: gräddticka (VU), ulltickeporing (VU), garnlav (NT), rosenticka (NT), ullticka (NT), mörk kådsvartspik (DD), bronshjon (S), kamjordstjärna (S), thomsons trägnagare (S), vedticka (S), åttafläckig praktbagge (S) och tjäder (§4). Av dessa är 6 rödlistade. För rödlistade arter har rödlistekategorin angivits inom parentes. Arter som är signalarter enligt Skogsstyrelsen har markerats med (S). För fridlysta arter anges även paragrafen i Artskyddsförordningen som arten är fridlyst enligt.</w:t>
+        <w:t>I avverkningsanmälan har följande 17 naturvårdsarter hittats: gräddticka (VU), ulltickeporing (VU), barrpraktbagge (NT), garnlav (NT), granvivel (NT), rosenticka (NT), ullticka (NT), mörk kådsvartspik (DD), bronshjon (S), kamjordstjärna (S), thomsons trägnagare (S), vedticka (S), vågbandad barkbock (S), åttafläckig praktbagge (S), orre (§4), tjäder (§4) och revlummer (§9). Av dessa är 8 rödlistade. För rödlistade arter har rödlistekategorin angivits inom parentes. Arter som är signalarter enligt Skogsstyrelsen har markerats med (S). För fridlysta arter anges även paragrafen i Artskyddsförordningen som arten är fridlyst enligt.</w:t>
       </w:r>
     </w:p>
     <w:p>
@@ -95,6 +95,17 @@
         <w:rPr>
           <w:b/>
         </w:rPr>
+        <w:t>Barrpraktbagge (NT)</w:t>
+      </w:r>
+      <w:r>
+        <w:t xml:space="preserve"> är en skalbagge vars larvutveckling sker under bark på nyligen döda, solexponerade stammar av barrträd, i Sverige gran och tall. Arten missgynnas av bristen på solbelyst, färsk barrträdsved i skogslandskapet. Områden där stormfällningar eller skogsbrand skett, bör lämnas orörda utan uttag av virke, exempelvis genom naturvårdsavtal (SLU Artdatabanken, 2024).</w:t>
+      </w:r>
+    </w:p>
+    <w:p>
+      <w:r>
+        <w:rPr>
+          <w:b/>
+        </w:rPr>
         <w:t>Bronshjon</w:t>
       </w:r>
       <w:r>
@@ -295,6 +306,17 @@
         <w:rPr>
           <w:b/>
         </w:rPr>
+        <w:t xml:space="preserve">Vågbandad barkbock </w:t>
+      </w:r>
+      <w:r>
+        <w:t>är en långhorning vars larvutveckling sker under bark på nyligen döda stående barrträd, främst gran, mer undantagsvis på tall. Främst i stående träd, särskilt gamla, långsamvuxna granar med grov bark, även i grövre grenar, stubbar eller vindfällen. Arten är starkt knuten till naturskogsliknande granskogar, och gynnas av extrema torrsomrar som försvagar träden. Arten påverkas negativt av brist på kontinuitetsskog och en minskning av populationen pågår eller förväntas ske (SLU Artdatabanken, 2025).</w:t>
+      </w:r>
+    </w:p>
+    <w:p>
+      <w:r>
+        <w:rPr>
+          <w:b/>
+        </w:rPr>
         <w:t>Åttafläckig praktbagge</w:t>
       </w:r>
       <w:r>
@@ -320,7 +342,7 @@
     </w:p>
     <w:p>
       <w:r>
-        <w:t>Följande fridlysta arter har sina livsmiljöer och växtplatser i den avverkningsanmälda skogen: tjäder (§4).</w:t>
+        <w:t>Följande fridlysta arter har sina livsmiljöer och växtplatser i den avverkningsanmälda skogen: orre (§4), tjäder (§4) och revlummer (§9).</w:t>
       </w:r>
     </w:p>
     <w:p>
@@ -988,7 +1010,7 @@
     <w:r>
       <w:tab/>
       <w:tab/>
-      <w:t>2026-04-21</w:t>
+      <w:t>2026-04-22</w:t>
       <w:br/>
       <w:br/>
     </w:r>

--- a/tillsyn/A 13033-2026 tillsynsbegäran.docx
+++ b/tillsyn/A 13033-2026 tillsynsbegäran.docx
@@ -1010,7 +1010,7 @@
     <w:r>
       <w:tab/>
       <w:tab/>
-      <w:t>2026-04-22</w:t>
+      <w:t>2026-04-23</w:t>
       <w:br/>
       <w:br/>
     </w:r>

--- a/tillsyn/A 13033-2026 tillsynsbegäran.docx
+++ b/tillsyn/A 13033-2026 tillsynsbegäran.docx
@@ -1010,7 +1010,7 @@
     <w:r>
       <w:tab/>
       <w:tab/>
-      <w:t>2026-04-23</w:t>
+      <w:t>2026-04-24</w:t>
       <w:br/>
       <w:br/>
     </w:r>

--- a/tillsyn/A 13033-2026 tillsynsbegäran.docx
+++ b/tillsyn/A 13033-2026 tillsynsbegäran.docx
@@ -1010,7 +1010,7 @@
     <w:r>
       <w:tab/>
       <w:tab/>
-      <w:t>2026-04-24</w:t>
+      <w:t>2026-04-25</w:t>
       <w:br/>
       <w:br/>
     </w:r>

--- a/tillsyn/A 13033-2026 tillsynsbegäran.docx
+++ b/tillsyn/A 13033-2026 tillsynsbegäran.docx
@@ -1010,7 +1010,7 @@
     <w:r>
       <w:tab/>
       <w:tab/>
-      <w:t>2026-04-25</w:t>
+      <w:t>2026-04-26</w:t>
       <w:br/>
       <w:br/>
     </w:r>

--- a/tillsyn/A 13033-2026 tillsynsbegäran.docx
+++ b/tillsyn/A 13033-2026 tillsynsbegäran.docx
@@ -1010,7 +1010,7 @@
     <w:r>
       <w:tab/>
       <w:tab/>
-      <w:t>2026-04-26</w:t>
+      <w:t>2026-04-27</w:t>
       <w:br/>
       <w:br/>
     </w:r>

--- a/tillsyn/A 13033-2026 tillsynsbegäran.docx
+++ b/tillsyn/A 13033-2026 tillsynsbegäran.docx
@@ -1010,7 +1010,7 @@
     <w:r>
       <w:tab/>
       <w:tab/>
-      <w:t>2026-04-27</w:t>
+      <w:t>2026-04-28</w:t>
       <w:br/>
       <w:br/>
     </w:r>

--- a/tillsyn/A 13033-2026 tillsynsbegäran.docx
+++ b/tillsyn/A 13033-2026 tillsynsbegäran.docx
@@ -1010,7 +1010,7 @@
     <w:r>
       <w:tab/>
       <w:tab/>
-      <w:t>2026-04-28</w:t>
+      <w:t>2026-04-29</w:t>
       <w:br/>
       <w:br/>
     </w:r>

--- a/tillsyn/A 13033-2026 tillsynsbegäran.docx
+++ b/tillsyn/A 13033-2026 tillsynsbegäran.docx
@@ -1010,7 +1010,7 @@
     <w:r>
       <w:tab/>
       <w:tab/>
-      <w:t>2026-04-29</w:t>
+      <w:t>2026-04-30</w:t>
       <w:br/>
       <w:br/>
     </w:r>

--- a/tillsyn/A 13033-2026 tillsynsbegäran.docx
+++ b/tillsyn/A 13033-2026 tillsynsbegäran.docx
@@ -1010,7 +1010,7 @@
     <w:r>
       <w:tab/>
       <w:tab/>
-      <w:t>2026-05-16</w:t>
+      <w:t>2026-05-17</w:t>
       <w:br/>
       <w:br/>
     </w:r>

--- a/tillsyn/A 13033-2026 tillsynsbegäran.docx
+++ b/tillsyn/A 13033-2026 tillsynsbegäran.docx
@@ -1010,7 +1010,7 @@
     <w:r>
       <w:tab/>
       <w:tab/>
-      <w:t>2026-05-17</w:t>
+      <w:t>2026-05-18</w:t>
       <w:br/>
       <w:br/>
     </w:r>

--- a/tillsyn/A 13033-2026 tillsynsbegäran.docx
+++ b/tillsyn/A 13033-2026 tillsynsbegäran.docx
@@ -1010,7 +1010,7 @@
     <w:r>
       <w:tab/>
       <w:tab/>
-      <w:t>2026-05-18</w:t>
+      <w:t>2026-05-19</w:t>
       <w:br/>
       <w:br/>
     </w:r>

--- a/tillsyn/A 13033-2026 tillsynsbegäran.docx
+++ b/tillsyn/A 13033-2026 tillsynsbegäran.docx
@@ -1010,7 +1010,7 @@
     <w:r>
       <w:tab/>
       <w:tab/>
-      <w:t>2026-05-19</w:t>
+      <w:t>2026-05-20</w:t>
       <w:br/>
       <w:br/>
     </w:r>

--- a/tillsyn/A 13033-2026 tillsynsbegäran.docx
+++ b/tillsyn/A 13033-2026 tillsynsbegäran.docx
@@ -1010,7 +1010,7 @@
     <w:r>
       <w:tab/>
       <w:tab/>
-      <w:t>2026-05-20</w:t>
+      <w:t>2026-05-21</w:t>
       <w:br/>
       <w:br/>
     </w:r>

--- a/tillsyn/A 13033-2026 tillsynsbegäran.docx
+++ b/tillsyn/A 13033-2026 tillsynsbegäran.docx
@@ -1010,7 +1010,7 @@
     <w:r>
       <w:tab/>
       <w:tab/>
-      <w:t>2026-05-21</w:t>
+      <w:t>2026-05-22</w:t>
       <w:br/>
       <w:br/>
     </w:r>

--- a/tillsyn/A 13033-2026 tillsynsbegäran.docx
+++ b/tillsyn/A 13033-2026 tillsynsbegäran.docx
@@ -1010,7 +1010,7 @@
     <w:r>
       <w:tab/>
       <w:tab/>
-      <w:t>2026-05-22</w:t>
+      <w:t>2026-05-23</w:t>
       <w:br/>
       <w:br/>
     </w:r>

--- a/tillsyn/A 13033-2026 tillsynsbegäran.docx
+++ b/tillsyn/A 13033-2026 tillsynsbegäran.docx
@@ -1010,7 +1010,7 @@
     <w:r>
       <w:tab/>
       <w:tab/>
-      <w:t>2026-05-23</w:t>
+      <w:t>2026-05-24</w:t>
       <w:br/>
       <w:br/>
     </w:r>

--- a/tillsyn/A 13033-2026 tillsynsbegäran.docx
+++ b/tillsyn/A 13033-2026 tillsynsbegäran.docx
@@ -1010,7 +1010,7 @@
     <w:r>
       <w:tab/>
       <w:tab/>
-      <w:t>2026-05-24</w:t>
+      <w:t>2026-05-25</w:t>
       <w:br/>
       <w:br/>
     </w:r>

--- a/tillsyn/A 13033-2026 tillsynsbegäran.docx
+++ b/tillsyn/A 13033-2026 tillsynsbegäran.docx
@@ -1010,7 +1010,7 @@
     <w:r>
       <w:tab/>
       <w:tab/>
-      <w:t>2026-05-25</w:t>
+      <w:t>2026-05-26</w:t>
       <w:br/>
       <w:br/>
     </w:r>

--- a/tillsyn/A 13033-2026 tillsynsbegäran.docx
+++ b/tillsyn/A 13033-2026 tillsynsbegäran.docx
@@ -1010,7 +1010,7 @@
     <w:r>
       <w:tab/>
       <w:tab/>
-      <w:t>2026-05-26</w:t>
+      <w:t>2026-05-27</w:t>
       <w:br/>
       <w:br/>
     </w:r>

--- a/tillsyn/A 13033-2026 tillsynsbegäran.docx
+++ b/tillsyn/A 13033-2026 tillsynsbegäran.docx
@@ -1010,7 +1010,7 @@
     <w:r>
       <w:tab/>
       <w:tab/>
-      <w:t>2026-05-27</w:t>
+      <w:t>2026-05-28</w:t>
       <w:br/>
       <w:br/>
     </w:r>

--- a/tillsyn/A 13033-2026 tillsynsbegäran.docx
+++ b/tillsyn/A 13033-2026 tillsynsbegäran.docx
@@ -1010,7 +1010,7 @@
     <w:r>
       <w:tab/>
       <w:tab/>
-      <w:t>2026-05-28</w:t>
+      <w:t>2026-05-29</w:t>
       <w:br/>
       <w:br/>
     </w:r>

--- a/tillsyn/A 13033-2026 tillsynsbegäran.docx
+++ b/tillsyn/A 13033-2026 tillsynsbegäran.docx
@@ -1010,7 +1010,7 @@
     <w:r>
       <w:tab/>
       <w:tab/>
-      <w:t>2026-05-29</w:t>
+      <w:t>2026-05-30</w:t>
       <w:br/>
       <w:br/>
     </w:r>

--- a/tillsyn/A 13033-2026 tillsynsbegäran.docx
+++ b/tillsyn/A 13033-2026 tillsynsbegäran.docx
@@ -1010,7 +1010,7 @@
     <w:r>
       <w:tab/>
       <w:tab/>
-      <w:t>2026-05-30</w:t>
+      <w:t>2026-05-31</w:t>
       <w:br/>
       <w:br/>
     </w:r>

--- a/tillsyn/A 13033-2026 tillsynsbegäran.docx
+++ b/tillsyn/A 13033-2026 tillsynsbegäran.docx
@@ -1010,7 +1010,7 @@
     <w:r>
       <w:tab/>
       <w:tab/>
-      <w:t>2026-05-31</w:t>
+      <w:t>2026-06-01</w:t>
       <w:br/>
       <w:br/>
     </w:r>

--- a/tillsyn/A 13033-2026 tillsynsbegäran.docx
+++ b/tillsyn/A 13033-2026 tillsynsbegäran.docx
@@ -1010,7 +1010,7 @@
     <w:r>
       <w:tab/>
       <w:tab/>
-      <w:t>2026-06-15</w:t>
+      <w:t>2026-06-16</w:t>
       <w:br/>
       <w:br/>
     </w:r>

--- a/tillsyn/A 13033-2026 tillsynsbegäran.docx
+++ b/tillsyn/A 13033-2026 tillsynsbegäran.docx
@@ -1010,7 +1010,7 @@
     <w:r>
       <w:tab/>
       <w:tab/>
-      <w:t>2026-06-16</w:t>
+      <w:t>2026-06-17</w:t>
       <w:br/>
       <w:br/>
     </w:r>

--- a/tillsyn/A 13033-2026 tillsynsbegäran.docx
+++ b/tillsyn/A 13033-2026 tillsynsbegäran.docx
@@ -1,6 +1,6 @@
 
 <file path=word/document.xml><?xml version="1.0" encoding="utf-8"?>
-<w:document xmlns:wpc="http://schemas.microsoft.com/office/word/2010/wordprocessingCanvas" xmlns:cx="http://schemas.microsoft.com/office/drawing/2014/chartex" xmlns:cx1="http://schemas.microsoft.com/office/drawing/2015/9/8/chartex" xmlns:cx2="http://schemas.microsoft.com/office/drawing/2015/10/21/chartex" xmlns:cx3="http://schemas.microsoft.com/office/drawing/2016/5/9/chartex" xmlns:cx4="http://schemas.microsoft.com/office/drawing/2016/5/10/chartex" xmlns:cx5="http://schemas.microsoft.com/office/drawing/2016/5/11/chartex" xmlns:cx6="http://schemas.microsoft.com/office/drawing/2016/5/12/chartex" xmlns:cx7="http://schemas.microsoft.com/office/drawing/2016/5/13/chartex" xmlns:cx8="http://schemas.microsoft.com/office/drawing/2016/5/14/chartex" xmlns:mc="http://schemas.openxmlformats.org/markup-compatibility/2006" xmlns:aink="http://schemas.microsoft.com/office/drawing/2016/ink" xmlns:am3d="http://schemas.microsoft.com/office/drawing/2017/model3d" xmlns:o="urn:schemas-microsoft-com:office:office" xmlns:oel="http://schemas.microsoft.com/office/2019/extlst" xmlns:r="http://schemas.openxmlformats.org/officeDocument/2006/relationships" xmlns:m="http://schemas.openxmlformats.org/officeDocument/2006/math" xmlns:v="urn:schemas-microsoft-com:vml" xmlns:wp14="http://schemas.microsoft.com/office/word/2010/wordprocessingDrawing" xmlns:wp="http://schemas.openxmlformats.org/drawingml/2006/wordprocessingDrawing" xmlns:w10="urn:schemas-microsoft-com:office:word" xmlns:w="http://schemas.openxmlformats.org/wordprocessingml/2006/main" xmlns:w14="http://schemas.microsoft.com/office/word/2010/wordml" xmlns:w15="http://schemas.microsoft.com/office/word/2012/wordml" xmlns:w16cex="http://schemas.microsoft.com/office/word/2018/wordml/cex" xmlns:w16cid="http://schemas.microsoft.com/office/word/2016/wordml/cid" xmlns:w16="http://schemas.microsoft.com/office/word/2018/wordml" xmlns:w16sdtdh="http://schemas.microsoft.com/office/word/2020/wordml/sdtdatahash" xmlns:w16se="http://schemas.microsoft.com/office/word/2015/wordml/symex" xmlns:wpg="http://schemas.microsoft.com/office/word/2010/wordprocessingGroup" xmlns:wpi="http://schemas.microsoft.com/office/word/2010/wordprocessingInk" xmlns:wne="http://schemas.microsoft.com/office/word/2006/wordml" xmlns:wps="http://schemas.microsoft.com/office/word/2010/wordprocessingShape" mc:Ignorable="w14 w15 w16se w16cid w16 w16cex w16sdtdh wp14">
+<w:document xmlns:wpc="http://schemas.microsoft.com/office/word/2010/wordprocessingCanvas" xmlns:cx="http://schemas.microsoft.com/office/drawing/2014/chartex" xmlns:cx1="http://schemas.microsoft.com/office/drawing/2015/9/8/chartex" xmlns:cx2="http://schemas.microsoft.com/office/drawing/2015/10/21/chartex" xmlns:cx3="http://schemas.microsoft.com/office/drawing/2016/5/9/chartex" xmlns:cx4="http://schemas.microsoft.com/office/drawing/2016/5/10/chartex" xmlns:cx5="http://schemas.microsoft.com/office/drawing/2016/5/11/chartex" xmlns:cx6="http://schemas.microsoft.com/office/drawing/2016/5/12/chartex" xmlns:cx7="http://schemas.microsoft.com/office/drawing/2016/5/13/chartex" xmlns:cx8="http://schemas.microsoft.com/office/drawing/2016/5/14/chartex" xmlns:mc="http://schemas.openxmlformats.org/markup-compatibility/2006" xmlns:aink="http://schemas.microsoft.com/office/drawing/2016/ink" xmlns:am3d="http://schemas.microsoft.com/office/drawing/2017/model3d" xmlns:o="urn:schemas-microsoft-com:office:office" xmlns:oel="http://schemas.microsoft.com/office/2019/extlst" xmlns:r="http://schemas.openxmlformats.org/officeDocument/2006/relationships" xmlns:m="http://schemas.openxmlformats.org/officeDocument/2006/math" xmlns:v="urn:schemas-microsoft-com:vml" xmlns:wp14="http://schemas.microsoft.com/office/word/2010/wordprocessingDrawing" xmlns:wp="http://schemas.openxmlformats.org/drawingml/2006/wordprocessingDrawing" xmlns:w10="urn:schemas-microsoft-com:office:word" xmlns:w="http://schemas.openxmlformats.org/wordprocessingml/2006/main" xmlns:w14="http://schemas.microsoft.com/office/word/2010/wordml" xmlns:w15="http://schemas.microsoft.com/office/word/2012/wordml" xmlns:w16cex="http://schemas.microsoft.com/office/word/2018/wordml/cex" xmlns:w16cid="http://schemas.microsoft.com/office/word/2016/wordml/cid" xmlns:w16="http://schemas.microsoft.com/office/word/2018/wordml" xmlns:w16du="http://schemas.microsoft.com/office/word/2023/wordml/word16du" xmlns:w16sdtdh="http://schemas.microsoft.com/office/word/2020/wordml/sdtdatahash" xmlns:w16sdtfl="http://schemas.microsoft.com/office/word/2024/wordml/sdtformatlock" xmlns:w16se="http://schemas.microsoft.com/office/word/2015/wordml/symex" xmlns:wpg="http://schemas.microsoft.com/office/word/2010/wordprocessingGroup" xmlns:wpi="http://schemas.microsoft.com/office/word/2010/wordprocessingInk" xmlns:wne="http://schemas.microsoft.com/office/word/2006/wordml" xmlns:wps="http://schemas.microsoft.com/office/word/2010/wordprocessingShape" mc:Ignorable="w14 w15 w16se w16cid w16 w16cex w16sdtdh w16sdtfl w16du wp14">
   <w:body>
     <w:p>
       <w:pPr>
@@ -12,35 +12,10 @@
     </w:p>
     <w:p>
       <w:r>
-        <w:t>Detta dokument behandlar höga naturvärden i avverkningsanmälan A 13033-2026 i Sala kommun. Denna avverkningsanmälan inkom 2026-03-11 21:53:58 och omfattar 11,7 ha.</w:t>
-      </w:r>
-    </w:p>
-    <w:p>
-      <w:r>
-        <w:t>Vi begär härmed att Skogsstyrelsen fattar beslut enligt miljöbalken som säkerställer att skogens höga naturvärden bevaras samt säkerställer att EU-lagstiftning efterlevs och att artskyddsbrott förhindras. Vi önskar även ta del av de ställningstaganden och beslut som myndigheterna meddelar till följd av aktuell avverkningsanmälan och föreningens inlaga (se 34 § förvaltningslagen).</w:t>
-      </w:r>
-    </w:p>
-    <w:p>
-      <w:r>
-        <w:t>Nedan beskrivs fynd av naturvårdsarter och fridlysta arter som gjorts i det avverkningsanmälda området. I BILAGA 1 finns artfakta om fridlysta och rödlistade arter.</w:t>
-      </w:r>
-    </w:p>
-    <w:p>
-      <w:pPr>
-        <w:pStyle w:val="Heading1"/>
-      </w:pPr>
-      <w:r>
-        <w:t>Naturvårdsarter</w:t>
-      </w:r>
-    </w:p>
-    <w:p>
-      <w:r>
-        <w:t>I avverkningsanmälan har följande 17 naturvårdsarter hittats: gräddticka (VU), ulltickeporing (VU), barrpraktbagge (NT), garnlav (NT), granvivel (NT), rosenticka (NT), ullticka (NT), mörk kådsvartspik (DD), bronshjon (S), kamjordstjärna (S), thomsons trägnagare (S), vedticka (S), vågbandad barkbock (S), åttafläckig praktbagge (S), orre (§4), tjäder (§4) och revlummer (§9). Av dessa är 8 rödlistade. För rödlistade arter har rödlistekategorin angivits inom parentes. Arter som är signalarter enligt Skogsstyrelsen har markerats med (S). För fridlysta arter anges även paragrafen i Artskyddsförordningen som arten är fridlyst enligt.</w:t>
-      </w:r>
-    </w:p>
-    <w:p>
-      <w:r>
-        <w:t>De påträffade naturvårdsarterna är ett tydligt kvitto på att detta rör sig om en skog med höga naturvärden. I Figur 1 visas en karta över det avverkningsanmälda området, där samtliga fyndplatser för naturvårdsarter som finns registrerade på Artportalen har markerats.</w:t>
+        <w:t>Detta dokument behandlar höga naturvärden i avverkningsanmälan A 13033-2026 i Sala kommun som inkom 2026-03-11 och omfattar 11,7 ha.</w:t>
+      </w:r>
+      <w:r>
+        <w:t xml:space="preserve"> I Figur 1 visas fyndplatser för naturvårdsarter i området, som finns registrerade på Artportalen.</w:t>
       </w:r>
     </w:p>
     <w:p>
@@ -50,7 +25,7 @@
       <w:r>
         <w:drawing>
           <wp:inline xmlns:a="http://schemas.openxmlformats.org/drawingml/2006/main" xmlns:pic="http://schemas.openxmlformats.org/drawingml/2006/picture">
-            <wp:extent cx="5486400" cy="2044626"/>
+            <wp:extent cx="5486400" cy="3568988"/>
             <wp:docPr id="1" name="Picture 1"/>
             <wp:cNvGraphicFramePr>
               <a:graphicFrameLocks noChangeAspect="1"/>
@@ -71,7 +46,7 @@
                   <pic:spPr>
                     <a:xfrm>
                       <a:off x="0" y="0"/>
-                      <a:ext cx="5486400" cy="2044626"/>
+                      <a:ext cx="5486400" cy="3568988"/>
                     </a:xfrm>
                     <a:prstGeom prst="rect"/>
                   </pic:spPr>
@@ -85,251 +60,30 @@
     <w:p>
       <w:pPr>
         <w:pStyle w:val="Caption"/>
+        <w:spacing w:after="240"/>
       </w:pPr>
       <w:r>
-        <w:t>Figur 1. Fyndplatser för naturvårdsarter i det avverkningsanmälda området (röd linje). Markörer utan svart kant är placerade på fyndplatsen. Markörer med svart kant är placerade vid sidan av fyndplatsen och har ett svart streck som visar fyndplatsens exakta position. Kartans mittpunktskoordinat är N 6668593, E 592031 i SWEREF 99 TM.</w:t>
+        <w:t>Figur 1. Fyndplatser för naturvårdsarter i och inom 25 meter från avverkningsanmälan (röd linje). Inom parentes anges rödlistekategorier, S för signalarter, Tför typiska arter och fridlysningsparagrafer i artskyddsförordningen.Markörer utan svart kant är placerade på fyndplatsen. Markörer med svart kant är placerade vid sidan av fyndplatsen och har ett svart streck som visar fyndplatsens exakta position. Kartans mittpunktskoordinat är N 6668593, E 592031 i SWEREF 99 TM.</w:t>
       </w:r>
     </w:p>
     <w:p>
       <w:r>
-        <w:rPr>
-          <w:b/>
-        </w:rPr>
-        <w:t>Barrpraktbagge (NT)</w:t>
-      </w:r>
-      <w:r>
-        <w:t xml:space="preserve"> är en skalbagge vars larvutveckling sker under bark på nyligen döda, solexponerade stammar av barrträd, i Sverige gran och tall. Arten missgynnas av bristen på solbelyst, färsk barrträdsved i skogslandskapet. Områden där stormfällningar eller skogsbrand skett, bör lämnas orörda utan uttag av virke, exempelvis genom naturvårdsavtal (SLU Artdatabanken, 2024).</w:t>
+        <w:t>Vi begär härmed att Skogsstyrelsen fattar beslut enligt miljöbalken som säkerställer att skogens höga naturvärden bevaras samt att EU-lagstiftning efterlevs och att artskyddsbrott förhindras.</w:t>
       </w:r>
     </w:p>
     <w:p>
       <w:r>
-        <w:rPr>
-          <w:b/>
-        </w:rPr>
-        <w:t>Bronshjon</w:t>
-      </w:r>
-      <w:r>
-        <w:t xml:space="preserve"> är en skalbagge vars larvutveckling sker under grov bark på stammar av döda eller döende barrträd, främst gran, i mindre omfattning tall. Arten är knuten till äldre, naturskogslik granskog med inslag av torkande träd. Bronshjon är typisk art för </w:t>
-      </w:r>
-      <w:r>
-        <w:rPr>
-          <w:i/>
-        </w:rPr>
-        <w:t>9010 Taiga</w:t>
-      </w:r>
-      <w:r>
-        <w:t xml:space="preserve"> (SLU Artdatabanken, 2025).</w:t>
+        <w:t>Vi begär vidare att Skogsstyrelsen säkerställer att inga skador eller försämringar av naturtypens bevarandestatus i området tillåts ske. Se Rådets direktiv 92/43/EEG samt ickeförsämringskravet i EU:s naturrestaureringsförordning (EU 2024/1991).</w:t>
       </w:r>
     </w:p>
     <w:p>
       <w:r>
-        <w:rPr>
-          <w:b/>
-        </w:rPr>
-        <w:t>Garnlav (VU)</w:t>
-      </w:r>
-      <w:r>
-        <w:t xml:space="preserve"> är en utpräglad barrskogsart som ibland kan drapera träden i norrländska grannaturskogar med hög luftfuktighet. Den förekommer även i talldominerade bestånd där den, förutom i trädens grenverk, påträffas hängande över ojämnheter i tallbarken. Arten har minskat starkt i södra och mellersta Sverige och den minskar även i sitt nordliga utbredningsområde. Minskningstakten uppgår till 30 (20–50) % inom 50 år och överstiger gränsvärdet för Sårbar (VU). Orsaken till tillbakagången beror främst på slutavverkningar av naturskogsartade skogar. Bestånd med riklig förekomst bör regelmässigt sparas, vilket även gynnar flera andra sällsynta och rödlistade arter. Garnlav är värdväxt för den mycket sällsynta och akut hotade fjärilen barrskogslavfly (CR) som hör hemma i boreala barrskogar med riklig förekomst av värdväxten. Tidigare kunde arten konstateras årligen på flera platser vid Dala-Floda i Dalarna innan lokalerna kalavverkades. Senaste fyndet i landet av barrskogslavfly är från år 2000 då den påträffades vid Högberget i Sollefteå kommun. Garnlav är typisk art för </w:t>
-      </w:r>
-      <w:r>
-        <w:rPr>
-          <w:i/>
-        </w:rPr>
-        <w:t xml:space="preserve">9010 Taiga </w:t>
-      </w:r>
-      <w:r>
-        <w:t>och</w:t>
-      </w:r>
-      <w:r>
-        <w:rPr>
-          <w:i/>
-        </w:rPr>
-        <w:t xml:space="preserve"> 9070 Trädklädd betesmark</w:t>
-      </w:r>
-      <w:r>
-        <w:t xml:space="preserve"> (SLU Artdatabanken, 2026).</w:t>
+        <w:t>Vi önskar även ta del av de ställningstaganden och beslut som myndigheten meddelar till följd av aktuell avverkningsanmälan och föreningens inlaga (se 34 § förvaltningslagen).</w:t>
       </w:r>
     </w:p>
     <w:p>
       <w:r>
-        <w:rPr>
-          <w:b/>
-        </w:rPr>
-        <w:t>Gräddticka (VU)</w:t>
-      </w:r>
-      <w:r>
-        <w:t xml:space="preserve"> har klassificerats som en ”gammelskogsindikator” och signalerar granskogar med höga naturvärden. Den kräver miljöer med hög och jämn fuktighet och växtplatserna ligger oftast på näringsrik, fuktig eller blöt mark där lågan och den murkna veden hålls konstant fuktig. Slutavverkning av gammelgranskog är ett direkt hot mot artens existens i landet och artens växtplatser måste undantas från skogsbruk (SLU Artdatabanken, 2024; Nitare &amp; Skogsstyrelsen, 2019).</w:t>
-      </w:r>
-    </w:p>
-    <w:p>
-      <w:r>
-        <w:rPr>
-          <w:b/>
-        </w:rPr>
-        <w:t xml:space="preserve">Mörk kådsvartspik (VU) </w:t>
-      </w:r>
-      <w:r>
-        <w:t>växer på gammal grankåda i halvöppna barrskogar av naturskogskaraktär med hög och jämn luftfuktighet. Skogsbruksåtgärder som kan påverka markvattennivån och luftfuktigheten negativt på växtplatserna utgör hot. Nybildning av för arten lämpliga substrat i produktionsskogar är sannolikt mycket begränsad och på lång sikt utgör avverkningar av variationsrika och olikåldriga naturskogar med hög och jämn luftfuktighet ett allvarligt hot. Då populationen på varje lokal är liten innebär det en risk för att arten ska försvinna från en enskild lokal p.g.a. slumpfaktorer. Lokaler med mörk kådsvartspik bör undantas från skogsbruksåtgärder (SLU Artdatabanken, 2026).</w:t>
-      </w:r>
-    </w:p>
-    <w:p>
-      <w:r>
-        <w:rPr>
-          <w:b/>
-        </w:rPr>
-        <w:t>Rosenticka (NT)</w:t>
-      </w:r>
-      <w:r>
-        <w:t xml:space="preserve">, rödlistad som nära hotad, ingår i en karaktäristisk association av vedsvampar som växer på gamla, grova granlågor i urskogsartade barrskogar. Den är placerad i toppen av Skogsstyrelsens värdepyramid för bedömning av skog med höga naturvärden och indikerar ett granskogsekosystem med långvarig kontinuitet av grova lågor. Artens beroende av grova granlågor innebär att alla skogsskötselåtgärder på eller i omedelbar närhet av lokalerna utgör ett hot på lång sikt. Det är angeläget att populationerna inte ytterligare glesas ut och ett tillräckligt antal områden där arten nu finns måste sparas för framtiden. Rosenticka är typisk art för </w:t>
-      </w:r>
-      <w:r>
-        <w:rPr>
-          <w:i/>
-        </w:rPr>
-        <w:t xml:space="preserve">9010 Taiga </w:t>
-      </w:r>
-      <w:r>
-        <w:t xml:space="preserve">och </w:t>
-      </w:r>
-      <w:r>
-        <w:rPr>
-          <w:i/>
-        </w:rPr>
-        <w:t>9050 Näringsrik granskog</w:t>
-      </w:r>
-      <w:r>
-        <w:t xml:space="preserve"> (Nitare &amp; Skogsstyrelsen, 2019; SLU Artdatabanken, 2024).</w:t>
-      </w:r>
-    </w:p>
-    <w:p>
-      <w:r>
-        <w:rPr>
-          <w:b/>
-        </w:rPr>
-        <w:t>Ullticka (NT)</w:t>
-      </w:r>
-      <w:r>
-        <w:t xml:space="preserve"> är knuten till restbestånd av barrnaturskog och förekommer med ett tydligt optimum i orörda eller måttligt påverkade gamla granskogar där det föreligger viss kontinuitet av grov död ved. Ullticka är en bra signalart inom hela sitt utbredningsområde och i södra Sverige är den sällsynt och en god signalart för skyddsvärda granskogsmiljöer. Den hotas av avverkning och fragmentering av naturskog och äldre granskog med lång trädkontinuitet. På ullticka kan ibland ulltickeporing (VU) påträffas - det är en sällsynt ticka som nyligen delats upp i de tre olika arterna ulltickeporing </w:t>
-      </w:r>
-      <w:r>
-        <w:rPr>
-          <w:i/>
-        </w:rPr>
-        <w:t xml:space="preserve">Skeletocutis brevispora </w:t>
-      </w:r>
-      <w:r>
-        <w:t>(VU)</w:t>
-      </w:r>
-      <w:r>
-        <w:rPr>
-          <w:i/>
-        </w:rPr>
-        <w:t>, Skeletocutis delicata</w:t>
-      </w:r>
-      <w:r>
-        <w:t xml:space="preserve"> (VU)</w:t>
-      </w:r>
-      <w:r>
-        <w:rPr>
-          <w:i/>
-        </w:rPr>
-        <w:t xml:space="preserve"> och Skeletocutis exilis</w:t>
-      </w:r>
-      <w:r>
-        <w:t xml:space="preserve"> (NT). Ullticka är typisk art för </w:t>
-      </w:r>
-      <w:r>
-        <w:rPr>
-          <w:i/>
-        </w:rPr>
-        <w:t xml:space="preserve">9010 Taiga, 9050 Näringsrik granskog </w:t>
-      </w:r>
-      <w:r>
-        <w:t xml:space="preserve">och </w:t>
-      </w:r>
-      <w:r>
-        <w:rPr>
-          <w:i/>
-        </w:rPr>
-        <w:t>9030 Landhöjningsskog</w:t>
-      </w:r>
-      <w:r>
-        <w:t xml:space="preserve"> (SLU Artdatabanken, 2026; Nitare &amp; Skogsstyrelsen, 2019; Miettinen &amp; Niemelä, 2018).</w:t>
-      </w:r>
-    </w:p>
-    <w:p>
-      <w:r>
-        <w:rPr>
-          <w:b/>
-        </w:rPr>
-        <w:t xml:space="preserve">Ulltickeporing </w:t>
-      </w:r>
-      <w:r>
-        <w:rPr>
-          <w:b/>
-          <w:i/>
-        </w:rPr>
-        <w:t>Skeletocutis brevispora</w:t>
-      </w:r>
-      <w:r>
-        <w:rPr>
-          <w:b/>
-        </w:rPr>
-        <w:t xml:space="preserve"> (VU)</w:t>
-      </w:r>
-      <w:r>
-        <w:t>, rödlistad som sårbar, växer på ullticka (NT) i naturskogsartade granskogar. Avverkning av naturskogslika miljöer och av grova granar där ulltickeporing förekommer är ett direkt hot mot artens fortlevnad. Alla skogliga åtgärder som innebär att lågor och döda eller skadade träd tas bort missgynnar arten. På sikt är minskad tillgång till lämpligt substrat och krympande areal av naturskog ett hot, framförallt råder brist på grov ved som lågor i sena nedbrytningsstadier. Ytterligare fragmentering av skogslandskapet minskar artens möjligheter till spridning. Gamla granskogar som hyser arten undantas helt från skogsbruk (SLU Artdatabanken, 2024).</w:t>
-      </w:r>
-    </w:p>
-    <w:p>
-      <w:r>
-        <w:rPr>
-          <w:b/>
-        </w:rPr>
-        <w:t xml:space="preserve">Vedticka </w:t>
-      </w:r>
-      <w:r>
-        <w:t xml:space="preserve">är en bra signalart söder om den naturliga norrlandsgränsen. Den är huvudsakligen knuten till äldre barrskogar där det föreligger långvarig kontinuitet av död barrved. Vedticka är typisk art för </w:t>
-      </w:r>
-      <w:r>
-        <w:rPr>
-          <w:i/>
-        </w:rPr>
-        <w:t xml:space="preserve">9010 Taiga </w:t>
-      </w:r>
-      <w:r>
-        <w:t>(Nitare &amp; Skogsstyrelsen, 2019; SLU Artdatabanken, 2025).</w:t>
-      </w:r>
-    </w:p>
-    <w:p>
-      <w:r>
-        <w:rPr>
-          <w:b/>
-        </w:rPr>
-        <w:t xml:space="preserve">Vågbandad barkbock </w:t>
-      </w:r>
-      <w:r>
-        <w:t>är en långhorning vars larvutveckling sker under bark på nyligen döda stående barrträd, främst gran, mer undantagsvis på tall. Främst i stående träd, särskilt gamla, långsamvuxna granar med grov bark, även i grövre grenar, stubbar eller vindfällen. Arten är starkt knuten till naturskogsliknande granskogar, och gynnas av extrema torrsomrar som försvagar träden. Arten påverkas negativt av brist på kontinuitetsskog och en minskning av populationen pågår eller förväntas ske (SLU Artdatabanken, 2025).</w:t>
-      </w:r>
-    </w:p>
-    <w:p>
-      <w:r>
-        <w:rPr>
-          <w:b/>
-        </w:rPr>
-        <w:t>Åttafläckig praktbagge</w:t>
-      </w:r>
-      <w:r>
-        <w:t xml:space="preserve"> är en skalbagge vars larvutveckling sker i solexponerad död ved av tall, undantagsvis gran. Ofta i döda veddelar i levande träd, t.ex. ytliga rötter med blottad ved, även i klena stammar eller grova grenar på marken. De platta larvgångarna är packade med gnagmjöl, och det plattovala flyghålet är ungefär 5 mm i diameter. Åttafläckig praktbagge är typisk art för </w:t>
-      </w:r>
-      <w:r>
-        <w:rPr>
-          <w:i/>
-        </w:rPr>
-        <w:t xml:space="preserve">9010 Taiga </w:t>
-      </w:r>
-      <w:r>
-        <w:t>(SLU Artdatabanken, 2025).</w:t>
+        <w:t>Nedan beskrivs fynd av naturvårdsarter och fridlysta arter som gjorts i det avverkningsanmälda området. I BILAGA 1 finns artfakta om fridlysta och rödlistade arter.</w:t>
       </w:r>
     </w:p>
     <w:p>
@@ -337,12 +91,30 @@
         <w:pStyle w:val="Heading1"/>
       </w:pPr>
       <w:r>
-        <w:t>Fridlysta arter</w:t>
+        <w:t>Naturvårdsarter</w:t>
       </w:r>
     </w:p>
     <w:p>
       <w:r>
-        <w:t>Följande fridlysta arter har sina livsmiljöer och växtplatser i den avverkningsanmälda skogen: orre (§4), tjäder (§4) och revlummer (§9).</w:t>
+        <w:t>I och inom 25 meter från avverkningsanmälan har följande 28 naturvårdsarter hittats: ask (EN), garnlav (VU, T), gräddticka (VU), knärot (VU, T, §8), mörk kådsvartspik (VU), ulltickeporing (VU), barrpraktbagge (NT), brunpudrad nållav (NT, T), dropptaggsvamp (NT, T), granvivel (NT), kortskaftad ärgspik (NT), rosenticka (NT, T), talltagel (NT, T), ullticka (NT, T), bronshjon (S, T), jättesvampmal (S), kamjordstjärna (S), noshornsoxe (S), thomsons trägnagare (S), tibast (S, T), vedticka (S, T), vågbandad barkbock (S), åttafläckig praktbagge (S, T), glansfläck (T), krushättemossa (T), tjäder (T, §4), orre (§4) och revlummer (§9). Av dessa är 14 rödlistade. För rödlistade arter har rödlistekategorin angivits inom parentes. Arter som är signalarter enligt Skogsstyrelsen har markerats med (S). Typiska arter inom Natura 2000 som är kopplade till skogsekosystem har markerats med (T). För fridlysta arter anges även paragrafen i Artskyddsförordningen som arten är fridlyst enligt.</w:t>
+      </w:r>
+    </w:p>
+    <w:p>
+      <w:r>
+        <w:t>De påträffade naturvårdsarterna är ett tydligt kvitto på att det rör sig om en skog med höga naturvärden.</w:t>
+      </w:r>
+    </w:p>
+    <w:p>
+      <w:pPr>
+        <w:pStyle w:val="Heading2"/>
+      </w:pPr>
+      <w:r>
+        <w:t>Fridlysta arter</w:t>
+      </w:r>
+    </w:p>
+    <w:p>
+      <w:r>
+        <w:t>Följande fridlysta arter har sina livsmiljöer och växtplatser i den avverkningsanmälda skogen: knärot (VU, T, §8), tjäder (T, §4), orre (§4) och revlummer (§9).</w:t>
       </w:r>
     </w:p>
     <w:p>
@@ -385,7 +157,7 @@
         <w:t xml:space="preserve"> 9050 Näringsrik granskog</w:t>
       </w:r>
       <w:r>
-        <w:t xml:space="preserve">, rödlistad som sårbar och fridlyst enligt 8§ artskyddsförordningen. En nyligen genomförd analys av 79 floraväktarlokaler indikerar att det behövs någonstans mellan 100 och 150 meters skyddszon för att en knärotspopulation inte ska dö ut på lång sikt (Sebestyén &amp; Sundberg, 2025). Detta ligger väl i linje med tidigare genomförda studier som visar att det krävs väl tilltagna buffertzoner för att knäroten inte ska ta skada av skogsbruksåtgärder i intilliggande skog (Johnson, 2014; Koelmeijer m.fl., 2022; Skogsstyrelsen, 2022). Arten är även känslig för gallring vilket framgår av Skogsstyrelsens egen vägledning för hänsyn till knärot (Skogsstyrelsen, 2022). För rika förekomster av knärot är reservatsbildning eller biotopskydd lämpliga åtgärder för att skydda den. På knärot kan den sällsynta rostsvampen </w:t>
+        <w:t xml:space="preserve">, rödlistad som sårbar och fridlyst enligt 8§ artskyddsförordningen. En nyligen genomförd analys av 79 floraväktarlokaler indikerar att det behövs någonstans mellan 100 och 150 meters skyddszon för att en knärotspopulation inte ska dö ut på lång sikt (Sebestyén &amp; Sundberg, 2025). Detta ligger väl i linje med tidigare genomförda studier som visar att det krävs väl tilltagna buffertzoner för att knäroten inte ska ta skada av skogsbruksåtgärder i intilliggande skog (Johnson, 2014; Koelmeijer m.fl., 2022; Skogsstyrelsen, 2022). Arten är även känslig för gallring vilket framgår av Skogsstyrelsens egen vägledning för hänsyn till knärot (Skogsstyrelsen, 2022). Ytterligare en studie visar på den starka korrelationen mellan minskande arealer kontinuitetsskog och lokal utdöenderisk. Knäroten uppvisade en mycket låg koloniseringsgrad (0,7 % över 10 år) i kombination med hög lokal utrotningsrisk (75,2 %), där utrotningssannolikheten ökade kraftigt när arealen kontinuitetsskog minskade mellan undersökningar, t.ex. på grund av kalhyggesbruk (Johansson et al., 2026). För rika förekomster av knärot är reservatsbildning eller biotopskydd lämpliga åtgärder för att skydda den. På knärot kan den sällsynta rostsvampen </w:t>
       </w:r>
       <w:r>
         <w:rPr>
@@ -408,7 +180,7 @@
     </w:p>
     <w:p>
       <w:r>
-        <w:t>I det avverkningsanmälda området finns 0 fyndplatser för knärot registrerade på Artportalen. Figur 2 visar gränserna för buffertzoner på 50 m, som behöver lämnas kring fyndplatserna för att knärotslokalerna inte ska försvinna vid en avverkning. Av det avverkningsanmälda området överlappar 0.15 ha med buffertzonerna och får av detta skäl inte avverkas.</w:t>
+        <w:t>I det avverkningsanmälda området finns 1 fyndplatser för knärot registrerade på Artportalen. Figur 2 visar gränserna för buffertzoner på 50 m, som behöver lämnas kring fyndplatserna för att knärotslokalerna inte ska försvinna vid en avverkning. Av det avverkningsanmälda området överlappar 0.15 ha med buffertzonerna och får av detta skäl inte avverkas.</w:t>
       </w:r>
     </w:p>
     <w:p>
@@ -418,7 +190,7 @@
       <w:r>
         <w:drawing>
           <wp:inline xmlns:a="http://schemas.openxmlformats.org/drawingml/2006/main" xmlns:pic="http://schemas.openxmlformats.org/drawingml/2006/picture">
-            <wp:extent cx="5486400" cy="2303901"/>
+            <wp:extent cx="5486400" cy="2720576"/>
             <wp:docPr id="2" name="Picture 2"/>
             <wp:cNvGraphicFramePr>
               <a:graphicFrameLocks noChangeAspect="1"/>
@@ -439,7 +211,7 @@
                   <pic:spPr>
                     <a:xfrm>
                       <a:off x="0" y="0"/>
-                      <a:ext cx="5486400" cy="2303901"/>
+                      <a:ext cx="5486400" cy="2720576"/>
                     </a:xfrm>
                     <a:prstGeom prst="rect"/>
                   </pic:spPr>
@@ -453,154 +225,1025 @@
     <w:p>
       <w:pPr>
         <w:pStyle w:val="Caption"/>
+        <w:spacing w:after="240"/>
       </w:pPr>
       <w:r>
         <w:t>Figur 2. Fyndplatser och buffertzoner för knärot i det avverkningsanmälda området. Endast fyndplatser vars buffertzoner överlappar med det avverkningsanmälda området har tagits med i visualiseringen. Kartans mittpunktskoordinat är N 6668593, E 592031 i SWEREF 99 TM.</w:t>
+      </w:r>
+    </w:p>
+    <w:p>
+      <w:r>
+        <w:rPr>
+          <w:b/>
+        </w:rPr>
+        <w:t>Tjäder (§4)</w:t>
+      </w:r>
+      <w:r>
+        <w:t xml:space="preserve"> omfattas av bilaga 1 och 2 EU:s fågeldirektiv och är typisk art för </w:t>
+      </w:r>
+      <w:r>
+        <w:rPr>
+          <w:i/>
+        </w:rPr>
+        <w:t xml:space="preserve">9010 Taiga </w:t>
+      </w:r>
+      <w:r>
+        <w:t xml:space="preserve">och </w:t>
+      </w:r>
+      <w:r>
+        <w:rPr>
+          <w:i/>
+        </w:rPr>
+        <w:t>9740 Skogsbevuxen myr</w:t>
+      </w:r>
+      <w:r>
+        <w:t>. Tjädern är en utpräglad skogsfågel knuten till större sammanhängande barrskogsområden. Tupparna och hönorna utnyttjar till viss del olika miljöer, och habitatvalet varierar dessutom mellan olika delar av året. För att det ska finnas livskraftiga tjäderbestånd krävs funktionella skogslandskap med en blandning av uppvuxen, gles och luckig skog, täta sumpskogar, myrar och andra små våtmarker. Arten försvinner när skogen fragmenteras och den sammanlagda arealen hyggen och andra öppna områden blir för stor. Ett småskaligt och försiktigt virkesuttag genom hyggesfria metoder kan i vissa fall vara möjligt i området inom 200 m från lekcentrum. Längre ut från lekcentrum, inom 200–500 m bör den avverkade ytan inte överskrida 1 hektar för att undvika alltför stora och snabba förändringar (Skogsstyrelsen, 2019; SLU Artdatabanken, 2024).</w:t>
+      </w:r>
+    </w:p>
+    <w:p>
+      <w:r>
+        <w:t>I BILAGA 1 finns mer detaljerad information om ekologi samt krav på livsmiljö hos fridlysta arter.</w:t>
+      </w:r>
+    </w:p>
+    <w:p>
+      <w:pPr>
+        <w:pStyle w:val="Heading2"/>
+      </w:pPr>
+      <w:r>
+        <w:t>Övriga naturvårdsarter</w:t>
+      </w:r>
+    </w:p>
+    <w:p>
+      <w:r>
+        <w:rPr>
+          <w:b/>
+        </w:rPr>
+        <w:t>Ask (EN)</w:t>
+      </w:r>
+      <w:r>
+        <w:t xml:space="preserve"> växer naturligt på frisk till fuktig, näringsrik, mullrik mark, gärna med rörligt, ytnära grundvatten. Asken är mycket viktig för den biologiska mångfalden och den är värd för minst 213 arter i olika organismgrupper, av vilka åtminstone 42 är askspecialister, ytterligare 8 arter förekommer endast på ask och alm. Bland dessa kan nämnas asknätfjäril (EN, §4a), askvårtlav (EN) och askpraktbagge (NT). Det finns en ökad risk att dessa arter försvinner när populationen av ask minskar. Asken är kraftigt drabbad av askskottsjukan, men angripna askar bör inte avverkas eftersom det är så många andra arter knutna till ask, såväl till döda som till levande träd. Eftersom sjukdomen är vindspridd så finns den redan nästan överallt där det finns askar, och till skillnad från almsjukan så förhindrar eller försvårar man inte spridningen genom att ta bort träd. Asken är globalt rödlistad som nära hotad (NT) vilket medför ett internationellt ansvar för arten (SLU Artdatabanken, 2026; IUCN, 2017).</w:t>
+      </w:r>
+    </w:p>
+    <w:p>
+      <w:r>
+        <w:rPr>
+          <w:b/>
+        </w:rPr>
+        <w:t>Barrpraktbagge (NT)</w:t>
+      </w:r>
+      <w:r>
+        <w:t xml:space="preserve"> är en skalbagge vars larvutveckling sker under bark på nyligen döda, solexponerade stammar av barrträd, i Sverige gran och tall. Arten missgynnas av bristen på solbelyst, färsk barrträdsved i skogslandskapet. Områden där stormfällningar eller skogsbrand skett, bör lämnas orörda utan uttag av virke, exempelvis genom naturvårdsavtal (SLU Artdatabanken, 2024).</w:t>
+      </w:r>
+    </w:p>
+    <w:p>
+      <w:r>
+        <w:rPr>
+          <w:b/>
+        </w:rPr>
+        <w:t>Bronshjon</w:t>
+      </w:r>
+      <w:r>
+        <w:t xml:space="preserve"> är en skalbagge vars larvutveckling sker under grov bark på stammar av döda eller döende barrträd, främst gran, i mindre omfattning tall. Arten är knuten till äldre, naturskogslik granskog med inslag av torkande träd. Bronshjon är typisk art för </w:t>
+      </w:r>
+      <w:r>
+        <w:rPr>
+          <w:i/>
+        </w:rPr>
+        <w:t>9010 Taiga</w:t>
+      </w:r>
+      <w:r>
+        <w:t xml:space="preserve"> (SLU Artdatabanken, 2025).</w:t>
+      </w:r>
+    </w:p>
+    <w:p>
+      <w:r>
+        <w:rPr>
+          <w:b/>
+        </w:rPr>
+        <w:t>Brunpudrad nållav (NT)</w:t>
+      </w:r>
+      <w:r>
+        <w:t xml:space="preserve"> är beroende av hög, jämn luftfuktighet och kan påträffas i fuktiga skogar av naturskogskaraktär, ofta i sumpgranskog eller andra sumpskogar. Arten är placerad högst upp i Skogsstyrelsens värdepyramid för bedömning av skog med höga naturvärden och förekomster bör undantas från skogsbruksåtgärder. Brunpudrad nållav är typisk art för </w:t>
+      </w:r>
+      <w:r>
+        <w:rPr>
+          <w:i/>
+        </w:rPr>
+        <w:t>9010 Taiga</w:t>
+      </w:r>
+      <w:r>
+        <w:t xml:space="preserve"> (SLU Artdatabanken, 2024; Nitare &amp; Skogsstyrelsen, 2019).</w:t>
+      </w:r>
+    </w:p>
+    <w:p>
+      <w:r>
+        <w:rPr>
+          <w:b/>
+        </w:rPr>
+        <w:t>Dropptaggsvamp (NT)</w:t>
+      </w:r>
+      <w:r>
+        <w:t xml:space="preserve"> bildar mykorrhiza med tall, främst i barrskog med trädkontinuitet, i magra, torra och ljusöppna lavtallskogar och i barrblandskogar med friskmossor och lingon i fältskiktet. Den totala populationen i landet har minskat och bedöms fortsätta minska till följd av slutavverkningar av tallskog. Det är högst oklart om arten långsiktigt kan etablera och reproducera sig i skogsbestånd som brukas med trakthyggesmetoder, markberedning, gödsling eller föryngring med förädlat plantmaterial. Uppfyller kriterierna för att bli rödlistad på grund av ny kunskap som visar att en större andel av populationen än tidigare bedömt är knuten till kontinuitetsbarrskog. Minskningstakten för den svenska populationen bedöms vara nära gränsvärdet för Sårbar (VU). Dropptaggsvamp är typisk art för </w:t>
+      </w:r>
+      <w:r>
+        <w:rPr>
+          <w:i/>
+        </w:rPr>
+        <w:t xml:space="preserve">9010 Taiga </w:t>
+      </w:r>
+      <w:r>
+        <w:t>(SLU Artdatabanken, 2026).</w:t>
+      </w:r>
+    </w:p>
+    <w:p>
+      <w:r>
+        <w:rPr>
+          <w:b/>
+        </w:rPr>
+        <w:t>Garnlav (VU)</w:t>
+      </w:r>
+      <w:r>
+        <w:t xml:space="preserve"> är en utpräglad barrskogsart som ibland kan drapera träden i norrländska grannaturskogar med hög luftfuktighet. Den förekommer även i talldominerade bestånd där den, förutom i trädens grenverk, påträffas hängande över ojämnheter i tallbarken. Arten har minskat starkt i södra och mellersta Sverige och den minskar även i sitt nordliga utbredningsområde. Minskningstakten uppgår till 30 (20–50) % inom 50 år och överstiger gränsvärdet för Sårbar (VU). Orsaken till tillbakagången beror främst på slutavverkningar av naturskogsartade skogar. Bestånd med riklig förekomst bör regelmässigt sparas, vilket även gynnar flera andra sällsynta och rödlistade arter. Garnlav är värdväxt för den mycket sällsynta och akut hotade fjärilen barrskogslavfly (CR) som hör hemma i boreala barrskogar med riklig förekomst av värdväxten. Tidigare kunde arten konstateras årligen på flera platser vid Dala-Floda i Dalarna innan lokalerna kalavverkades. Senaste fyndet i landet av barrskogslavfly är från år 2000 då den påträffades vid Högberget i Sollefteå kommun. Garnlav är typisk art för </w:t>
+      </w:r>
+      <w:r>
+        <w:rPr>
+          <w:i/>
+        </w:rPr>
+        <w:t xml:space="preserve">9010 Taiga </w:t>
+      </w:r>
+      <w:r>
+        <w:t>och</w:t>
+      </w:r>
+      <w:r>
+        <w:rPr>
+          <w:i/>
+        </w:rPr>
+        <w:t xml:space="preserve"> 9070 Trädklädd betesmark</w:t>
+      </w:r>
+      <w:r>
+        <w:t xml:space="preserve"> (SLU Artdatabanken, 2026).</w:t>
+      </w:r>
+    </w:p>
+    <w:p>
+      <w:r>
+        <w:rPr>
+          <w:b/>
+        </w:rPr>
+        <w:t>Glansfläck</w:t>
+      </w:r>
+      <w:r>
+        <w:t xml:space="preserve"> signalerar skyddsvärda lövträdsbestånd som ofta hyser ett flertal rödlistade lavar. Många växtplatser har långvarig trädkontinuitet. Laven indikerar främst miljöer med konstant hög och jämn luftfuktighet och ostörda markvattenförhållanden. Glansfläck är typisk art för </w:t>
+      </w:r>
+      <w:r>
+        <w:rPr>
+          <w:i/>
+        </w:rPr>
+        <w:t>9190 Näringsfattig ekskog</w:t>
+      </w:r>
+      <w:r>
+        <w:t xml:space="preserve"> (Nitare &amp; Skogsstyrelsen, 2000; SLU Artdatabanken, 2025).</w:t>
+      </w:r>
+    </w:p>
+    <w:p>
+      <w:r>
+        <w:rPr>
+          <w:b/>
+        </w:rPr>
+        <w:t>Gräddticka (VU)</w:t>
+      </w:r>
+      <w:r>
+        <w:t xml:space="preserve"> har klassificerats som en ”gammelskogsindikator” och signalerar granskogar med höga naturvärden. Den kräver miljöer med hög och jämn fuktighet och växtplatserna ligger oftast på näringsrik, fuktig eller blöt mark där lågan och den murkna veden hålls konstant fuktig. Slutavverkning av gammelgranskog är ett direkt hot mot artens existens i landet och artens växtplatser måste undantas från skogsbruk (SLU Artdatabanken, 2024; Nitare &amp; Skogsstyrelsen, 2019).</w:t>
+      </w:r>
+    </w:p>
+    <w:p>
+      <w:r>
+        <w:rPr>
+          <w:b/>
+        </w:rPr>
+        <w:t>Jättesvampmal</w:t>
+      </w:r>
+      <w:r>
+        <w:t xml:space="preserve"> är en fjäril som flyger i juli i mer eller mindre orörd gammal löv- eller blandskog, särskilt sådan med björk och bok. Larven lever i fnöskticka m.fl. tickor och kläckhålen och resterna av larvgångar i äldre fruktkroppar är lätta att känna igen och inventera. Arten hotas av avverkning av gamla, svampangripna lövträd samt bortforsling av döda lövträd, vindfällen och lågor. Gamla lövträd och naturbestånd med lövskog - särskilt björk och bok - bör sparas så långt möjligt och död ved lämnas kvar i skogen (SLU Artdatabanken, 2025).</w:t>
+      </w:r>
+    </w:p>
+    <w:p>
+      <w:r>
+        <w:rPr>
+          <w:b/>
+        </w:rPr>
+        <w:t>Kortskaftad ärgspik (NT)</w:t>
+      </w:r>
+      <w:r>
+        <w:t xml:space="preserve"> förekommer i barrträdsdominerade skogar och växer nästan uteslutande på tallved. Den föredrar gamla högstubbar i fuktig och halvöppen miljö, t.ex. i myrkanter, sumpskog och brandpräglad skog. Arten indikerar kontinuerlig tillgång till gamla högstubbar i kombination med hög och jämn luftfuktighet. Skogsbruk på lokaler med kortskaftad ärgspik utgör ett hot. På lång sikt bildas färre lämpliga substrat än vad som försvinner. Avverkning av barrträdsdominerade bestånd av naturskogskaraktär utgör ett långsiktigt hot. Naturskogsartade bestånd med riklig förekomst av gamla och grova tallhögstubbar bör undantas från skogsbruk (SLU Artdatabanken, 2024).</w:t>
+      </w:r>
+    </w:p>
+    <w:p>
+      <w:r>
+        <w:rPr>
+          <w:b/>
+        </w:rPr>
+        <w:t xml:space="preserve">Mörk kådsvartspik (VU) </w:t>
+      </w:r>
+      <w:r>
+        <w:t>växer på gammal grankåda i halvöppna barrskogar av naturskogskaraktär med hög och jämn luftfuktighet. Skogsbruksåtgärder som kan påverka markvattennivån och luftfuktigheten negativt på växtplatserna utgör hot. Nybildning av för arten lämpliga substrat i produktionsskogar är sannolikt mycket begränsad och på lång sikt utgör avverkningar av variationsrika och olikåldriga naturskogar med hög och jämn luftfuktighet ett allvarligt hot. Då populationen på varje lokal är liten innebär det en risk för att arten ska försvinna från en enskild lokal p.g.a. slumpfaktorer. Lokaler med mörk kådsvartspik bör undantas från skogsbruksåtgärder (SLU Artdatabanken, 2026).</w:t>
+      </w:r>
+    </w:p>
+    <w:p>
+      <w:r>
+        <w:rPr>
+          <w:b/>
+        </w:rPr>
+        <w:t>Rosenticka (NT)</w:t>
+      </w:r>
+      <w:r>
+        <w:t xml:space="preserve">, rödlistad som nära hotad, ingår i en karaktäristisk association av vedsvampar som växer på gamla, grova granlågor i urskogsartade barrskogar. Den är placerad i toppen av Skogsstyrelsens värdepyramid för bedömning av skog med höga naturvärden och indikerar ett granskogsekosystem med långvarig kontinuitet av grova lågor. Artens beroende av grova granlågor innebär att alla skogsskötselåtgärder på eller i omedelbar närhet av lokalerna utgör ett hot på lång sikt. Det är angeläget att populationerna inte ytterligare glesas ut och ett tillräckligt antal områden där arten nu finns måste sparas för framtiden. Rosenticka är typisk art för </w:t>
+      </w:r>
+      <w:r>
+        <w:rPr>
+          <w:i/>
+        </w:rPr>
+        <w:t xml:space="preserve">9010 Taiga </w:t>
+      </w:r>
+      <w:r>
+        <w:t xml:space="preserve">och </w:t>
+      </w:r>
+      <w:r>
+        <w:rPr>
+          <w:i/>
+        </w:rPr>
+        <w:t>9050 Näringsrik granskog</w:t>
+      </w:r>
+      <w:r>
+        <w:t xml:space="preserve"> (Nitare &amp; Skogsstyrelsen, 2019; SLU Artdatabanken, 2024).</w:t>
+      </w:r>
+    </w:p>
+    <w:p>
+      <w:r>
+        <w:rPr>
+          <w:b/>
+        </w:rPr>
+        <w:t>Talltagel (NT)</w:t>
+      </w:r>
+      <w:r>
+        <w:t xml:space="preserve"> är en boreal art som förekommer på tall i äldre, öppna tallskogar. Den påverkas negativt av brist på kontinuitetsskog och minskningstakten bedöms vara nära gränsvärdet för Sårbar (VU). Talltagel är typisk art för </w:t>
+      </w:r>
+      <w:r>
+        <w:rPr>
+          <w:i/>
+        </w:rPr>
+        <w:t>9010 Taiga</w:t>
+      </w:r>
+      <w:r>
+        <w:t xml:space="preserve"> (SLU Artdatabanken, 2026).</w:t>
+      </w:r>
+    </w:p>
+    <w:p>
+      <w:r>
+        <w:rPr>
+          <w:b/>
+        </w:rPr>
+        <w:t>Tibast</w:t>
+      </w:r>
+      <w:r>
+        <w:t xml:space="preserve"> är en kalkgynnad buske som växer på mullrik, frisk eller svagt fuktig mark, exempelvis i gamla kalkgranskogar, lövträdslundar, varma källpåverkade sluttningar och exklusiva biotoper kopplade till vattendrag. Förekomster i gammal skog visar på höga naturvärden och bör alltid noteras i samband med naturvärdesinventeringar. Tibast är typisk art för </w:t>
+      </w:r>
+      <w:r>
+        <w:rPr>
+          <w:i/>
+        </w:rPr>
+        <w:t>9050 Näringsrik granskog</w:t>
+      </w:r>
+      <w:r>
+        <w:t xml:space="preserve"> och värdväxt för de två fjärilsarterna större tibastmal och brun tibastmal (CR) (SLU Artdatabanken, 2024; Nitare &amp; Skogsstyrelsen, 2019).</w:t>
+      </w:r>
+    </w:p>
+    <w:p>
+      <w:r>
+        <w:rPr>
+          <w:b/>
+        </w:rPr>
+        <w:t>Ullticka (NT)</w:t>
+      </w:r>
+      <w:r>
+        <w:t xml:space="preserve"> är knuten till restbestånd av barrnaturskog och förekommer med ett tydligt optimum i orörda eller måttligt påverkade gamla granskogar där det föreligger viss kontinuitet av grov död ved. Ullticka är en bra signalart inom hela sitt utbredningsområde och i södra Sverige är den sällsynt och en god signalart för skyddsvärda granskogsmiljöer. Den hotas av avverkning och fragmentering av naturskog och äldre granskog med lång trädkontinuitet. På ullticka kan ibland ulltickeporing (VU) påträffas - det är en sällsynt ticka som nyligen delats upp i de tre olika arterna ulltickeporing </w:t>
+      </w:r>
+      <w:r>
+        <w:rPr>
+          <w:i/>
+        </w:rPr>
+        <w:t xml:space="preserve">Skeletocutis brevispora </w:t>
+      </w:r>
+      <w:r>
+        <w:t>(VU)</w:t>
+      </w:r>
+      <w:r>
+        <w:rPr>
+          <w:i/>
+        </w:rPr>
+        <w:t>, Skeletocutis delicata</w:t>
+      </w:r>
+      <w:r>
+        <w:t xml:space="preserve"> (VU)</w:t>
+      </w:r>
+      <w:r>
+        <w:rPr>
+          <w:i/>
+        </w:rPr>
+        <w:t xml:space="preserve"> och Skeletocutis exilis</w:t>
+      </w:r>
+      <w:r>
+        <w:t xml:space="preserve"> (NT). Ullticka är typisk art för </w:t>
+      </w:r>
+      <w:r>
+        <w:rPr>
+          <w:i/>
+        </w:rPr>
+        <w:t xml:space="preserve">9010 Taiga, 9050 Näringsrik granskog </w:t>
+      </w:r>
+      <w:r>
+        <w:t xml:space="preserve">och </w:t>
+      </w:r>
+      <w:r>
+        <w:rPr>
+          <w:i/>
+        </w:rPr>
+        <w:t>9030 Landhöjningsskog</w:t>
+      </w:r>
+      <w:r>
+        <w:t xml:space="preserve"> (SLU Artdatabanken, 2026; Nitare &amp; Skogsstyrelsen, 2019; Miettinen &amp; Niemelä, 2018).</w:t>
+      </w:r>
+    </w:p>
+    <w:p>
+      <w:r>
+        <w:rPr>
+          <w:b/>
+        </w:rPr>
+        <w:t xml:space="preserve">Ulltickeporing </w:t>
+      </w:r>
+      <w:r>
+        <w:rPr>
+          <w:b/>
+          <w:i/>
+        </w:rPr>
+        <w:t>Skeletocutis brevispora</w:t>
+      </w:r>
+      <w:r>
+        <w:rPr>
+          <w:b/>
+        </w:rPr>
+        <w:t xml:space="preserve"> (VU)</w:t>
+      </w:r>
+      <w:r>
+        <w:t>, rödlistad som sårbar, växer på ullticka (NT) i naturskogsartade granskogar. Avverkning av naturskogslika miljöer och av grova granar där ulltickeporing förekommer är ett direkt hot mot artens fortlevnad. Alla skogliga åtgärder som innebär att lågor och döda eller skadade träd tas bort missgynnar arten. På sikt är minskad tillgång till lämpligt substrat och krympande areal av naturskog ett hot, framförallt råder brist på grov ved som lågor i sena nedbrytningsstadier. Ytterligare fragmentering av skogslandskapet minskar artens möjligheter till spridning. Gamla granskogar som hyser arten undantas helt från skogsbruk (SLU Artdatabanken, 2024).</w:t>
+      </w:r>
+    </w:p>
+    <w:p>
+      <w:r>
+        <w:rPr>
+          <w:b/>
+        </w:rPr>
+        <w:t xml:space="preserve">Vedticka </w:t>
+      </w:r>
+      <w:r>
+        <w:t xml:space="preserve">är en bra signalart söder om den naturliga norrlandsgränsen. Den är huvudsakligen knuten till äldre barrskogar där det föreligger långvarig kontinuitet av död barrved. Vedticka är typisk art för </w:t>
+      </w:r>
+      <w:r>
+        <w:rPr>
+          <w:i/>
+        </w:rPr>
+        <w:t xml:space="preserve">9010 Taiga </w:t>
+      </w:r>
+      <w:r>
+        <w:t>(Nitare &amp; Skogsstyrelsen, 2019; SLU Artdatabanken, 2025).</w:t>
+      </w:r>
+    </w:p>
+    <w:p>
+      <w:r>
+        <w:rPr>
+          <w:b/>
+        </w:rPr>
+        <w:t xml:space="preserve">Vågbandad barkbock </w:t>
+      </w:r>
+      <w:r>
+        <w:t>är en långhorning vars larvutveckling sker under bark på nyligen döda stående barrträd, främst gran, mer undantagsvis på tall. Främst i stående träd, särskilt gamla, långsamvuxna granar med grov bark, även i grövre grenar, stubbar eller vindfällen. Arten är starkt knuten till naturskogsliknande granskogar, och gynnas av extrema torrsomrar som försvagar träden. Arten påverkas negativt av brist på kontinuitetsskog och en minskning av populationen pågår eller förväntas ske (SLU Artdatabanken, 2025).</w:t>
+      </w:r>
+    </w:p>
+    <w:p>
+      <w:r>
+        <w:rPr>
+          <w:b/>
+        </w:rPr>
+        <w:t>Åttafläckig praktbagge</w:t>
+      </w:r>
+      <w:r>
+        <w:t xml:space="preserve"> är en skalbagge vars larvutveckling sker i solexponerad död ved av tall, undantagsvis gran. Ofta i döda veddelar i levande träd, t.ex. ytliga rötter med blottad ved, även i klena stammar eller grova grenar på marken. De platta larvgångarna är packade med gnagmjöl, och det plattovala flyghålet är ungefär 5 mm i diameter. Åttafläckig praktbagge är typisk art för </w:t>
+      </w:r>
+      <w:r>
+        <w:rPr>
+          <w:i/>
+        </w:rPr>
+        <w:t xml:space="preserve">9010 Taiga </w:t>
+      </w:r>
+      <w:r>
+        <w:t>(SLU Artdatabanken, 2025).</w:t>
+      </w:r>
+    </w:p>
+    <w:p>
+      <w:pPr>
+        <w:pStyle w:val="Heading1"/>
+      </w:pPr>
+      <w:r>
+        <w:t>Typiska arter och EU:s art- och habitatdirektiv</w:t>
+      </w:r>
+    </w:p>
+    <w:p>
+      <w:r>
+        <w:t>Typiska arter används för att lokalisera områden med gynnsam bevarandestatus för de naturtyper som är listade i EU:s art- och habitatdirektiv. Ett exempel är Västlig taiga (EU-kod 9010) som saknar gynnsam bevarandestatus och minskar starkt som naturtyp i Sverige. Naturvårdsverket skriver i sin vägledning för Västlig taiga att dylika miljöer förutsätter normalt att skogarna skyddas långsiktigt, eftersom skogsbruk inte är förenligt med bevarande av naturtypen i gynnsamt tillstånd (Naturvårdsverket, 2011).</w:t>
+      </w:r>
+    </w:p>
+    <w:p>
+      <w:r>
+        <w:t>Följande typiska arter har sina livsmiljöer och växtplatser i den avverkningsanmälda skogen: garnlav (VU, T), knärot (VU, T, §8), brunpudrad nållav (NT, T), dropptaggsvamp (NT, T), rosenticka (NT, T), talltagel (NT, T), ullticka (NT, T), bronshjon (S, T), tibast (S, T), vedticka (S, T), åttafläckig praktbagge (S, T), glansfläck (T), krushättemossa (T) och tjäder (T, §4).</w:t>
+      </w:r>
+    </w:p>
+    <w:p>
+      <w:r>
+        <w:t>Enligt Sveriges Artikel 17 rapportering 2013 och 2019 till EU, har naturtypen Västlig taiga (9010) dålig bevarandestatus med negativ trend inom Sveriges boreala region. Skogsbruksåtgärder som avverkning, röjning och gallring pekas ut som några av de främst bidragande orsakerna till naturtypens dåliga status och negativa trend (SLU Artdatabanken, 2019). I EU:s uppföljning av tillståndet för naturtyperna i Skandinavien 2013 – 2018 framgår det att i den boreala regionen är tillståndet så dåligt för Västlig taiga (9010) att habitatet löper allvarlig risk att försvinna regionalt (EEA, 2022). Det allvarliga läget för den biologiska mångfalden i skogen framhålls även i Skogsstyren rapport 2026/07:</w:t>
+      </w:r>
+    </w:p>
+    <w:p>
+      <w:r>
+        <w:rPr>
+          <w:i/>
+        </w:rPr>
+        <w:t>"All avverkning av kända skogliga värdekärnor och sannolika kontinuitetsskogar behöver upphöra för att fylla bristen om 1,56 miljoner hektar bevarad livsmiljötyp. På grund av begränsade kvarvarande arealer av värdekärnor, naturskogar och kontinuitetsskogar leder fortsatt förlust av dessa till en påtaglig risk för långsiktigt negativa effekter för biologisk mångfald i skogslandskapet. Att de återstående arealerna bevaras och ges ett långsiktigt skydd bedöms därför vara av avgörande betydelse."</w:t>
+      </w:r>
+      <w:r>
+        <w:t xml:space="preserve"> (Skogsstyrelsen, 2026).</w:t>
+      </w:r>
+    </w:p>
+    <w:p>
+      <w:r>
+        <w:t>Trots detta har statusen för Västlig taiga ändrats till otillräcklig i stället för dålig i den senaste Artikel 17 rapporteringen 2025. Av Naturvårdsverkets rapport framgår det dock att de ändrade statusbedömningarna jämfört med rapporteringen 2019 inte beror på faktiska miljöförändringar. Ändringarna är av teknisk karaktär och främst en följd av resultaten från genomförda regeringsuppdrag och beslut inför rapporteringen 2025. Det är alltså politisk styrning i stället för faktiska förhållanden i naturen som ändrat på naturtypernas status i rapporteringen, vilket rimmar dåligt med såväl art- och habitatdirektivets syften och mål som med naturrestaureringsförordningen. I praktiken har dock Sveriges nya sätt att rapportera bevarandestatus till EU inte någon betydelse eftersom Naturvårdsverkets rapportering 2025 visar att Västlig taiga</w:t>
+      </w:r>
+      <w:r>
+        <w:rPr>
+          <w:b/>
+        </w:rPr>
+        <w:t xml:space="preserve"> </w:t>
+      </w:r>
+      <w:r>
+        <w:t>inte har gynnsam bevarandestatus.</w:t>
+      </w:r>
+    </w:p>
+    <w:p>
+      <w:r>
+        <w:t>Åtgärder som vidtas i enlighet med art- och habitatdirektivet ska enligt Artikel 2 syfta till att bibehålla eller återställa en gynnsam bevarandestatus hos livsmiljöer samt arter och vilda djur och växter av gemenskapsintresse. Enligt prejudikat från EU-domstolen ska en skogsbruksverksamhet utföras på ett sådant sätt som utgör ett förebyggande och hållbart skogsbruk för att betraktas som förenlig med bevarandekraven i direktivet (se EU-domstolens dom i de förenade målen C 473-19 och C 474-19).</w:t>
+      </w:r>
+    </w:p>
+    <w:p>
+      <w:r>
+        <w:t xml:space="preserve">Av artikel 1.e samma direktiv framgår att en livsmiljös bevarandestatus anses " gynnsam" när — dess naturliga utbredningsområde och de ytor den täcker inom detta område är stabila eller ökande, och — den särskilda struktur och de särskilda funktioner som är nödvändiga för att den skall kunna bibehållas på lång sikt finns, och sannolikt kommer att finnas under en överskådlig framtid, och — bevarandestatusen hos dess </w:t>
+      </w:r>
+      <w:r>
+        <w:rPr>
+          <w:b/>
+        </w:rPr>
+        <w:t>typiska arter</w:t>
+      </w:r>
+      <w:r>
+        <w:t xml:space="preserve"> är gynnsam enligt definitionen i artikel 1.i.</w:t>
+      </w:r>
+    </w:p>
+    <w:p>
+      <w:r>
+        <w:t>EU-direktiv är bindande för EU:s medlemsländer varvid det ankommer på Skogsstyrelsen som nationell tillsynsmyndighet att beakta syftet med EU:s art- och habitatdirektiv vid prövningen av en skogsbruksverksamhet, se Rådets direktiv 92/43/EEG. Se ytterligare information om EU:s livsmiljödirektiv i bilaga 2.</w:t>
+      </w:r>
+    </w:p>
+    <w:p>
+      <w:r>
+        <w:br w:type="page"/>
+      </w:r>
+    </w:p>
+    <w:p>
+      <w:pPr>
+        <w:pStyle w:val="Title"/>
+      </w:pPr>
+      <w:r>
+        <w:t>BILAGA 1 –</w:t>
+        <w:br/>
+        <w:t>Fridlysta och rödlistade arter</w:t>
+      </w:r>
+    </w:p>
+    <w:p>
+      <w:pPr>
+        <w:pStyle w:val="Heading1"/>
+      </w:pPr>
+      <w:r>
+        <w:t>Knärot – ekologi samt krav på livsmiljön</w:t>
+      </w:r>
+    </w:p>
+    <w:p>
+      <w:r>
+        <w:t xml:space="preserve">Knärot är typisk art för </w:t>
+      </w:r>
+      <w:r>
+        <w:rPr>
+          <w:i/>
+        </w:rPr>
+        <w:t xml:space="preserve">9010 Taiga </w:t>
+      </w:r>
+      <w:r>
+        <w:t>och</w:t>
+      </w:r>
+      <w:r>
+        <w:rPr>
+          <w:i/>
+        </w:rPr>
+        <w:t xml:space="preserve"> 9050 Näringsrik granskog</w:t>
+      </w:r>
+      <w:r>
+        <w:t>, fridlyst enligt 8 och 15 §§ artskyddsförordningen och klassad som sårbar (VU) enligt rödlistan 2020. Knärot är beroende av hög och jämn luftfuktighet i gamla, ostörda skogsmiljöer och är känslig för snabba förändringar av ljus-/vindförhållanden eller uttorkning. På grund av ett alltför intensivt skogsbruk har den minskat med 40 (25–50) % under de senaste 60 åren och i framtiden bedöms minskningstakten uppgå till 30 (20–40) %. Till följd av att arten har en dokumenterat högre minskningstakt i förhållande till sin generationstid än vad som tidigare varit känt (data från Riksskogstaxeringen) höjdes den till hotkategori sårbar (VU) i rödlistan 2020 (SLU Artdatabanken, 2024).</w:t>
+      </w:r>
+    </w:p>
+    <w:p>
+      <w:r>
+        <w:t>En analys av 79 floraväktarlokaler åren 1990–2015 vilka återbesökts under 2020–2024 visade på en tydlig negativ påverkan på knärotsförekomster från större hyggen i närområdet (inom 150–200 m) vilket indikerar att kanteffekter har en stor påverkan på populationerna. Resultaten bekräftar knärotens känslighet för kanteffekter och visar vikten av att skydda större skogsbestånd för att bevara arten. Om det blir höga andelar (&gt;30%) hyggen inom 200 meter från en knärotsförekomst så ökar risken för att en knärotspopulation dör ut och det verkar det behövas någonstans mellan 100 och 150 meters skyddszon för att bevara arten på lång sikt (Sebestyén &amp; Sundberg, 2025). Detta stöds även av en studie (Johansson et al, 2026) baserad på data från Riksskogstaxeringen som visar att knäroten minskat med 66 % under perioden 1993–2022 samt att det finns en stark korrelation mellan minskande arealer kontinuitetsskog och lokal utdöenderisk. Knäroten uppvisade en mycket låg koloniseringsgrad (0,7 % över 10 år) i kombination med hög lokal utrotningsrisk (75,2 %), där utrotningssannolikheten ökade kraftigt när arealen kontinuitetsskog minskade mellan undersökningar, t.ex. på grund av kalhyggesbruk (Johansson et al., 2026).</w:t>
+      </w:r>
+    </w:p>
+    <w:p>
+      <w:r>
+        <w:t xml:space="preserve">Samuel Johnsons doktorsavhandling </w:t>
+      </w:r>
+      <w:r>
+        <w:rPr>
+          <w:i/>
+        </w:rPr>
+        <w:t>“Retention Forestry as a Conservation Measure for Boreal Forest Ground Vegetation”</w:t>
+      </w:r>
+      <w:r>
+        <w:t xml:space="preserve"> (SLU, Uppsala 2014) visar att det krävs väl tilltagna skyddszoner för att knärotens växtplatser inte ska ta skada av skogsbruksåtgärder i intilliggande områden: </w:t>
+      </w:r>
+      <w:r>
+        <w:rPr>
+          <w:i/>
+        </w:rPr>
+        <w:t xml:space="preserve">“Study III shows that retention patches smaller than 0.5 ha do not lifeboat the sensitive forest herb G. repens, a species that depend on stable microclimatic conditions typical for intact forest stands.” </w:t>
+      </w:r>
+      <w:r>
+        <w:t xml:space="preserve">Vidare </w:t>
+      </w:r>
+      <w:r>
+        <w:rPr>
+          <w:i/>
+        </w:rPr>
+        <w:t>“More sensitive forest species are not lifeboated in retention patches ranging from 0.05 to 0.5 ha (Papers II &amp; III).”</w:t>
+      </w:r>
+    </w:p>
+    <w:p>
+      <w:r>
+        <w:t xml:space="preserve">Johnsons (2014) rekommendation på minst 50 meters breda skyddszoner runt knärotens växtplatser motsvarar en areal på 0,78 hektar, vilket ligger i linje med andra studier som gjorts på känsliga skogsarter: </w:t>
+      </w:r>
+      <w:r>
+        <w:rPr>
+          <w:i/>
+        </w:rPr>
+        <w:t>“In study III I also show that translocated specimens of G. repens survives well in mature forests at least 50 m from the nearest edge to an open area. Moreover, measures of temperature and humidity show that such distances from an open area is far enough to offer a microclimate that is more stable compared to what present in retention patches of around 0.1 ha. This means that the very centre of a circular patch with radius 50 m (equals a size of 0.78 ha) should offer conditions similar to interior forest and would perhaps be a suitable habitat for G. repens and similar species. Previous studies from both North America and Sweden have also concluded that patches between 0.5 and one ha are sufficient for preserving interior forest vegetation as well as sensitive lichens and bryophytes (de Graaf &amp; Roberts 2009; Halpern et al. 2012; Rudolphi et al. 2014).”</w:t>
+      </w:r>
+    </w:p>
+    <w:p>
+      <w:r>
+        <w:t>Ytterligare en studie (Koelmeijer m.fl., 2022) inkluderar knärotens skyddsbehov. I uppsatsen berörs problemet med uttorkning för växter, bl.a. för knärot, ett problem som blivit accentuerat på grund av den pågående klimatförändringen och torra somrar, t.ex. den exceptionellt torra sommaren 2018. I uppsatsen undersöks områden med tre olika avstånd från kalhyggeskant med avseende på skydd bl.a. för knärot. Det första området har avstånd upp till 20 m från hyggeskant (Strong edge effect), det andra 20–40 m från hyggeskant (Weak edge effect) och det tredje avser större avstånd från hyggeskant, där kanteffekten anses vara försumbar (Interior). Ett resultat var att man fann stor eller mycket stor uttorkningseffekt på känsliga och rödlistade skogsarter vid de kortare avstånden till hyggeskant, medan effekt av uttorkning inte konstaterades på större avstånd (Interior). För orkidén knärot fann man en rik förekomst (upp till 0,06 dm2/m2) på stort avstånd från hyggeskant (Interior), medan förekomsten var liten eller närmast försumbar i de områden som klassificerades som Weak edge effect respektive Strong edge effect. Arbetet påpekar att de allt oftare förekommande torra somrarna ger ytterligare skäl att utöka skyddsavståndet från hyggen till den fuktkrävande arten knärot (Koelmeijer m.fl., 2022).</w:t>
+      </w:r>
+    </w:p>
+    <w:p>
+      <w:r>
+        <w:t>Även Skogsstyrelsens egen vägledning för hänsyn till knärot ligger i linje med ovanstående forskningsstudier. Av vägledningen framgår det att för med hög sannolikhet kunna bevara befintliga förekomster krävs relativt stora avsättningar av uppvuxen skog med slutet och relativt tätt kronskikt. Som riktlinje kan krävas ett avstånd på 50 meter in från brynet för att vidmakthålla ett fungerande mikroklimat. Detta innebär att fristående hänsynsytor för många arter (kärlväxter, lavar och mossor) kan behöva ha en area överstigande 0,8 hektar (cirkelyta med radien 50 meter = 0,78 hektar) för att bibehålla lokalklimatet. Även ganska små förändringar i form av förändrade ljus- och fuktighetsförhållanden, till exempel till följd av gallring, kan leda till att arten försvinner till följd av konkurrens med mera ljuskrävande och snabbväxande arter (Skogsstyrelsen, 2022).</w:t>
+      </w:r>
+    </w:p>
+    <w:p>
+      <w:r>
+        <w:t>Vid tillämpning av försiktighetsprincipen enligt 2 kap. 3 § miljöbalken bör sålunda 100–150 meters skyddszon lämnas runt knärotens växtplatser.</w:t>
+      </w:r>
+    </w:p>
+    <w:p>
+      <w:pPr>
+        <w:pStyle w:val="Heading2"/>
+      </w:pPr>
+      <w:r>
+        <w:t>Referenser – knärot</w:t>
+      </w:r>
+    </w:p>
+    <w:p>
+      <w:r>
+        <w:t xml:space="preserve">de Graaf M &amp; Roberts M.R., 2009. </w:t>
+      </w:r>
+      <w:r>
+        <w:rPr>
+          <w:i/>
+        </w:rPr>
+        <w:t xml:space="preserve">Short-term response of the herbaceous layer within leave patches after harvest. </w:t>
+      </w:r>
+      <w:r>
+        <w:t>Forest Ecology and Management 257, 1014–1025.</w:t>
+      </w:r>
+    </w:p>
+    <w:p>
+      <w:r>
+        <w:t xml:space="preserve">Halpern, C. B., Halaj, J., Evans, S. A., &amp; Dovciak, M., 2012. </w:t>
+      </w:r>
+      <w:r>
+        <w:rPr>
+          <w:i/>
+        </w:rPr>
+        <w:t xml:space="preserve">Level and pattern of overstory retention interact to shape long-term responses of understories to timber harvest. </w:t>
+      </w:r>
+      <w:r>
+        <w:t>Ecological Applications, 22, 2049–2064.</w:t>
+      </w:r>
+    </w:p>
+    <w:p>
+      <w:r>
+        <w:t>Johansson, V., Jansson, M. och Bergman, K-O</w:t>
+      </w:r>
+      <w:r>
+        <w:rPr>
+          <w:i/>
+        </w:rPr>
+        <w:t>.</w:t>
+      </w:r>
+      <w:r>
+        <w:t>, 2026.</w:t>
+      </w:r>
+      <w:r>
+        <w:rPr>
+          <w:i/>
+        </w:rPr>
+        <w:t xml:space="preserve"> A 30-year population decline of a threatened forest orchid associated with old growth forests</w:t>
+      </w:r>
+      <w:r>
+        <w:t>. Department of Physics, Chemistry and Biology (IFM), Linköping University.</w:t>
+      </w:r>
+    </w:p>
+    <w:p>
+      <w:r>
+        <w:t xml:space="preserve">Johnson, S., 2014. </w:t>
+      </w:r>
+      <w:r>
+        <w:rPr>
+          <w:i/>
+        </w:rPr>
+        <w:t>Retention Forestry as a Conservation Measure for Boreal Forest Ground Vegetation</w:t>
+      </w:r>
+      <w:r>
+        <w:t>. Doktorsavhandling, SLU, Uppsala.</w:t>
+      </w:r>
+    </w:p>
+    <w:p>
+      <w:r>
+        <w:t xml:space="preserve">Koelmeijer, I. A., Ehrlén, J., Jönsson, M., De Frenne, P., Berg, P., Andersson, J., Weibull, H. &amp; Hylander, N. 2022. </w:t>
+      </w:r>
+      <w:r>
+        <w:rPr>
+          <w:i/>
+        </w:rPr>
+        <w:t xml:space="preserve">Interactive effects of drought and edge exposure on old-growth forest understory species. </w:t>
+      </w:r>
+      <w:r>
+        <w:t>Landscape Ecology, 37, sid 1839–1853.</w:t>
+      </w:r>
+    </w:p>
+    <w:p>
+      <w:r>
+        <w:t xml:space="preserve">Rudolphi, J., Jönsson, M. T., &amp; Gustafsson, L., 2014. </w:t>
+      </w:r>
+      <w:r>
+        <w:rPr>
+          <w:i/>
+        </w:rPr>
+        <w:t xml:space="preserve">Biological legacies buffer local species extinction after logging. </w:t>
+      </w:r>
+      <w:r>
+        <w:t>Journal of Applied Ecology. 51, 53–62.</w:t>
+      </w:r>
+    </w:p>
+    <w:p>
+      <w:r>
+        <w:t xml:space="preserve">Sebestyén, L. och Sundberg, S. 2025.  </w:t>
+      </w:r>
+      <w:r>
+        <w:rPr>
+          <w:i/>
+        </w:rPr>
+        <w:t>Påverkan på knärotslokaler från hyggen i närheten.</w:t>
+      </w:r>
+      <w:r>
+        <w:t xml:space="preserve"> DAPHNE 36:1 2025. Botaniska Sällskapet i Stockholm.</w:t>
+      </w:r>
+    </w:p>
+    <w:p>
+      <w:r>
+        <w:t xml:space="preserve">Skogsstyrelsen, 2022. </w:t>
+      </w:r>
+      <w:r>
+        <w:rPr>
+          <w:i/>
+        </w:rPr>
+        <w:t xml:space="preserve">Vägledning för hänsyn till knärot. </w:t>
+      </w:r>
+      <w:r>
+        <w:t>https://www.skogsstyrelsen.se/lag-och-tillsyn/artskydd/vagledningar-och-kunskapsstod-artskydd/vagledning-for-hansyn-till-knarot/.</w:t>
+      </w:r>
+    </w:p>
+    <w:p>
+      <w:r>
+        <w:t xml:space="preserve">SLU Artdatabanken, 2024. </w:t>
+      </w:r>
+      <w:r>
+        <w:rPr>
+          <w:i/>
+        </w:rPr>
+        <w:t xml:space="preserve">Artfaktablad. Naturvård – artfakta. </w:t>
+      </w:r>
+      <w:r>
+        <w:t>SLU Artdatabanken, Uppsala.</w:t>
+      </w:r>
+    </w:p>
+    <w:p>
+      <w:pPr>
+        <w:pStyle w:val="Heading1"/>
+      </w:pPr>
+      <w:r>
+        <w:t>Tjäder – ekologi samt krav på livsmiljön</w:t>
+      </w:r>
+    </w:p>
+    <w:p>
+      <w:r>
+        <w:t xml:space="preserve">Tjäder (§4) omfattas av bilaga 1 och 2 EU:s fågeldirektiv och är typisk art för </w:t>
+      </w:r>
+      <w:r>
+        <w:rPr>
+          <w:i/>
+        </w:rPr>
+        <w:t xml:space="preserve">9010 Taiga </w:t>
+      </w:r>
+      <w:r>
+        <w:t xml:space="preserve">och </w:t>
+      </w:r>
+      <w:r>
+        <w:rPr>
+          <w:i/>
+        </w:rPr>
+        <w:t>9740 Skogsbevuxen myr</w:t>
+      </w:r>
+      <w:r>
+        <w:t>. Tjädern är en utpräglad skogsfågel knuten till större sammanhängande barrskogsområden. Tupparna och hönorna utnyttjar till viss del olika miljöer, och habitatvalet varierar dessutom mellan olika delar av året. För att det ska finnas livskraftiga tjäderbestånd krävs funktionella skogslandskap med en blandning av uppvuxen, gles och luckig skog, täta sumpskogar, myrar och andra små våtmarker (Skogsstyrelsen, 2019; SLU Artdatabanken 2024).</w:t>
+      </w:r>
+    </w:p>
+    <w:p>
+      <w:r>
+        <w:t>Arten försvinner när skogen fragmenteras och den sammanlagda arealen hyggen och andra öppna områden blir för stor. Ett småskaligt och försiktigt virkesuttag genom hyggesfria metoder kan i vissa fall vara möjligt i området inom 200 m från lekcentrum. Längre ut från lekcentrum, inom 200–500 m bör den avverkade ytan inte överskrida 1 hektar för att undvika alltför stora och snabba förändringar (Skogsstyrelsen, 2019).</w:t>
+      </w:r>
+    </w:p>
+    <w:p>
+      <w:pPr>
+        <w:pStyle w:val="Heading2"/>
+      </w:pPr>
+      <w:r>
+        <w:t>Referenser – tjäder</w:t>
+      </w:r>
+    </w:p>
+    <w:p>
+      <w:r>
+        <w:t xml:space="preserve">Skogsstyrelsen, 2019. </w:t>
+      </w:r>
+      <w:r>
+        <w:rPr>
+          <w:i/>
+        </w:rPr>
+        <w:t>Vägledning för hänsyn till fåglar – tjäder.</w:t>
+      </w:r>
+    </w:p>
+    <w:p>
+      <w:r>
+        <w:t xml:space="preserve">SLU Artdatabanken, 2024. </w:t>
+      </w:r>
+      <w:r>
+        <w:rPr>
+          <w:i/>
+        </w:rPr>
+        <w:t xml:space="preserve">Artfaktablad. Naturvård – artfakta. </w:t>
+      </w:r>
+      <w:r>
+        <w:t>SLU Artdatabanken, Uppsala</w:t>
+      </w:r>
+    </w:p>
+    <w:p>
+      <w:pPr>
+        <w:pStyle w:val="Heading1"/>
+      </w:pPr>
+      <w:r>
+        <w:t>Ulltickeporing – ekologi samt krav på livsmiljön</w:t>
+      </w:r>
+    </w:p>
+    <w:p>
+      <w:r>
+        <w:t xml:space="preserve">Ulltickeporing </w:t>
+      </w:r>
+      <w:r>
+        <w:rPr>
+          <w:i/>
+        </w:rPr>
+        <w:t>Skeletocutis brevispora</w:t>
+      </w:r>
+      <w:r>
+        <w:t xml:space="preserve"> (VU), rödlistad som sårbar, växer på ullticka (NT) i naturskogsartade granskogar. Avverkning av naturskogslika miljöer och av grova granar där ulltickeporing förekommer är ett direkt hot mot artens fortlevnad Alla skogliga åtgärder som innebär att lågor och döda eller skadade träd tas bort missgynnar arten. På sikt är minskad tillgång till lämpligt substrat och krympande areal av naturskog ett hot, framförallt råder brist på grov ved som lågor i sena nedbrytningsstadier. Ytterligare fragmentering av skogslandskapet minskar artens möjligheter till spridning. Gamla granskogar som hyser arten undantas helt från skogsbruk (SLU Artdatabanken, 2026).</w:t>
+      </w:r>
+    </w:p>
+    <w:p>
+      <w:r>
+        <w:t xml:space="preserve">Ulltickeporingen har nyligen delats upp i de tre olika arterna ulltickeporing </w:t>
+      </w:r>
+      <w:r>
+        <w:rPr>
+          <w:i/>
+        </w:rPr>
+        <w:t xml:space="preserve">Skeletocutis brevispora </w:t>
+      </w:r>
+      <w:r>
+        <w:t>(VU)</w:t>
+      </w:r>
+      <w:r>
+        <w:rPr>
+          <w:i/>
+        </w:rPr>
+        <w:t>, Skeletocutis delicata</w:t>
+      </w:r>
+      <w:r>
+        <w:t xml:space="preserve"> (VU)</w:t>
+      </w:r>
+      <w:r>
+        <w:rPr>
+          <w:i/>
+        </w:rPr>
+        <w:t xml:space="preserve"> och Skeletocutis exilis</w:t>
+      </w:r>
+      <w:r>
+        <w:t xml:space="preserve"> (NT) (SLU Artdatabanken, 2026; Miettinen &amp; Niemelä, 2018).</w:t>
+      </w:r>
+    </w:p>
+    <w:p>
+      <w:pPr>
+        <w:pStyle w:val="Heading2"/>
+      </w:pPr>
+      <w:r>
+        <w:t>Referenser – ulltickeporing</w:t>
+      </w:r>
+    </w:p>
+    <w:p>
+      <w:r>
+        <w:t xml:space="preserve">Miettinen, O. &amp; Niemelä, T., 2018. </w:t>
+      </w:r>
+      <w:r>
+        <w:rPr>
+          <w:i/>
+        </w:rPr>
+        <w:t>Two new temperate polypore species of Skeletocutis (Polyporales, Basidiomycota)</w:t>
+      </w:r>
+      <w:r>
+        <w:t>. Ann. Bot. Fennici 55: 195–206.</w:t>
+      </w:r>
+    </w:p>
+    <w:p>
+      <w:r>
+        <w:t xml:space="preserve">SLU Artdatabanken, 2026. </w:t>
+      </w:r>
+      <w:r>
+        <w:rPr>
+          <w:i/>
+        </w:rPr>
+        <w:t xml:space="preserve">Artfaktablad. Naturvård – artfakta. </w:t>
+      </w:r>
+      <w:r>
+        <w:t>SLU Artdatabanken, Uppsala.</w:t>
+      </w:r>
+    </w:p>
+    <w:p>
+      <w:r>
+        <w:br w:type="page"/>
+      </w:r>
+    </w:p>
+    <w:p>
+      <w:pPr>
+        <w:pStyle w:val="Title"/>
+      </w:pPr>
+      <w:r>
+        <w:t>BILAGA 2 – EU:s art- och habitatdirektiv, fågeldirektiv och naturrestaureringsförordning</w:t>
+      </w:r>
+    </w:p>
+    <w:p>
+      <w:pPr>
+        <w:pStyle w:val="Heading2"/>
+      </w:pPr>
+      <w:r>
+        <w:t>Förenlighet med EU-direktiv</w:t>
+      </w:r>
+    </w:p>
+    <w:p>
+      <w:r>
+        <w:t>EU-direktiv är bindande för EU:s medlemsländer varvid det ankommer på Skogsstyrelsen som nationell tillsynsmyndighet att beakta syftet med EU:s art- och habitatdirektiv respektive fågeldirektiv vid prövningen av en skogsbruksverksamhet, se Rådets direktiv 92/43/EEG samt 2009/147/EG. Nationella regler som omfattas av ett EU-direktiv ska enligt fast rättspraxis tolkas i enlighet med direktivet, vilket medför en skyldighet för myndigheten att tolka bestämmelser i nationell rätt i ljuset av direktivets ordalydelse, sammanhang och de mål som eftersträvas med direktivet (se EU-domstolens dom i mål C 477/19).</w:t>
+      </w:r>
+    </w:p>
+    <w:p>
+      <w:r>
+        <w:t>EU:s medlemsstater åläggs i Artikel 3 i fågeldirektivet generella skyldigheter avseende skydd, bevarande och återställande av tillräckligt stora och varierande livsmiljöer för de fågelarter som omfattas av direktivet. Medlemsstaterna ska vidta de åtgärder som är nödvändiga för att bibehålla populationen av fågelarterna på en nivå som svarar särskilt mot ekologiska, vetenskapliga och kulturella behov, eller återupprätta populationen av dessa arter till en sådan nivå (se Europaparlamentets och rådets direktiv 2009/147/EG).</w:t>
+      </w:r>
+    </w:p>
+    <w:p>
+      <w:r>
+        <w:t>Åtgärder som vidtas i enlighet med art- och habitatdirektivet (92/43/EEG) ska enligt Artikel 2 syfta till att bibehålla eller återställa en gynnsam bevarandestatus hos livsmiljöer samt arter och vilda djur och växter av gemenskapsintresse. Enligt prejudikat från EU-domstolen ska en skogsbruksverksamhet utföras på ett sådant sätt som utgör ett förebyggande och hållbart skogsbruk för att betraktas som förenlig med bevarandekraven i direktivet (se EU-domstolens dom i de förenade målen C 473-19 och C 474-19).</w:t>
+      </w:r>
+    </w:p>
+    <w:p>
+      <w:r>
+        <w:t xml:space="preserve">Av artikel 1.e samma direktiv framgår att en livsmiljös bevarandestatus anses " gynnsam" när — dess naturliga utbredningsområde och de ytor den täcker inom detta område är stabila eller ökande, och — den särskilda struktur och de särskilda funktioner som är nödvändiga för att den skall kunna bibehållas på lång sikt finns, och sannolikt kommer att finnas under en överskådlig framtid, och — bevarandestatusen hos dess </w:t>
+      </w:r>
+      <w:r>
+        <w:rPr>
+          <w:b/>
+        </w:rPr>
+        <w:t>typiska arter</w:t>
+      </w:r>
+      <w:r>
+        <w:t xml:space="preserve"> är gynnsam enligt definitionen i artikel 1.i. Typiska arter används för att lokalisera områden med gynnsam bevarandestatus för de naturtyper som ingår i EU:s art- och habitatdirektiv.</w:t>
+      </w:r>
+    </w:p>
+    <w:p>
+      <w:r>
+        <w:t>Västlig taiga (EU-kod 9010) saknar gynnsam bevarandestatus och minskar starkt som naturtyp i Sverige. Naturvårdsverket skriver i sin vägledning för västlig taiga att dylika miljöer förutsätter normalt att skogarna skyddas långsiktigt, eftersom skogsbruk inte är förenligt med bevarande av naturtypen i gynnsamt tillstånd (Naturvårdsverket, 2011). Enligt Sveriges Artikel 17 rapportering 2013 och 2019 till EU, har naturtypen Västlig taiga (9010) dålig bevarandestatus med negativ trend inom Sveriges boreala region. Skogsbruksåtgärder som avverkning, röjning och gallring pekas ut som några av de främst bidragande orsakerna till naturtypens dåliga status och negativa trend (SLU Artdatabanken, 2019). I EU:s uppföljning av tillståndet för naturtyperna i Skandinavien 2013 – 2018 framgår det att i den boreala regionen är tillståndet så dåligt för Västlig taiga (9010) att habitatet löper allvarlig risk att försvinna regionalt (EEA, 2022). Det allvarliga läget för den biologiska mångfalden i skogen framhålls även i Skogsstyren rapport 2026/07:</w:t>
+      </w:r>
+    </w:p>
+    <w:p>
+      <w:r>
+        <w:rPr>
+          <w:i/>
+        </w:rPr>
+        <w:t>"All avverkning av kända skogliga värdekärnor och sannolika kontinuitetsskogar behöver upphöra för att fylla bristen om 1,56 miljoner hektar bevarad livsmiljötyp. På grund av begränsade kvarvarande arealer av värdekärnor, naturskogar och kontinuitetsskogar leder fortsatt förlust av dessa till en påtaglig risk för långsiktigt negativa effekter för biologisk mångfald i skogslandskapet. Att de återstående arealerna bevaras och ges ett långsiktigt skydd bedöms därför vara av avgörande betydelse."</w:t>
+      </w:r>
+      <w:r>
+        <w:t xml:space="preserve"> (Skogsstyrelsen, 2026).</w:t>
       </w:r>
     </w:p>
     <w:p>
       <w:pPr>
         <w:pStyle w:val="Caption"/>
       </w:pPr>
-    </w:p>
-    <w:p>
-      <w:r>
-        <w:rPr>
-          <w:b/>
-        </w:rPr>
-        <w:t>Tjäder (§4)</w:t>
-      </w:r>
-      <w:r>
-        <w:t xml:space="preserve"> omfattas av bilaga 1 och 2 EU:s fågeldirektiv och är typisk art för </w:t>
-      </w:r>
-      <w:r>
-        <w:rPr>
-          <w:i/>
-        </w:rPr>
-        <w:t xml:space="preserve">9010 Taiga </w:t>
-      </w:r>
-      <w:r>
-        <w:t xml:space="preserve">och </w:t>
-      </w:r>
-      <w:r>
-        <w:rPr>
-          <w:i/>
-        </w:rPr>
-        <w:t>9740 Skogsbevuxen myr</w:t>
-      </w:r>
-      <w:r>
-        <w:t>. Tjädern är en utpräglad skogsfågel knuten till större sammanhängande barrskogsområden. Tupparna och hönorna utnyttjar till viss del olika miljöer, och habitatvalet varierar dessutom mellan olika delar av året. För att det ska finnas livskraftiga tjäderbestånd krävs funktionella skogslandskap med en blandning av uppvuxen, gles och luckig skog, täta sumpskogar, myrar och andra små våtmarker. Arten försvinner när skogen fragmenteras och den sammanlagda arealen hyggen och andra öppna områden blir för stor. Ett småskaligt och försiktigt virkesuttag genom hyggesfria metoder kan i vissa fall vara möjligt i området inom 200 m från lekcentrum. Längre ut från lekcentrum, inom 200–500 m bör den avverkade ytan inte överskrida 1 hektar för att undvika alltför stora och snabba förändringar (Skogsstyrelsen, 2019; SLU Artdatabanken, 2024).</w:t>
-      </w:r>
-    </w:p>
-    <w:p>
-      <w:r>
-        <w:t>I BILAGA 1 finns mer detaljerad information om ekologi samt krav på livsmiljö hos fridlysta arter.</w:t>
-      </w:r>
-    </w:p>
-    <w:p>
-      <w:r>
-        <w:br w:type="page"/>
+      <w:r>
+        <w:drawing>
+          <wp:inline xmlns:a="http://schemas.openxmlformats.org/drawingml/2006/main" xmlns:pic="http://schemas.openxmlformats.org/drawingml/2006/picture">
+            <wp:extent cx="5486400" cy="2905862"/>
+            <wp:docPr id="3" name="Picture 3"/>
+            <wp:cNvGraphicFramePr>
+              <a:graphicFrameLocks noChangeAspect="1"/>
+            </wp:cNvGraphicFramePr>
+            <a:graphic>
+              <a:graphicData uri="http://schemas.openxmlformats.org/drawingml/2006/picture">
+                <pic:pic>
+                  <pic:nvPicPr>
+                    <pic:cNvPr id="0" name="uppföljning av västlig taiga.jpeg"/>
+                    <pic:cNvPicPr/>
+                  </pic:nvPicPr>
+                  <pic:blipFill>
+                    <a:blip r:embed="rId18"/>
+                    <a:stretch>
+                      <a:fillRect/>
+                    </a:stretch>
+                  </pic:blipFill>
+                  <pic:spPr>
+                    <a:xfrm>
+                      <a:off x="0" y="0"/>
+                      <a:ext cx="5486400" cy="2905862"/>
+                    </a:xfrm>
+                    <a:prstGeom prst="rect"/>
+                  </pic:spPr>
+                </pic:pic>
+              </a:graphicData>
+            </a:graphic>
+          </wp:inline>
+        </w:drawing>
       </w:r>
     </w:p>
     <w:p>
       <w:pPr>
-        <w:pStyle w:val="Title"/>
+        <w:pStyle w:val="Caption"/>
       </w:pPr>
       <w:r>
-        <w:t>BILAGA 1 –</w:t>
-        <w:br/>
-        <w:t>Fridlysta och rödlistade arter</w:t>
+        <w:t>EU:s uppföljning av tillståndet för naturtypen Västlig taiga 9010 i Skandinavien 2013 - 2018. Av kartan framgår det att i den boreala regionen är tillståndet så dåligt (röd färg) att habitatet löper allvarlig risk att försvinna regionalt. Källa: European Environment Agency. https:// eunis.eea.europoa.eu/habitats/10176.</w:t>
       </w:r>
     </w:p>
     <w:p>
-      <w:pPr>
-        <w:pStyle w:val="Heading1"/>
-      </w:pPr>
-      <w:r>
-        <w:t>Knärot – ekologi samt krav på livsmiljön</w:t>
-      </w:r>
-    </w:p>
-    <w:p>
-      <w:r>
-        <w:t xml:space="preserve">Knärot är typisk art för </w:t>
-      </w:r>
-      <w:r>
-        <w:rPr>
-          <w:i/>
-        </w:rPr>
-        <w:t xml:space="preserve">9010 Taiga </w:t>
-      </w:r>
-      <w:r>
-        <w:t>och</w:t>
-      </w:r>
-      <w:r>
-        <w:rPr>
-          <w:i/>
-        </w:rPr>
-        <w:t xml:space="preserve"> 9050 Näringsrik granskog</w:t>
-      </w:r>
-      <w:r>
-        <w:t>, fridlyst enligt 8 och 15 §§ artskyddsförordningen och klassad som sårbar (VU) enligt rödlistan 2020. Knärot är beroende av hög och jämn luftfuktighet i gamla, ostörda skogsmiljöer och är känslig för snabba förändringar av ljus-/vindförhållanden eller uttorkning. På grund av ett alltför intensivt skogsbruk har den minskat med 40 (25–50) % under de senaste 60 åren och i framtiden bedöms minskningstakten uppgå till 30 (20–40) %. Till följd av att arten har en dokumenterat högre minskningstakt i förhållande till sin generationstid än vad som tidigare varit känt (data från Riksskogstaxeringen) höjdes den till hotkategori sårbar (VU) i rödlistan 2020 (SLU Artdatabanken, 2024).</w:t>
-      </w:r>
-    </w:p>
-    <w:p>
-      <w:r>
-        <w:t>En analys av 79 floraväktarlokaler åren 1990–2015 vilka återbesökts under 2020–2024 visade på en tydlig negativ påverkan på knärotsförekomster från större hyggen i närområdet (inom 150–200 m) vilket indikerar att kanteffekter har en stor påverkan på populationerna. Resultaten bekräftar knärotens känslighet för kanteffekter och visar vikten av att skydda större skogsbestånd för att bevara arten. Om det blir höga andelar (&gt;30%) hyggen inom 200 meter från en knärotsförekomst så ökar risken för att en knärotspopulation dör ut och det verkar det behövas någonstans mellan 100 och 150 meters skyddszon för att bevara arten på lång sikt (Sebestyén &amp; Sundberg, 2025).</w:t>
-      </w:r>
-    </w:p>
-    <w:p>
-      <w:r>
-        <w:t xml:space="preserve">Samuel Johnsons doktorsavhandling </w:t>
-      </w:r>
-      <w:r>
-        <w:rPr>
-          <w:i/>
-        </w:rPr>
-        <w:t>“Retention Forestry as a Conservation Measure for Boreal Forest Ground Vegetation”</w:t>
-      </w:r>
-      <w:r>
-        <w:t xml:space="preserve"> (SLU, Uppsala 2014) visar att det krävs väl tilltagna skyddszoner för att knärotens växtplatser inte ska ta skada av skogsbruksåtgärder i intilliggande områden: </w:t>
-      </w:r>
-      <w:r>
-        <w:rPr>
-          <w:i/>
-        </w:rPr>
-        <w:t xml:space="preserve">“Study III shows that retention patches smaller than 0.5 ha do not lifeboat the sensitive forest herb G. repens, a species that depend on stable microclimatic conditions typical for intact forest stands.” </w:t>
-      </w:r>
-      <w:r>
-        <w:t xml:space="preserve">Vidare </w:t>
-      </w:r>
-      <w:r>
-        <w:rPr>
-          <w:i/>
-        </w:rPr>
-        <w:t>“More sensitive forest species are not lifeboated in retention patches ranging from 0.05 to 0.5 ha (Papers II &amp; III).”</w:t>
-      </w:r>
-    </w:p>
-    <w:p>
-      <w:r>
-        <w:t xml:space="preserve">Johnsons (2014) rekommendation på minst 50 meters breda skyddszoner runt knärotens växtplatser motsvarar en areal på 0,78 hektar, vilket ligger i linje med andra studier som gjorts på känsliga skogsarter: </w:t>
-      </w:r>
-      <w:r>
-        <w:rPr>
-          <w:i/>
-        </w:rPr>
-        <w:t>“In study III I also show that translocated specimens of G. repens survives well in mature forests at least 50 m from the nearest edge to an open area. Moreover, measures of temperature and humidity show that such distances from an open area is far enough to offer a microclimate that is more stable compared to what present in retention patches of around 0.1 ha. This means that the very centre of a circular patch with radius 50 m (equals a size of 0.78 ha) should offer conditions similar to interior forest and would perhaps be a suitable habitat for G. repens and similar species. Previous studies from both North America and Sweden have also concluded that patches between 0.5 and one ha are sufficient for preserving interior forest vegetation as well as sensitive lichens and bryophytes (de Graaf &amp; Roberts 2009; Halpern et al. 2012; Rudolphi et al. 2014).”</w:t>
-      </w:r>
-    </w:p>
-    <w:p>
-      <w:r>
-        <w:t>En nyligen publicerad vetenskaplig uppsats av Koelmeijer m.fl. (2022) inkluderar orkidén knärots skyddsbehov. I uppsatsen berörs problemet med uttorkning för växter, bl.a. för knärot, ett problem som blivit accentuerat på grund av den pågående klimatförändringen och torra somrar, t.ex. den exceptionellt torra sommaren 2018. I uppsatsen undersöks områden med tre olika avstånd från kalhyggeskant med avseende på skydd bl.a. för knärot. Det första området har avstånd upp till 20 m från hyggeskant (Strong edge effect), det andra 20–40 m från hyggeskant (Weak edge effect) och det tredje avser större avstånd från hyggeskant, där kanteffekten anses vara försumbar (Interior). Ett resultat var att man fann stor eller mycket stor uttorkningseffekt på känsliga och rödlistade skogsarter vid de kortare avstånden till hyggeskant, medan effekt av uttorkning inte konstaterades på större avstånd (Interior). För orkidén knärot fann man en rik förekomst (upp till 0,06 dm2/m2) på stort avstånd från hyggeskant (Interior), medan förekomsten var liten eller närmast försumbar i de områden som klassificerades som Weak edge effect respektive Strong edge effect. Arbetet påpekar att de allt oftare förekommande torra somrarna ger ytterligare skäl att utöka skyddsavståndet från hyggen till den fuktkrävande arten knärot (Koelmeijer m.fl., 2022).</w:t>
-      </w:r>
-    </w:p>
-    <w:p>
-      <w:r>
-        <w:t>Även Skogsstyrelsens egen vägledning för hänsyn till knärot ligger i linje med ovanstående forskningsstudier. Av vägledningen framgår det att för med hög sannolikhet kunna bevara befintliga förekomster krävs relativt stora avsättningar av uppvuxen skog med slutet och relativt tätt kronskikt. Som riktlinje kan krävas ett avstånd på 50 meter in från brynet för att vidmakthålla ett fungerande mikroklimat. Detta innebär att fristående hänsynsytor för många arter (kärlväxter, lavar och mossor) kan behöva ha en area överstigande 0,8 hektar (cirkelyta med radien 50 meter = 0,78 hektar) för att bibehålla lokalklimatet. Även ganska små förändringar i form av förändrade ljus- och fuktighetsförhållanden, till exempel till följd av gallring, kan leda till att arten försvinner till följd av konkurrens med mera ljuskrävande och snabbväxande arter (Skogsstyrelsen, 2022).</w:t>
-      </w:r>
-    </w:p>
-    <w:p>
-      <w:r>
-        <w:t>Vid tillämpning av försiktighetsprincipen enligt 2 kap. 3 § miljöbalken bör sålunda 100–150 meters skyddszon lämnas runt knärotens växtplatser.</w:t>
+      <w:r>
+        <w:t>Trots det allvarliga läget har statusen för Västlig taiga ändrats till otillräcklig i stället för dålig i den senaste Artikel 17 rapporteringen 2025. Av Naturvårdsverkets rapport framgår det dock att de ändrade statusbedömningarna jämfört med rapporteringen 2019 inte beror på faktiska miljöförändringar. Ändringarna är av teknisk karaktär och främst en följd av resultaten från genomförda regeringsuppdrag och beslut inför rapporteringen 2025. Det är alltså politisk styrning i stället för faktiska förhållanden i naturen som ändrat på naturtypernas status i rapporteringen, vilket rimmar dåligt med såväl art- och habitatdirektivets syften och mål som med naturrestaureringsförordningen. I praktiken har dock Sveriges nya sätt att rapportera bevarandestatus till EU inte någon betydelse eftersom Naturvårdsverkets rapportering 2025 visar att Västlig taiga inte har gynnsam bevarandestatus.</w:t>
       </w:r>
     </w:p>
     <w:p>
@@ -608,278 +1251,129 @@
         <w:pStyle w:val="Heading2"/>
       </w:pPr>
       <w:r>
-        <w:t>Referenser – knärot</w:t>
+        <w:t>EU:s naturrestaureringsförordning</w:t>
       </w:r>
     </w:p>
     <w:p>
       <w:r>
-        <w:t xml:space="preserve">de Graaf M &amp; Roberts M.R., 2009. </w:t>
+        <w:t>Enligt EU:s naturrestaureringsförordning (EU 2024/1991) ska minst 20 % av landområden och minst 20 % av havsarealen vara restaurerad senast 2030, samt alla ekosystem som är i behov av restaurering senast 2050. Det framgår också av förordningen att det är viktigt att livsmiljötyperna inte försämras innan eller efter att restaureringar genomförts, se exempelvis punkt 37 förordningen.</w:t>
+      </w:r>
+    </w:p>
+    <w:p>
+      <w:r>
+        <w:t>”</w:t>
       </w:r>
       <w:r>
         <w:rPr>
           <w:i/>
         </w:rPr>
-        <w:t xml:space="preserve">Short-term response of the herbaceous layer within leave patches after harvest. </w:t>
-      </w:r>
-      <w:r>
-        <w:t>Forest Ecology and Management 257, 1014–1025</w:t>
+        <w:t>Det är viktigt att medlemsstaterna vidtar åtgärder som syftar till att säkerställa att tillståndet för områden som täcks av livsmiljötyper som omfattas av denna förordning och som omfattas av restaureringsåtgärder uppvisar en kontinuerlig förbättring till dess att de uppnår ett gott tillstånd, och att medlemsstaterna vidtar åtgärder som syftar till att säkerställa att dessa livsmiljötyper, när de har uppnått ett gott tillstånd, inte försämras avsevärt, så att det långsiktiga bibehållandet eller uppnåendet av gott tillstånd inte äventyras. (..) Det är också viktigt att medlemsstaterna anstränger sig för att förhindra avsevärd försämring av områden som täcks av sådana livsmiljötyper som antingen redan är i gott skick eller som inte är i gott skick men ännu inte omfattas av restaureringsåtgärder.”</w:t>
       </w:r>
     </w:p>
     <w:p>
       <w:r>
-        <w:t xml:space="preserve">Halpern, C. B., Halaj, J., Evans, S. A., &amp; Dovciak, M., 2012. </w:t>
-      </w:r>
+        <w:rPr>
+          <w:b/>
+          <w:i/>
+        </w:rPr>
+        <w:t>Artikel 4(12):</w:t>
+      </w:r>
+    </w:p>
+    <w:p>
       <w:r>
         <w:rPr>
           <w:i/>
         </w:rPr>
-        <w:t xml:space="preserve">Level and pattern of overstory retention interact to shape long-term responses of understories to timber harvest. </w:t>
-      </w:r>
-      <w:r>
-        <w:t>Ecological Applications, 22, 2049–2064</w:t>
+        <w:t>Utan att det påverkar tillämpningen av direktiv 92/43/EEG ska medlemsstaterna, senast den dag då deras nationella restaureringsplaner offentliggörs i enlighet med artikel 17.6 i denna förordning, eftersträva att genomföra de åtgärder som krävs för att förhindra avsevärd försämring av områden där de livsmiljötyper som förtecknas i bilaga I till denna förordning förekommer och som är i gott tillstånd eller som krävs för att uppnå de restaureringsmål som anges i punkt 17 i den här artikeln.</w:t>
       </w:r>
     </w:p>
     <w:p>
       <w:r>
-        <w:t xml:space="preserve">Johnson, S., 2014. </w:t>
-      </w:r>
+        <w:rPr>
+          <w:b/>
+          <w:i/>
+        </w:rPr>
+        <w:t>Artikel 4 (17).   Medlemsstaterna ska säkerställa</w:t>
+      </w:r>
+    </w:p>
+    <w:p>
       <w:r>
         <w:rPr>
           <w:i/>
         </w:rPr>
-        <w:t>Retention Forestry as a Conservation Measure for Boreal Forest Ground Vegetation</w:t>
-      </w:r>
-      <w:r>
-        <w:t>. Doktorsavhandling, SLU, Uppsala</w:t>
+        <w:t>a) en ökning av arealen i gott tillstånd för de livsmiljötyper som förtecknas i bilaga I till dess att minst 90 % är i gott tillstånd och till dess att den gynnsamma referensarealen för varje livsmiljötyp i varje biogeografisk region inom den berörda medlemsstaten har uppnåtts.</w:t>
       </w:r>
     </w:p>
     <w:p>
       <w:r>
-        <w:t xml:space="preserve">Koelmeijer, I. A., Ehrlén, J., Jönsson, M., De Frenne, P., Berg, P., Andersson, J., Weibull, H. &amp; Hylander, N. 2022. </w:t>
+        <w:t>Referenser</w:t>
+      </w:r>
+    </w:p>
+    <w:p>
+      <w:r>
+        <w:t xml:space="preserve">EEA European Environment Agency, 2022. </w:t>
       </w:r>
       <w:r>
         <w:rPr>
           <w:i/>
         </w:rPr>
-        <w:t xml:space="preserve">Interactive effects of drought and edge exposure on old-growth forest understory species. </w:t>
-      </w:r>
-      <w:r>
-        <w:t>Landscape Ecology, 37, sid 1839–1853</w:t>
+        <w:t xml:space="preserve">Western taiga – Conservation status 2013-2018. </w:t>
+      </w:r>
+      <w:r>
+        <w:t>https:// eunis.eea.europoa.eu/habitats/10176.</w:t>
       </w:r>
     </w:p>
     <w:p>
       <w:r>
-        <w:t xml:space="preserve">Rudolphi, J., Jönsson, M. T., &amp; Gustafsson, L., 2014. </w:t>
+        <w:t>EU-domstolens dom av den 2 juli 2020 i målet C 477/19 (Europeisk hamster) p. 23.</w:t>
+      </w:r>
+    </w:p>
+    <w:p>
+      <w:r>
+        <w:t>EU-domstolens dom av den 4 mars 2021 i de förenade målen C 473-19 och C 474-19 (Skydda skogen) p. 70 och 76.</w:t>
+      </w:r>
+    </w:p>
+    <w:p>
+      <w:r>
+        <w:t>Europaparlamentets och rådets direktiv 2009/147/EG av den 30 november 2009 om bevarande av vilda fåglar.</w:t>
+      </w:r>
+    </w:p>
+    <w:p>
+      <w:r>
+        <w:t>EUROPAPARLAMENTETS OCH RÅDETS FÖRORDNING (EU) 2024/1991 av den 24 juni 2024 om restaurering av natur och om ändring av förordning (EU) 2022/869.</w:t>
+      </w:r>
+    </w:p>
+    <w:p>
+      <w:r>
+        <w:t>Rådets direktiv 92/43/EEG av den 21 mj 1992 om bevarande av livsmiljöer samt vilda djur och växter.</w:t>
+      </w:r>
+    </w:p>
+    <w:p>
+      <w:r>
+        <w:t xml:space="preserve">Skogsstyrelsen, 2026. </w:t>
       </w:r>
       <w:r>
         <w:rPr>
           <w:i/>
         </w:rPr>
-        <w:t xml:space="preserve">Biological legacies buffer local species extinction after logging. </w:t>
-      </w:r>
-      <w:r>
-        <w:t>Journal of Applied Ecology. 51, 53–62.</w:t>
+        <w:t>Biologisk mångfald i skogen.</w:t>
+      </w:r>
+      <w:r>
+        <w:t xml:space="preserve"> Rapport 2026/07.</w:t>
       </w:r>
     </w:p>
     <w:p>
       <w:r>
-        <w:t xml:space="preserve">Sebestyén, L. och Sundberg, S. 2025.  </w:t>
+        <w:t xml:space="preserve">SLU Artdatabanken, 2019. </w:t>
       </w:r>
       <w:r>
         <w:rPr>
           <w:i/>
         </w:rPr>
-        <w:t>Påverkan på knärotslokaler från hyggen i närheten.</w:t>
-      </w:r>
-      <w:r>
-        <w:t xml:space="preserve"> DAPHNE 36:1 2025. Botaniska Sällskapet i Stockholm</w:t>
-      </w:r>
-    </w:p>
-    <w:p>
-      <w:r>
-        <w:t xml:space="preserve">Skogsstyrelsen, 2022. </w:t>
-      </w:r>
-      <w:r>
-        <w:rPr>
-          <w:i/>
-        </w:rPr>
-        <w:t xml:space="preserve">Vägledning för hänsyn till knärot. </w:t>
-      </w:r>
-      <w:r>
-        <w:t>https://www.skogsstyrelsen.se/lag-och-tillsyn/artskydd/vagledningar-och-kunskapsstod-artskydd/vagledning-for-hansyn-till-knarot/</w:t>
-      </w:r>
-    </w:p>
-    <w:p>
-      <w:r>
-        <w:t xml:space="preserve">SLU Artdatabanken, 2024. </w:t>
-      </w:r>
-      <w:r>
-        <w:rPr>
-          <w:i/>
-        </w:rPr>
-        <w:t xml:space="preserve">Artfaktablad. Naturvård – artfakta. </w:t>
-      </w:r>
-      <w:r>
-        <w:t>SLU Artdatabanken, Uppsala</w:t>
-      </w:r>
-    </w:p>
-    <w:p>
-      <w:pPr>
-        <w:pStyle w:val="Heading1"/>
-      </w:pPr>
-      <w:r>
-        <w:t>Tjäder – ekologi samt krav på livsmiljön</w:t>
-      </w:r>
-    </w:p>
-    <w:p>
-      <w:r>
-        <w:t xml:space="preserve">Tjäder (§4) omfattas av bilaga 1 och 2 EU:s fågeldirektiv och är typisk art för </w:t>
-      </w:r>
-      <w:r>
-        <w:rPr>
-          <w:i/>
-        </w:rPr>
-        <w:t xml:space="preserve">9010 Taiga </w:t>
-      </w:r>
-      <w:r>
-        <w:t xml:space="preserve">och </w:t>
-      </w:r>
-      <w:r>
-        <w:rPr>
-          <w:i/>
-        </w:rPr>
-        <w:t>9740 Skogsbevuxen myr</w:t>
-      </w:r>
-      <w:r>
-        <w:t>. Tjädern är en utpräglad skogsfågel knuten till större sammanhängande barrskogsområden. Tupparna och hönorna utnyttjar till viss del olika miljöer, och habitatvalet varierar dessutom mellan olika delar av året. För att det ska finnas livskraftiga tjäderbestånd krävs funktionella skogslandskap med en blandning av uppvuxen, gles och luckig skog, täta sumpskogar, myrar och andra små våtmarker (Skogsstyrelsen, 2019; SLU Artdatabanken 2024).</w:t>
-      </w:r>
-    </w:p>
-    <w:p>
-      <w:r>
-        <w:t>Arten försvinner när skogen fragmenteras och den sammanlagda arealen hyggen och andra öppna områden blir för stor. Ett småskaligt och försiktigt virkesuttag genom hyggesfria metoder kan i vissa fall vara möjligt i området inom 200 m från lekcentrum. Längre ut från lekcentrum, inom 200–500 m bör den avverkade ytan inte överskrida 1 hektar för att undvika alltför stora och snabba förändringar (Skogsstyrelsen, 2019).</w:t>
-      </w:r>
-    </w:p>
-    <w:p>
-      <w:pPr>
-        <w:pStyle w:val="Heading2"/>
-      </w:pPr>
-      <w:r>
-        <w:t>Referenser – tjäder</w:t>
-      </w:r>
-    </w:p>
-    <w:p>
-      <w:r>
-        <w:t xml:space="preserve">Skogsstyrelsen, 2019. </w:t>
-      </w:r>
-      <w:r>
-        <w:rPr>
-          <w:i/>
-        </w:rPr>
-        <w:t>Vägledning för hänsyn till fåglar – tjäder.</w:t>
-      </w:r>
-    </w:p>
-    <w:p>
-      <w:r>
-        <w:t xml:space="preserve">SLU Artdatabanken, 2024. </w:t>
-      </w:r>
-      <w:r>
-        <w:rPr>
-          <w:i/>
-        </w:rPr>
-        <w:t xml:space="preserve">Artfaktablad. Naturvård – artfakta. </w:t>
-      </w:r>
-      <w:r>
-        <w:t>SLU Artdatabanken, Uppsala</w:t>
-      </w:r>
-    </w:p>
-    <w:p>
-      <w:pPr>
-        <w:pStyle w:val="Heading1"/>
-      </w:pPr>
-      <w:r>
-        <w:t>Ulltickeporing – ekologi samt krav på livsmiljön</w:t>
-      </w:r>
-    </w:p>
-    <w:p>
-      <w:r>
-        <w:t xml:space="preserve">Ulltickeporing </w:t>
-      </w:r>
-      <w:r>
-        <w:rPr>
-          <w:i/>
-        </w:rPr>
-        <w:t>Skeletocutis brevispora</w:t>
-      </w:r>
-      <w:r>
-        <w:t xml:space="preserve"> (VU), rödlistad som sårbar, växer på ullticka (NT) i naturskogsartade granskogar. Avverkning av naturskogslika miljöer och av grova granar där ulltickeporing förekommer är ett direkt hot mot artens fortlevnad Alla skogliga åtgärder som innebär att lågor och döda eller skadade träd tas bort missgynnar arten. På sikt är minskad tillgång till lämpligt substrat och krympande areal av naturskog ett hot, framförallt råder brist på grov ved som lågor i sena nedbrytningsstadier. Ytterligare fragmentering av skogslandskapet minskar artens möjligheter till spridning. Gamla granskogar som hyser arten undantas helt från skogsbruk (SLU Artdatabanken, 2026).</w:t>
-      </w:r>
-    </w:p>
-    <w:p>
-      <w:r>
-        <w:t xml:space="preserve">Ulltickeporingen har nyligen delats upp i de tre olika arterna ulltickeporing </w:t>
-      </w:r>
-      <w:r>
-        <w:rPr>
-          <w:i/>
-        </w:rPr>
-        <w:t xml:space="preserve">Skeletocutis brevispora </w:t>
-      </w:r>
-      <w:r>
-        <w:t>(VU)</w:t>
-      </w:r>
-      <w:r>
-        <w:rPr>
-          <w:i/>
-        </w:rPr>
-        <w:t>, Skeletocutis delicata</w:t>
-      </w:r>
-      <w:r>
-        <w:t xml:space="preserve"> (VU)</w:t>
-      </w:r>
-      <w:r>
-        <w:rPr>
-          <w:i/>
-        </w:rPr>
-        <w:t xml:space="preserve"> och Skeletocutis exilis</w:t>
-      </w:r>
-      <w:r>
-        <w:t xml:space="preserve"> (NT) (SLU Artdatabanken, 2026; Miettinen &amp; Niemelä, 2018).</w:t>
-      </w:r>
-    </w:p>
-    <w:p>
-      <w:pPr>
-        <w:pStyle w:val="Heading2"/>
-      </w:pPr>
-      <w:r>
-        <w:t>Referenser – ulltickeporing</w:t>
-      </w:r>
-    </w:p>
-    <w:p>
-      <w:r>
-        <w:t xml:space="preserve">Miettinen, O. &amp; Niemelä, T., 2018. </w:t>
-      </w:r>
-      <w:r>
-        <w:rPr>
-          <w:i/>
-        </w:rPr>
-        <w:t>Two new temperate polypore species of Skeletocutis (Polyporales, Basidiomycota)</w:t>
-      </w:r>
-      <w:r>
-        <w:t>. Ann. Bot. Fennici 55: 195–206.</w:t>
-      </w:r>
-    </w:p>
-    <w:p>
-      <w:r>
-        <w:t xml:space="preserve">SLU Artdatabanken, 2026. </w:t>
-      </w:r>
-      <w:r>
-        <w:rPr>
-          <w:i/>
-        </w:rPr>
-        <w:t xml:space="preserve">Artfaktablad. Naturvård – artfakta. </w:t>
-      </w:r>
-      <w:r>
-        <w:t>SLU Artdatabanken, Uppsala.</w:t>
+        <w:t>Sveriges arter och naturtyper i EU:s art- och habitatdirektiv.</w:t>
+      </w:r>
+      <w:r>
+        <w:t xml:space="preserve"> Resultat från rapportering 2019 till EU av bevarandestatus 2013-2018.</w:t>
       </w:r>
     </w:p>
     <w:sectPr>
@@ -900,7 +1394,7 @@
 </file>
 
 <file path=word/endnotes.xml><?xml version="1.0" encoding="utf-8"?>
-<w:endnotes xmlns:wpc="http://schemas.microsoft.com/office/word/2010/wordprocessingCanvas" xmlns:cx="http://schemas.microsoft.com/office/drawing/2014/chartex" xmlns:cx1="http://schemas.microsoft.com/office/drawing/2015/9/8/chartex" xmlns:cx2="http://schemas.microsoft.com/office/drawing/2015/10/21/chartex" xmlns:cx3="http://schemas.microsoft.com/office/drawing/2016/5/9/chartex" xmlns:cx4="http://schemas.microsoft.com/office/drawing/2016/5/10/chartex" xmlns:cx5="http://schemas.microsoft.com/office/drawing/2016/5/11/chartex" xmlns:cx6="http://schemas.microsoft.com/office/drawing/2016/5/12/chartex" xmlns:cx7="http://schemas.microsoft.com/office/drawing/2016/5/13/chartex" xmlns:cx8="http://schemas.microsoft.com/office/drawing/2016/5/14/chartex" xmlns:mc="http://schemas.openxmlformats.org/markup-compatibility/2006" xmlns:aink="http://schemas.microsoft.com/office/drawing/2016/ink" xmlns:am3d="http://schemas.microsoft.com/office/drawing/2017/model3d" xmlns:o="urn:schemas-microsoft-com:office:office" xmlns:oel="http://schemas.microsoft.com/office/2019/extlst" xmlns:r="http://schemas.openxmlformats.org/officeDocument/2006/relationships" xmlns:m="http://schemas.openxmlformats.org/officeDocument/2006/math" xmlns:v="urn:schemas-microsoft-com:vml" xmlns:wp14="http://schemas.microsoft.com/office/word/2010/wordprocessingDrawing" xmlns:wp="http://schemas.openxmlformats.org/drawingml/2006/wordprocessingDrawing" xmlns:w10="urn:schemas-microsoft-com:office:word" xmlns:w="http://schemas.openxmlformats.org/wordprocessingml/2006/main" xmlns:w14="http://schemas.microsoft.com/office/word/2010/wordml" xmlns:w15="http://schemas.microsoft.com/office/word/2012/wordml" xmlns:w16cex="http://schemas.microsoft.com/office/word/2018/wordml/cex" xmlns:w16cid="http://schemas.microsoft.com/office/word/2016/wordml/cid" xmlns:w16="http://schemas.microsoft.com/office/word/2018/wordml" xmlns:w16sdtdh="http://schemas.microsoft.com/office/word/2020/wordml/sdtdatahash" xmlns:w16se="http://schemas.microsoft.com/office/word/2015/wordml/symex" xmlns:wpg="http://schemas.microsoft.com/office/word/2010/wordprocessingGroup" xmlns:wpi="http://schemas.microsoft.com/office/word/2010/wordprocessingInk" xmlns:wne="http://schemas.microsoft.com/office/word/2006/wordml" xmlns:wps="http://schemas.microsoft.com/office/word/2010/wordprocessingShape" mc:Ignorable="w14 w15 w16se w16cid w16 w16cex w16sdtdh wp14">
+<w:endnotes xmlns:wpc="http://schemas.microsoft.com/office/word/2010/wordprocessingCanvas" xmlns:cx="http://schemas.microsoft.com/office/drawing/2014/chartex" xmlns:cx1="http://schemas.microsoft.com/office/drawing/2015/9/8/chartex" xmlns:cx2="http://schemas.microsoft.com/office/drawing/2015/10/21/chartex" xmlns:cx3="http://schemas.microsoft.com/office/drawing/2016/5/9/chartex" xmlns:cx4="http://schemas.microsoft.com/office/drawing/2016/5/10/chartex" xmlns:cx5="http://schemas.microsoft.com/office/drawing/2016/5/11/chartex" xmlns:cx6="http://schemas.microsoft.com/office/drawing/2016/5/12/chartex" xmlns:cx7="http://schemas.microsoft.com/office/drawing/2016/5/13/chartex" xmlns:cx8="http://schemas.microsoft.com/office/drawing/2016/5/14/chartex" xmlns:mc="http://schemas.openxmlformats.org/markup-compatibility/2006" xmlns:aink="http://schemas.microsoft.com/office/drawing/2016/ink" xmlns:am3d="http://schemas.microsoft.com/office/drawing/2017/model3d" xmlns:o="urn:schemas-microsoft-com:office:office" xmlns:oel="http://schemas.microsoft.com/office/2019/extlst" xmlns:r="http://schemas.openxmlformats.org/officeDocument/2006/relationships" xmlns:m="http://schemas.openxmlformats.org/officeDocument/2006/math" xmlns:v="urn:schemas-microsoft-com:vml" xmlns:wp14="http://schemas.microsoft.com/office/word/2010/wordprocessingDrawing" xmlns:wp="http://schemas.openxmlformats.org/drawingml/2006/wordprocessingDrawing" xmlns:w10="urn:schemas-microsoft-com:office:word" xmlns:w="http://schemas.openxmlformats.org/wordprocessingml/2006/main" xmlns:w14="http://schemas.microsoft.com/office/word/2010/wordml" xmlns:w15="http://schemas.microsoft.com/office/word/2012/wordml" xmlns:w16cex="http://schemas.microsoft.com/office/word/2018/wordml/cex" xmlns:w16cid="http://schemas.microsoft.com/office/word/2016/wordml/cid" xmlns:w16="http://schemas.microsoft.com/office/word/2018/wordml" xmlns:w16du="http://schemas.microsoft.com/office/word/2023/wordml/word16du" xmlns:w16sdtdh="http://schemas.microsoft.com/office/word/2020/wordml/sdtdatahash" xmlns:w16sdtfl="http://schemas.microsoft.com/office/word/2024/wordml/sdtformatlock" xmlns:w16se="http://schemas.microsoft.com/office/word/2015/wordml/symex" xmlns:wpg="http://schemas.microsoft.com/office/word/2010/wordprocessingGroup" xmlns:wpi="http://schemas.microsoft.com/office/word/2010/wordprocessingInk" xmlns:wne="http://schemas.microsoft.com/office/word/2006/wordml" xmlns:wps="http://schemas.microsoft.com/office/word/2010/wordprocessingShape" mc:Ignorable="w14 w15 w16se w16cid w16 w16cex w16sdtdh w16sdtfl w16du wp14">
   <w:endnote w:type="separator" w:id="-1">
     <w:p>
       <w:pPr>
@@ -925,7 +1419,7 @@
 </file>
 
 <file path=word/footer1.xml><?xml version="1.0" encoding="utf-8"?>
-<w:ftr xmlns:wpc="http://schemas.microsoft.com/office/word/2010/wordprocessingCanvas" xmlns:cx="http://schemas.microsoft.com/office/drawing/2014/chartex" xmlns:cx1="http://schemas.microsoft.com/office/drawing/2015/9/8/chartex" xmlns:cx2="http://schemas.microsoft.com/office/drawing/2015/10/21/chartex" xmlns:cx3="http://schemas.microsoft.com/office/drawing/2016/5/9/chartex" xmlns:cx4="http://schemas.microsoft.com/office/drawing/2016/5/10/chartex" xmlns:cx5="http://schemas.microsoft.com/office/drawing/2016/5/11/chartex" xmlns:cx6="http://schemas.microsoft.com/office/drawing/2016/5/12/chartex" xmlns:cx7="http://schemas.microsoft.com/office/drawing/2016/5/13/chartex" xmlns:cx8="http://schemas.microsoft.com/office/drawing/2016/5/14/chartex" xmlns:mc="http://schemas.openxmlformats.org/markup-compatibility/2006" xmlns:aink="http://schemas.microsoft.com/office/drawing/2016/ink" xmlns:am3d="http://schemas.microsoft.com/office/drawing/2017/model3d" xmlns:o="urn:schemas-microsoft-com:office:office" xmlns:oel="http://schemas.microsoft.com/office/2019/extlst" xmlns:r="http://schemas.openxmlformats.org/officeDocument/2006/relationships" xmlns:m="http://schemas.openxmlformats.org/officeDocument/2006/math" xmlns:v="urn:schemas-microsoft-com:vml" xmlns:wp14="http://schemas.microsoft.com/office/word/2010/wordprocessingDrawing" xmlns:wp="http://schemas.openxmlformats.org/drawingml/2006/wordprocessingDrawing" xmlns:w10="urn:schemas-microsoft-com:office:word" xmlns:w="http://schemas.openxmlformats.org/wordprocessingml/2006/main" xmlns:w14="http://schemas.microsoft.com/office/word/2010/wordml" xmlns:w15="http://schemas.microsoft.com/office/word/2012/wordml" xmlns:w16cex="http://schemas.microsoft.com/office/word/2018/wordml/cex" xmlns:w16cid="http://schemas.microsoft.com/office/word/2016/wordml/cid" xmlns:w16="http://schemas.microsoft.com/office/word/2018/wordml" xmlns:w16sdtdh="http://schemas.microsoft.com/office/word/2020/wordml/sdtdatahash" xmlns:w16se="http://schemas.microsoft.com/office/word/2015/wordml/symex" xmlns:wpg="http://schemas.microsoft.com/office/word/2010/wordprocessingGroup" xmlns:wpi="http://schemas.microsoft.com/office/word/2010/wordprocessingInk" xmlns:wne="http://schemas.microsoft.com/office/word/2006/wordml" xmlns:wps="http://schemas.microsoft.com/office/word/2010/wordprocessingShape" mc:Ignorable="w14 w15 w16se w16cid w16 w16cex w16sdtdh wp14">
+<w:ftr xmlns:wpc="http://schemas.microsoft.com/office/word/2010/wordprocessingCanvas" xmlns:cx="http://schemas.microsoft.com/office/drawing/2014/chartex" xmlns:cx1="http://schemas.microsoft.com/office/drawing/2015/9/8/chartex" xmlns:cx2="http://schemas.microsoft.com/office/drawing/2015/10/21/chartex" xmlns:cx3="http://schemas.microsoft.com/office/drawing/2016/5/9/chartex" xmlns:cx4="http://schemas.microsoft.com/office/drawing/2016/5/10/chartex" xmlns:cx5="http://schemas.microsoft.com/office/drawing/2016/5/11/chartex" xmlns:cx6="http://schemas.microsoft.com/office/drawing/2016/5/12/chartex" xmlns:cx7="http://schemas.microsoft.com/office/drawing/2016/5/13/chartex" xmlns:cx8="http://schemas.microsoft.com/office/drawing/2016/5/14/chartex" xmlns:mc="http://schemas.openxmlformats.org/markup-compatibility/2006" xmlns:aink="http://schemas.microsoft.com/office/drawing/2016/ink" xmlns:am3d="http://schemas.microsoft.com/office/drawing/2017/model3d" xmlns:o="urn:schemas-microsoft-com:office:office" xmlns:oel="http://schemas.microsoft.com/office/2019/extlst" xmlns:r="http://schemas.openxmlformats.org/officeDocument/2006/relationships" xmlns:m="http://schemas.openxmlformats.org/officeDocument/2006/math" xmlns:v="urn:schemas-microsoft-com:vml" xmlns:wp14="http://schemas.microsoft.com/office/word/2010/wordprocessingDrawing" xmlns:wp="http://schemas.openxmlformats.org/drawingml/2006/wordprocessingDrawing" xmlns:w10="urn:schemas-microsoft-com:office:word" xmlns:w="http://schemas.openxmlformats.org/wordprocessingml/2006/main" xmlns:w14="http://schemas.microsoft.com/office/word/2010/wordml" xmlns:w15="http://schemas.microsoft.com/office/word/2012/wordml" xmlns:w16cex="http://schemas.microsoft.com/office/word/2018/wordml/cex" xmlns:w16cid="http://schemas.microsoft.com/office/word/2016/wordml/cid" xmlns:w16="http://schemas.microsoft.com/office/word/2018/wordml" xmlns:w16du="http://schemas.microsoft.com/office/word/2023/wordml/word16du" xmlns:w16sdtdh="http://schemas.microsoft.com/office/word/2020/wordml/sdtdatahash" xmlns:w16sdtfl="http://schemas.microsoft.com/office/word/2024/wordml/sdtformatlock" xmlns:w16se="http://schemas.microsoft.com/office/word/2015/wordml/symex" xmlns:wpg="http://schemas.microsoft.com/office/word/2010/wordprocessingGroup" xmlns:wpi="http://schemas.microsoft.com/office/word/2010/wordprocessingInk" xmlns:wne="http://schemas.microsoft.com/office/word/2006/wordml" xmlns:wps="http://schemas.microsoft.com/office/word/2010/wordprocessingShape" mc:Ignorable="w14 w15 w16se w16cid w16 w16cex w16sdtdh w16sdtfl w16du wp14">
   <w:p>
     <w:pPr>
       <w:pStyle w:val="Footer"/>
@@ -935,7 +1429,7 @@
 </file>
 
 <file path=word/footer2.xml><?xml version="1.0" encoding="utf-8"?>
-<w:ftr xmlns:wpc="http://schemas.microsoft.com/office/word/2010/wordprocessingCanvas" xmlns:cx="http://schemas.microsoft.com/office/drawing/2014/chartex" xmlns:cx1="http://schemas.microsoft.com/office/drawing/2015/9/8/chartex" xmlns:cx2="http://schemas.microsoft.com/office/drawing/2015/10/21/chartex" xmlns:cx3="http://schemas.microsoft.com/office/drawing/2016/5/9/chartex" xmlns:cx4="http://schemas.microsoft.com/office/drawing/2016/5/10/chartex" xmlns:cx5="http://schemas.microsoft.com/office/drawing/2016/5/11/chartex" xmlns:cx6="http://schemas.microsoft.com/office/drawing/2016/5/12/chartex" xmlns:cx7="http://schemas.microsoft.com/office/drawing/2016/5/13/chartex" xmlns:cx8="http://schemas.microsoft.com/office/drawing/2016/5/14/chartex" xmlns:mc="http://schemas.openxmlformats.org/markup-compatibility/2006" xmlns:aink="http://schemas.microsoft.com/office/drawing/2016/ink" xmlns:am3d="http://schemas.microsoft.com/office/drawing/2017/model3d" xmlns:o="urn:schemas-microsoft-com:office:office" xmlns:oel="http://schemas.microsoft.com/office/2019/extlst" xmlns:r="http://schemas.openxmlformats.org/officeDocument/2006/relationships" xmlns:m="http://schemas.openxmlformats.org/officeDocument/2006/math" xmlns:v="urn:schemas-microsoft-com:vml" xmlns:wp14="http://schemas.microsoft.com/office/word/2010/wordprocessingDrawing" xmlns:wp="http://schemas.openxmlformats.org/drawingml/2006/wordprocessingDrawing" xmlns:w10="urn:schemas-microsoft-com:office:word" xmlns:w="http://schemas.openxmlformats.org/wordprocessingml/2006/main" xmlns:w14="http://schemas.microsoft.com/office/word/2010/wordml" xmlns:w15="http://schemas.microsoft.com/office/word/2012/wordml" xmlns:w16cex="http://schemas.microsoft.com/office/word/2018/wordml/cex" xmlns:w16cid="http://schemas.microsoft.com/office/word/2016/wordml/cid" xmlns:w16="http://schemas.microsoft.com/office/word/2018/wordml" xmlns:w16sdtdh="http://schemas.microsoft.com/office/word/2020/wordml/sdtdatahash" xmlns:w16se="http://schemas.microsoft.com/office/word/2015/wordml/symex" xmlns:wpg="http://schemas.microsoft.com/office/word/2010/wordprocessingGroup" xmlns:wpi="http://schemas.microsoft.com/office/word/2010/wordprocessingInk" xmlns:wne="http://schemas.microsoft.com/office/word/2006/wordml" xmlns:wps="http://schemas.microsoft.com/office/word/2010/wordprocessingShape" mc:Ignorable="w14 w15 w16se w16cid w16 w16cex w16sdtdh wp14">
+<w:ftr xmlns:wpc="http://schemas.microsoft.com/office/word/2010/wordprocessingCanvas" xmlns:cx="http://schemas.microsoft.com/office/drawing/2014/chartex" xmlns:cx1="http://schemas.microsoft.com/office/drawing/2015/9/8/chartex" xmlns:cx2="http://schemas.microsoft.com/office/drawing/2015/10/21/chartex" xmlns:cx3="http://schemas.microsoft.com/office/drawing/2016/5/9/chartex" xmlns:cx4="http://schemas.microsoft.com/office/drawing/2016/5/10/chartex" xmlns:cx5="http://schemas.microsoft.com/office/drawing/2016/5/11/chartex" xmlns:cx6="http://schemas.microsoft.com/office/drawing/2016/5/12/chartex" xmlns:cx7="http://schemas.microsoft.com/office/drawing/2016/5/13/chartex" xmlns:cx8="http://schemas.microsoft.com/office/drawing/2016/5/14/chartex" xmlns:mc="http://schemas.openxmlformats.org/markup-compatibility/2006" xmlns:aink="http://schemas.microsoft.com/office/drawing/2016/ink" xmlns:am3d="http://schemas.microsoft.com/office/drawing/2017/model3d" xmlns:o="urn:schemas-microsoft-com:office:office" xmlns:oel="http://schemas.microsoft.com/office/2019/extlst" xmlns:r="http://schemas.openxmlformats.org/officeDocument/2006/relationships" xmlns:m="http://schemas.openxmlformats.org/officeDocument/2006/math" xmlns:v="urn:schemas-microsoft-com:vml" xmlns:wp14="http://schemas.microsoft.com/office/word/2010/wordprocessingDrawing" xmlns:wp="http://schemas.openxmlformats.org/drawingml/2006/wordprocessingDrawing" xmlns:w10="urn:schemas-microsoft-com:office:word" xmlns:w="http://schemas.openxmlformats.org/wordprocessingml/2006/main" xmlns:w14="http://schemas.microsoft.com/office/word/2010/wordml" xmlns:w15="http://schemas.microsoft.com/office/word/2012/wordml" xmlns:w16cex="http://schemas.microsoft.com/office/word/2018/wordml/cex" xmlns:w16cid="http://schemas.microsoft.com/office/word/2016/wordml/cid" xmlns:w16="http://schemas.microsoft.com/office/word/2018/wordml" xmlns:w16du="http://schemas.microsoft.com/office/word/2023/wordml/word16du" xmlns:w16sdtdh="http://schemas.microsoft.com/office/word/2020/wordml/sdtdatahash" xmlns:w16sdtfl="http://schemas.microsoft.com/office/word/2024/wordml/sdtformatlock" xmlns:w16se="http://schemas.microsoft.com/office/word/2015/wordml/symex" xmlns:wpg="http://schemas.microsoft.com/office/word/2010/wordprocessingGroup" xmlns:wpi="http://schemas.microsoft.com/office/word/2010/wordprocessingInk" xmlns:wne="http://schemas.microsoft.com/office/word/2006/wordml" xmlns:wps="http://schemas.microsoft.com/office/word/2010/wordprocessingShape" mc:Ignorable="w14 w15 w16se w16cid w16 w16cex w16sdtdh w16sdtfl w16du wp14">
   <w:p>
     <w:pPr>
       <w:pStyle w:val="Footer"/>
@@ -945,7 +1439,7 @@
 </file>
 
 <file path=word/footer3.xml><?xml version="1.0" encoding="utf-8"?>
-<w:ftr xmlns:wpc="http://schemas.microsoft.com/office/word/2010/wordprocessingCanvas" xmlns:cx="http://schemas.microsoft.com/office/drawing/2014/chartex" xmlns:cx1="http://schemas.microsoft.com/office/drawing/2015/9/8/chartex" xmlns:cx2="http://schemas.microsoft.com/office/drawing/2015/10/21/chartex" xmlns:cx3="http://schemas.microsoft.com/office/drawing/2016/5/9/chartex" xmlns:cx4="http://schemas.microsoft.com/office/drawing/2016/5/10/chartex" xmlns:cx5="http://schemas.microsoft.com/office/drawing/2016/5/11/chartex" xmlns:cx6="http://schemas.microsoft.com/office/drawing/2016/5/12/chartex" xmlns:cx7="http://schemas.microsoft.com/office/drawing/2016/5/13/chartex" xmlns:cx8="http://schemas.microsoft.com/office/drawing/2016/5/14/chartex" xmlns:mc="http://schemas.openxmlformats.org/markup-compatibility/2006" xmlns:aink="http://schemas.microsoft.com/office/drawing/2016/ink" xmlns:am3d="http://schemas.microsoft.com/office/drawing/2017/model3d" xmlns:o="urn:schemas-microsoft-com:office:office" xmlns:oel="http://schemas.microsoft.com/office/2019/extlst" xmlns:r="http://schemas.openxmlformats.org/officeDocument/2006/relationships" xmlns:m="http://schemas.openxmlformats.org/officeDocument/2006/math" xmlns:v="urn:schemas-microsoft-com:vml" xmlns:wp14="http://schemas.microsoft.com/office/word/2010/wordprocessingDrawing" xmlns:wp="http://schemas.openxmlformats.org/drawingml/2006/wordprocessingDrawing" xmlns:w10="urn:schemas-microsoft-com:office:word" xmlns:w="http://schemas.openxmlformats.org/wordprocessingml/2006/main" xmlns:w14="http://schemas.microsoft.com/office/word/2010/wordml" xmlns:w15="http://schemas.microsoft.com/office/word/2012/wordml" xmlns:w16cex="http://schemas.microsoft.com/office/word/2018/wordml/cex" xmlns:w16cid="http://schemas.microsoft.com/office/word/2016/wordml/cid" xmlns:w16="http://schemas.microsoft.com/office/word/2018/wordml" xmlns:w16sdtdh="http://schemas.microsoft.com/office/word/2020/wordml/sdtdatahash" xmlns:w16se="http://schemas.microsoft.com/office/word/2015/wordml/symex" xmlns:wpg="http://schemas.microsoft.com/office/word/2010/wordprocessingGroup" xmlns:wpi="http://schemas.microsoft.com/office/word/2010/wordprocessingInk" xmlns:wne="http://schemas.microsoft.com/office/word/2006/wordml" xmlns:wps="http://schemas.microsoft.com/office/word/2010/wordprocessingShape" mc:Ignorable="w14 w15 w16se w16cid w16 w16cex w16sdtdh wp14">
+<w:ftr xmlns:wpc="http://schemas.microsoft.com/office/word/2010/wordprocessingCanvas" xmlns:cx="http://schemas.microsoft.com/office/drawing/2014/chartex" xmlns:cx1="http://schemas.microsoft.com/office/drawing/2015/9/8/chartex" xmlns:cx2="http://schemas.microsoft.com/office/drawing/2015/10/21/chartex" xmlns:cx3="http://schemas.microsoft.com/office/drawing/2016/5/9/chartex" xmlns:cx4="http://schemas.microsoft.com/office/drawing/2016/5/10/chartex" xmlns:cx5="http://schemas.microsoft.com/office/drawing/2016/5/11/chartex" xmlns:cx6="http://schemas.microsoft.com/office/drawing/2016/5/12/chartex" xmlns:cx7="http://schemas.microsoft.com/office/drawing/2016/5/13/chartex" xmlns:cx8="http://schemas.microsoft.com/office/drawing/2016/5/14/chartex" xmlns:mc="http://schemas.openxmlformats.org/markup-compatibility/2006" xmlns:aink="http://schemas.microsoft.com/office/drawing/2016/ink" xmlns:am3d="http://schemas.microsoft.com/office/drawing/2017/model3d" xmlns:o="urn:schemas-microsoft-com:office:office" xmlns:oel="http://schemas.microsoft.com/office/2019/extlst" xmlns:r="http://schemas.openxmlformats.org/officeDocument/2006/relationships" xmlns:m="http://schemas.openxmlformats.org/officeDocument/2006/math" xmlns:v="urn:schemas-microsoft-com:vml" xmlns:wp14="http://schemas.microsoft.com/office/word/2010/wordprocessingDrawing" xmlns:wp="http://schemas.openxmlformats.org/drawingml/2006/wordprocessingDrawing" xmlns:w10="urn:schemas-microsoft-com:office:word" xmlns:w="http://schemas.openxmlformats.org/wordprocessingml/2006/main" xmlns:w14="http://schemas.microsoft.com/office/word/2010/wordml" xmlns:w15="http://schemas.microsoft.com/office/word/2012/wordml" xmlns:w16cex="http://schemas.microsoft.com/office/word/2018/wordml/cex" xmlns:w16cid="http://schemas.microsoft.com/office/word/2016/wordml/cid" xmlns:w16="http://schemas.microsoft.com/office/word/2018/wordml" xmlns:w16du="http://schemas.microsoft.com/office/word/2023/wordml/word16du" xmlns:w16sdtdh="http://schemas.microsoft.com/office/word/2020/wordml/sdtdatahash" xmlns:w16sdtfl="http://schemas.microsoft.com/office/word/2024/wordml/sdtformatlock" xmlns:w16se="http://schemas.microsoft.com/office/word/2015/wordml/symex" xmlns:wpg="http://schemas.microsoft.com/office/word/2010/wordprocessingGroup" xmlns:wpi="http://schemas.microsoft.com/office/word/2010/wordprocessingInk" xmlns:wne="http://schemas.microsoft.com/office/word/2006/wordml" xmlns:wps="http://schemas.microsoft.com/office/word/2010/wordprocessingShape" mc:Ignorable="w14 w15 w16se w16cid w16 w16cex w16sdtdh w16sdtfl w16du wp14">
   <w:p>
     <w:pPr>
       <w:pStyle w:val="Footer"/>
@@ -955,7 +1449,7 @@
 </file>
 
 <file path=word/footnotes.xml><?xml version="1.0" encoding="utf-8"?>
-<w:footnotes xmlns:wpc="http://schemas.microsoft.com/office/word/2010/wordprocessingCanvas" xmlns:cx="http://schemas.microsoft.com/office/drawing/2014/chartex" xmlns:cx1="http://schemas.microsoft.com/office/drawing/2015/9/8/chartex" xmlns:cx2="http://schemas.microsoft.com/office/drawing/2015/10/21/chartex" xmlns:cx3="http://schemas.microsoft.com/office/drawing/2016/5/9/chartex" xmlns:cx4="http://schemas.microsoft.com/office/drawing/2016/5/10/chartex" xmlns:cx5="http://schemas.microsoft.com/office/drawing/2016/5/11/chartex" xmlns:cx6="http://schemas.microsoft.com/office/drawing/2016/5/12/chartex" xmlns:cx7="http://schemas.microsoft.com/office/drawing/2016/5/13/chartex" xmlns:cx8="http://schemas.microsoft.com/office/drawing/2016/5/14/chartex" xmlns:mc="http://schemas.openxmlformats.org/markup-compatibility/2006" xmlns:aink="http://schemas.microsoft.com/office/drawing/2016/ink" xmlns:am3d="http://schemas.microsoft.com/office/drawing/2017/model3d" xmlns:o="urn:schemas-microsoft-com:office:office" xmlns:oel="http://schemas.microsoft.com/office/2019/extlst" xmlns:r="http://schemas.openxmlformats.org/officeDocument/2006/relationships" xmlns:m="http://schemas.openxmlformats.org/officeDocument/2006/math" xmlns:v="urn:schemas-microsoft-com:vml" xmlns:wp14="http://schemas.microsoft.com/office/word/2010/wordprocessingDrawing" xmlns:wp="http://schemas.openxmlformats.org/drawingml/2006/wordprocessingDrawing" xmlns:w10="urn:schemas-microsoft-com:office:word" xmlns:w="http://schemas.openxmlformats.org/wordprocessingml/2006/main" xmlns:w14="http://schemas.microsoft.com/office/word/2010/wordml" xmlns:w15="http://schemas.microsoft.com/office/word/2012/wordml" xmlns:w16cex="http://schemas.microsoft.com/office/word/2018/wordml/cex" xmlns:w16cid="http://schemas.microsoft.com/office/word/2016/wordml/cid" xmlns:w16="http://schemas.microsoft.com/office/word/2018/wordml" xmlns:w16sdtdh="http://schemas.microsoft.com/office/word/2020/wordml/sdtdatahash" xmlns:w16se="http://schemas.microsoft.com/office/word/2015/wordml/symex" xmlns:wpg="http://schemas.microsoft.com/office/word/2010/wordprocessingGroup" xmlns:wpi="http://schemas.microsoft.com/office/word/2010/wordprocessingInk" xmlns:wne="http://schemas.microsoft.com/office/word/2006/wordml" xmlns:wps="http://schemas.microsoft.com/office/word/2010/wordprocessingShape" mc:Ignorable="w14 w15 w16se w16cid w16 w16cex w16sdtdh wp14">
+<w:footnotes xmlns:wpc="http://schemas.microsoft.com/office/word/2010/wordprocessingCanvas" xmlns:cx="http://schemas.microsoft.com/office/drawing/2014/chartex" xmlns:cx1="http://schemas.microsoft.com/office/drawing/2015/9/8/chartex" xmlns:cx2="http://schemas.microsoft.com/office/drawing/2015/10/21/chartex" xmlns:cx3="http://schemas.microsoft.com/office/drawing/2016/5/9/chartex" xmlns:cx4="http://schemas.microsoft.com/office/drawing/2016/5/10/chartex" xmlns:cx5="http://schemas.microsoft.com/office/drawing/2016/5/11/chartex" xmlns:cx6="http://schemas.microsoft.com/office/drawing/2016/5/12/chartex" xmlns:cx7="http://schemas.microsoft.com/office/drawing/2016/5/13/chartex" xmlns:cx8="http://schemas.microsoft.com/office/drawing/2016/5/14/chartex" xmlns:mc="http://schemas.openxmlformats.org/markup-compatibility/2006" xmlns:aink="http://schemas.microsoft.com/office/drawing/2016/ink" xmlns:am3d="http://schemas.microsoft.com/office/drawing/2017/model3d" xmlns:o="urn:schemas-microsoft-com:office:office" xmlns:oel="http://schemas.microsoft.com/office/2019/extlst" xmlns:r="http://schemas.openxmlformats.org/officeDocument/2006/relationships" xmlns:m="http://schemas.openxmlformats.org/officeDocument/2006/math" xmlns:v="urn:schemas-microsoft-com:vml" xmlns:wp14="http://schemas.microsoft.com/office/word/2010/wordprocessingDrawing" xmlns:wp="http://schemas.openxmlformats.org/drawingml/2006/wordprocessingDrawing" xmlns:w10="urn:schemas-microsoft-com:office:word" xmlns:w="http://schemas.openxmlformats.org/wordprocessingml/2006/main" xmlns:w14="http://schemas.microsoft.com/office/word/2010/wordml" xmlns:w15="http://schemas.microsoft.com/office/word/2012/wordml" xmlns:w16cex="http://schemas.microsoft.com/office/word/2018/wordml/cex" xmlns:w16cid="http://schemas.microsoft.com/office/word/2016/wordml/cid" xmlns:w16="http://schemas.microsoft.com/office/word/2018/wordml" xmlns:w16du="http://schemas.microsoft.com/office/word/2023/wordml/word16du" xmlns:w16sdtdh="http://schemas.microsoft.com/office/word/2020/wordml/sdtdatahash" xmlns:w16sdtfl="http://schemas.microsoft.com/office/word/2024/wordml/sdtformatlock" xmlns:w16se="http://schemas.microsoft.com/office/word/2015/wordml/symex" xmlns:wpg="http://schemas.microsoft.com/office/word/2010/wordprocessingGroup" xmlns:wpi="http://schemas.microsoft.com/office/word/2010/wordprocessingInk" xmlns:wne="http://schemas.microsoft.com/office/word/2006/wordml" xmlns:wps="http://schemas.microsoft.com/office/word/2010/wordprocessingShape" mc:Ignorable="w14 w15 w16se w16cid w16 w16cex w16sdtdh w16sdtfl w16du wp14">
   <w:footnote w:type="separator" w:id="-1">
     <w:p>
       <w:pPr>
@@ -980,7 +1474,7 @@
 </file>
 
 <file path=word/header1.xml><?xml version="1.0" encoding="utf-8"?>
-<w:hdr xmlns:wpc="http://schemas.microsoft.com/office/word/2010/wordprocessingCanvas" xmlns:cx="http://schemas.microsoft.com/office/drawing/2014/chartex" xmlns:cx1="http://schemas.microsoft.com/office/drawing/2015/9/8/chartex" xmlns:cx2="http://schemas.microsoft.com/office/drawing/2015/10/21/chartex" xmlns:cx3="http://schemas.microsoft.com/office/drawing/2016/5/9/chartex" xmlns:cx4="http://schemas.microsoft.com/office/drawing/2016/5/10/chartex" xmlns:cx5="http://schemas.microsoft.com/office/drawing/2016/5/11/chartex" xmlns:cx6="http://schemas.microsoft.com/office/drawing/2016/5/12/chartex" xmlns:cx7="http://schemas.microsoft.com/office/drawing/2016/5/13/chartex" xmlns:cx8="http://schemas.microsoft.com/office/drawing/2016/5/14/chartex" xmlns:mc="http://schemas.openxmlformats.org/markup-compatibility/2006" xmlns:aink="http://schemas.microsoft.com/office/drawing/2016/ink" xmlns:am3d="http://schemas.microsoft.com/office/drawing/2017/model3d" xmlns:o="urn:schemas-microsoft-com:office:office" xmlns:oel="http://schemas.microsoft.com/office/2019/extlst" xmlns:r="http://schemas.openxmlformats.org/officeDocument/2006/relationships" xmlns:m="http://schemas.openxmlformats.org/officeDocument/2006/math" xmlns:v="urn:schemas-microsoft-com:vml" xmlns:wp14="http://schemas.microsoft.com/office/word/2010/wordprocessingDrawing" xmlns:wp="http://schemas.openxmlformats.org/drawingml/2006/wordprocessingDrawing" xmlns:w10="urn:schemas-microsoft-com:office:word" xmlns:w="http://schemas.openxmlformats.org/wordprocessingml/2006/main" xmlns:w14="http://schemas.microsoft.com/office/word/2010/wordml" xmlns:w15="http://schemas.microsoft.com/office/word/2012/wordml" xmlns:w16cex="http://schemas.microsoft.com/office/word/2018/wordml/cex" xmlns:w16cid="http://schemas.microsoft.com/office/word/2016/wordml/cid" xmlns:w16="http://schemas.microsoft.com/office/word/2018/wordml" xmlns:w16sdtdh="http://schemas.microsoft.com/office/word/2020/wordml/sdtdatahash" xmlns:w16se="http://schemas.microsoft.com/office/word/2015/wordml/symex" xmlns:wpg="http://schemas.microsoft.com/office/word/2010/wordprocessingGroup" xmlns:wpi="http://schemas.microsoft.com/office/word/2010/wordprocessingInk" xmlns:wne="http://schemas.microsoft.com/office/word/2006/wordml" xmlns:wps="http://schemas.microsoft.com/office/word/2010/wordprocessingShape" mc:Ignorable="w14 w15 w16se w16cid w16 w16cex w16sdtdh wp14">
+<w:hdr xmlns:wpc="http://schemas.microsoft.com/office/word/2010/wordprocessingCanvas" xmlns:cx="http://schemas.microsoft.com/office/drawing/2014/chartex" xmlns:cx1="http://schemas.microsoft.com/office/drawing/2015/9/8/chartex" xmlns:cx2="http://schemas.microsoft.com/office/drawing/2015/10/21/chartex" xmlns:cx3="http://schemas.microsoft.com/office/drawing/2016/5/9/chartex" xmlns:cx4="http://schemas.microsoft.com/office/drawing/2016/5/10/chartex" xmlns:cx5="http://schemas.microsoft.com/office/drawing/2016/5/11/chartex" xmlns:cx6="http://schemas.microsoft.com/office/drawing/2016/5/12/chartex" xmlns:cx7="http://schemas.microsoft.com/office/drawing/2016/5/13/chartex" xmlns:cx8="http://schemas.microsoft.com/office/drawing/2016/5/14/chartex" xmlns:mc="http://schemas.openxmlformats.org/markup-compatibility/2006" xmlns:aink="http://schemas.microsoft.com/office/drawing/2016/ink" xmlns:am3d="http://schemas.microsoft.com/office/drawing/2017/model3d" xmlns:o="urn:schemas-microsoft-com:office:office" xmlns:oel="http://schemas.microsoft.com/office/2019/extlst" xmlns:r="http://schemas.openxmlformats.org/officeDocument/2006/relationships" xmlns:m="http://schemas.openxmlformats.org/officeDocument/2006/math" xmlns:v="urn:schemas-microsoft-com:vml" xmlns:wp14="http://schemas.microsoft.com/office/word/2010/wordprocessingDrawing" xmlns:wp="http://schemas.openxmlformats.org/drawingml/2006/wordprocessingDrawing" xmlns:w10="urn:schemas-microsoft-com:office:word" xmlns:w="http://schemas.openxmlformats.org/wordprocessingml/2006/main" xmlns:w14="http://schemas.microsoft.com/office/word/2010/wordml" xmlns:w15="http://schemas.microsoft.com/office/word/2012/wordml" xmlns:w16cex="http://schemas.microsoft.com/office/word/2018/wordml/cex" xmlns:w16cid="http://schemas.microsoft.com/office/word/2016/wordml/cid" xmlns:w16="http://schemas.microsoft.com/office/word/2018/wordml" xmlns:w16du="http://schemas.microsoft.com/office/word/2023/wordml/word16du" xmlns:w16sdtdh="http://schemas.microsoft.com/office/word/2020/wordml/sdtdatahash" xmlns:w16sdtfl="http://schemas.microsoft.com/office/word/2024/wordml/sdtformatlock" xmlns:w16se="http://schemas.microsoft.com/office/word/2015/wordml/symex" xmlns:wpg="http://schemas.microsoft.com/office/word/2010/wordprocessingGroup" xmlns:wpi="http://schemas.microsoft.com/office/word/2010/wordprocessingInk" xmlns:wne="http://schemas.microsoft.com/office/word/2006/wordml" xmlns:wps="http://schemas.microsoft.com/office/word/2010/wordprocessingShape" mc:Ignorable="w14 w15 w16se w16cid w16 w16cex w16sdtdh w16sdtfl w16du wp14">
   <w:p>
     <w:pPr>
       <w:pStyle w:val="Header"/>
@@ -990,7 +1484,7 @@
 </file>
 
 <file path=word/header2.xml><?xml version="1.0" encoding="utf-8"?>
-<w:hdr xmlns:wpc="http://schemas.microsoft.com/office/word/2010/wordprocessingCanvas" xmlns:cx="http://schemas.microsoft.com/office/drawing/2014/chartex" xmlns:cx1="http://schemas.microsoft.com/office/drawing/2015/9/8/chartex" xmlns:cx2="http://schemas.microsoft.com/office/drawing/2015/10/21/chartex" xmlns:cx3="http://schemas.microsoft.com/office/drawing/2016/5/9/chartex" xmlns:cx4="http://schemas.microsoft.com/office/drawing/2016/5/10/chartex" xmlns:cx5="http://schemas.microsoft.com/office/drawing/2016/5/11/chartex" xmlns:cx6="http://schemas.microsoft.com/office/drawing/2016/5/12/chartex" xmlns:cx7="http://schemas.microsoft.com/office/drawing/2016/5/13/chartex" xmlns:cx8="http://schemas.microsoft.com/office/drawing/2016/5/14/chartex" xmlns:mc="http://schemas.openxmlformats.org/markup-compatibility/2006" xmlns:aink="http://schemas.microsoft.com/office/drawing/2016/ink" xmlns:am3d="http://schemas.microsoft.com/office/drawing/2017/model3d" xmlns:o="urn:schemas-microsoft-com:office:office" xmlns:oel="http://schemas.microsoft.com/office/2019/extlst" xmlns:r="http://schemas.openxmlformats.org/officeDocument/2006/relationships" xmlns:m="http://schemas.openxmlformats.org/officeDocument/2006/math" xmlns:v="urn:schemas-microsoft-com:vml" xmlns:wp14="http://schemas.microsoft.com/office/word/2010/wordprocessingDrawing" xmlns:wp="http://schemas.openxmlformats.org/drawingml/2006/wordprocessingDrawing" xmlns:w10="urn:schemas-microsoft-com:office:word" xmlns:w="http://schemas.openxmlformats.org/wordprocessingml/2006/main" xmlns:w14="http://schemas.microsoft.com/office/word/2010/wordml" xmlns:w15="http://schemas.microsoft.com/office/word/2012/wordml" xmlns:w16cex="http://schemas.microsoft.com/office/word/2018/wordml/cex" xmlns:w16cid="http://schemas.microsoft.com/office/word/2016/wordml/cid" xmlns:w16="http://schemas.microsoft.com/office/word/2018/wordml" xmlns:w16sdtdh="http://schemas.microsoft.com/office/word/2020/wordml/sdtdatahash" xmlns:w16se="http://schemas.microsoft.com/office/word/2015/wordml/symex" xmlns:wpg="http://schemas.microsoft.com/office/word/2010/wordprocessingGroup" xmlns:wpi="http://schemas.microsoft.com/office/word/2010/wordprocessingInk" xmlns:wne="http://schemas.microsoft.com/office/word/2006/wordml" xmlns:wps="http://schemas.microsoft.com/office/word/2010/wordprocessingShape" mc:Ignorable="w14 w15 w16se w16cid w16 w16cex w16sdtdh wp14">
+<w:hdr xmlns:wpc="http://schemas.microsoft.com/office/word/2010/wordprocessingCanvas" xmlns:cx="http://schemas.microsoft.com/office/drawing/2014/chartex" xmlns:cx1="http://schemas.microsoft.com/office/drawing/2015/9/8/chartex" xmlns:cx2="http://schemas.microsoft.com/office/drawing/2015/10/21/chartex" xmlns:cx3="http://schemas.microsoft.com/office/drawing/2016/5/9/chartex" xmlns:cx4="http://schemas.microsoft.com/office/drawing/2016/5/10/chartex" xmlns:cx5="http://schemas.microsoft.com/office/drawing/2016/5/11/chartex" xmlns:cx6="http://schemas.microsoft.com/office/drawing/2016/5/12/chartex" xmlns:cx7="http://schemas.microsoft.com/office/drawing/2016/5/13/chartex" xmlns:cx8="http://schemas.microsoft.com/office/drawing/2016/5/14/chartex" xmlns:mc="http://schemas.openxmlformats.org/markup-compatibility/2006" xmlns:aink="http://schemas.microsoft.com/office/drawing/2016/ink" xmlns:am3d="http://schemas.microsoft.com/office/drawing/2017/model3d" xmlns:o="urn:schemas-microsoft-com:office:office" xmlns:oel="http://schemas.microsoft.com/office/2019/extlst" xmlns:r="http://schemas.openxmlformats.org/officeDocument/2006/relationships" xmlns:m="http://schemas.openxmlformats.org/officeDocument/2006/math" xmlns:v="urn:schemas-microsoft-com:vml" xmlns:wp14="http://schemas.microsoft.com/office/word/2010/wordprocessingDrawing" xmlns:wp="http://schemas.openxmlformats.org/drawingml/2006/wordprocessingDrawing" xmlns:w10="urn:schemas-microsoft-com:office:word" xmlns:w="http://schemas.openxmlformats.org/wordprocessingml/2006/main" xmlns:w14="http://schemas.microsoft.com/office/word/2010/wordml" xmlns:w15="http://schemas.microsoft.com/office/word/2012/wordml" xmlns:w16cex="http://schemas.microsoft.com/office/word/2018/wordml/cex" xmlns:w16cid="http://schemas.microsoft.com/office/word/2016/wordml/cid" xmlns:w16="http://schemas.microsoft.com/office/word/2018/wordml" xmlns:w16du="http://schemas.microsoft.com/office/word/2023/wordml/word16du" xmlns:w16sdtdh="http://schemas.microsoft.com/office/word/2020/wordml/sdtdatahash" xmlns:w16sdtfl="http://schemas.microsoft.com/office/word/2024/wordml/sdtformatlock" xmlns:w16se="http://schemas.microsoft.com/office/word/2015/wordml/symex" xmlns:wpg="http://schemas.microsoft.com/office/word/2010/wordprocessingGroup" xmlns:wpi="http://schemas.microsoft.com/office/word/2010/wordprocessingInk" xmlns:wne="http://schemas.microsoft.com/office/word/2006/wordml" xmlns:wps="http://schemas.microsoft.com/office/word/2010/wordprocessingShape" mc:Ignorable="w14 w15 w16se w16cid w16 w16cex w16sdtdh w16sdtfl w16du wp14">
   <w:p>
     <w:pPr>
       <w:pStyle w:val="Header"/>
@@ -1001,7 +1495,7 @@
 </file>
 
 <file path=word/header3.xml><?xml version="1.0" encoding="utf-8"?>
-<w:hdr xmlns:wpc="http://schemas.microsoft.com/office/word/2010/wordprocessingCanvas" xmlns:cx="http://schemas.microsoft.com/office/drawing/2014/chartex" xmlns:cx1="http://schemas.microsoft.com/office/drawing/2015/9/8/chartex" xmlns:cx2="http://schemas.microsoft.com/office/drawing/2015/10/21/chartex" xmlns:cx3="http://schemas.microsoft.com/office/drawing/2016/5/9/chartex" xmlns:cx4="http://schemas.microsoft.com/office/drawing/2016/5/10/chartex" xmlns:cx5="http://schemas.microsoft.com/office/drawing/2016/5/11/chartex" xmlns:cx6="http://schemas.microsoft.com/office/drawing/2016/5/12/chartex" xmlns:cx7="http://schemas.microsoft.com/office/drawing/2016/5/13/chartex" xmlns:cx8="http://schemas.microsoft.com/office/drawing/2016/5/14/chartex" xmlns:mc="http://schemas.openxmlformats.org/markup-compatibility/2006" xmlns:aink="http://schemas.microsoft.com/office/drawing/2016/ink" xmlns:am3d="http://schemas.microsoft.com/office/drawing/2017/model3d" xmlns:o="urn:schemas-microsoft-com:office:office" xmlns:oel="http://schemas.microsoft.com/office/2019/extlst" xmlns:r="http://schemas.openxmlformats.org/officeDocument/2006/relationships" xmlns:m="http://schemas.openxmlformats.org/officeDocument/2006/math" xmlns:v="urn:schemas-microsoft-com:vml" xmlns:wp14="http://schemas.microsoft.com/office/word/2010/wordprocessingDrawing" xmlns:wp="http://schemas.openxmlformats.org/drawingml/2006/wordprocessingDrawing" xmlns:w10="urn:schemas-microsoft-com:office:word" xmlns:w="http://schemas.openxmlformats.org/wordprocessingml/2006/main" xmlns:w14="http://schemas.microsoft.com/office/word/2010/wordml" xmlns:w15="http://schemas.microsoft.com/office/word/2012/wordml" xmlns:w16cex="http://schemas.microsoft.com/office/word/2018/wordml/cex" xmlns:w16cid="http://schemas.microsoft.com/office/word/2016/wordml/cid" xmlns:w16="http://schemas.microsoft.com/office/word/2018/wordml" xmlns:w16sdtdh="http://schemas.microsoft.com/office/word/2020/wordml/sdtdatahash" xmlns:w16se="http://schemas.microsoft.com/office/word/2015/wordml/symex" xmlns:wpg="http://schemas.microsoft.com/office/word/2010/wordprocessingGroup" xmlns:wpi="http://schemas.microsoft.com/office/word/2010/wordprocessingInk" xmlns:wne="http://schemas.microsoft.com/office/word/2006/wordml" xmlns:wps="http://schemas.microsoft.com/office/word/2010/wordprocessingShape" mc:Ignorable="w14 w15 w16se w16cid w16 w16cex w16sdtdh wp14">
+<w:hdr xmlns:wpc="http://schemas.microsoft.com/office/word/2010/wordprocessingCanvas" xmlns:cx="http://schemas.microsoft.com/office/drawing/2014/chartex" xmlns:cx1="http://schemas.microsoft.com/office/drawing/2015/9/8/chartex" xmlns:cx2="http://schemas.microsoft.com/office/drawing/2015/10/21/chartex" xmlns:cx3="http://schemas.microsoft.com/office/drawing/2016/5/9/chartex" xmlns:cx4="http://schemas.microsoft.com/office/drawing/2016/5/10/chartex" xmlns:cx5="http://schemas.microsoft.com/office/drawing/2016/5/11/chartex" xmlns:cx6="http://schemas.microsoft.com/office/drawing/2016/5/12/chartex" xmlns:cx7="http://schemas.microsoft.com/office/drawing/2016/5/13/chartex" xmlns:cx8="http://schemas.microsoft.com/office/drawing/2016/5/14/chartex" xmlns:mc="http://schemas.openxmlformats.org/markup-compatibility/2006" xmlns:aink="http://schemas.microsoft.com/office/drawing/2016/ink" xmlns:am3d="http://schemas.microsoft.com/office/drawing/2017/model3d" xmlns:o="urn:schemas-microsoft-com:office:office" xmlns:oel="http://schemas.microsoft.com/office/2019/extlst" xmlns:r="http://schemas.openxmlformats.org/officeDocument/2006/relationships" xmlns:m="http://schemas.openxmlformats.org/officeDocument/2006/math" xmlns:v="urn:schemas-microsoft-com:vml" xmlns:wp14="http://schemas.microsoft.com/office/word/2010/wordprocessingDrawing" xmlns:wp="http://schemas.openxmlformats.org/drawingml/2006/wordprocessingDrawing" xmlns:w10="urn:schemas-microsoft-com:office:word" xmlns:w="http://schemas.openxmlformats.org/wordprocessingml/2006/main" xmlns:w14="http://schemas.microsoft.com/office/word/2010/wordml" xmlns:w15="http://schemas.microsoft.com/office/word/2012/wordml" xmlns:w16cex="http://schemas.microsoft.com/office/word/2018/wordml/cex" xmlns:w16cid="http://schemas.microsoft.com/office/word/2016/wordml/cid" xmlns:w16="http://schemas.microsoft.com/office/word/2018/wordml" xmlns:w16du="http://schemas.microsoft.com/office/word/2023/wordml/word16du" xmlns:w16sdtdh="http://schemas.microsoft.com/office/word/2020/wordml/sdtdatahash" xmlns:w16sdtfl="http://schemas.microsoft.com/office/word/2024/wordml/sdtformatlock" xmlns:w16se="http://schemas.microsoft.com/office/word/2015/wordml/symex" xmlns:wpg="http://schemas.microsoft.com/office/word/2010/wordprocessingGroup" xmlns:wpi="http://schemas.microsoft.com/office/word/2010/wordprocessingInk" xmlns:wne="http://schemas.microsoft.com/office/word/2006/wordml" xmlns:wps="http://schemas.microsoft.com/office/word/2010/wordprocessingShape" mc:Ignorable="w14 w15 w16se w16cid w16 w16cex w16sdtdh w16sdtfl w16du wp14">
   <w:p>
     <w:pPr>
       <w:pStyle w:val="Header"/>
@@ -1010,7 +1504,7 @@
     <w:r>
       <w:tab/>
       <w:tab/>
-      <w:t>2026-06-17</w:t>
+      <w:t>2026-06-18</w:t>
       <w:br/>
       <w:br/>
     </w:r>
@@ -1023,7 +1517,7 @@
 </file>
 
 <file path=word/numbering.xml><?xml version="1.0" encoding="utf-8"?>
-<w:numbering xmlns:wpc="http://schemas.microsoft.com/office/word/2010/wordprocessingCanvas" xmlns:cx="http://schemas.microsoft.com/office/drawing/2014/chartex" xmlns:cx1="http://schemas.microsoft.com/office/drawing/2015/9/8/chartex" xmlns:cx2="http://schemas.microsoft.com/office/drawing/2015/10/21/chartex" xmlns:cx3="http://schemas.microsoft.com/office/drawing/2016/5/9/chartex" xmlns:cx4="http://schemas.microsoft.com/office/drawing/2016/5/10/chartex" xmlns:cx5="http://schemas.microsoft.com/office/drawing/2016/5/11/chartex" xmlns:cx6="http://schemas.microsoft.com/office/drawing/2016/5/12/chartex" xmlns:cx7="http://schemas.microsoft.com/office/drawing/2016/5/13/chartex" xmlns:cx8="http://schemas.microsoft.com/office/drawing/2016/5/14/chartex" xmlns:mc="http://schemas.openxmlformats.org/markup-compatibility/2006" xmlns:aink="http://schemas.microsoft.com/office/drawing/2016/ink" xmlns:am3d="http://schemas.microsoft.com/office/drawing/2017/model3d" xmlns:o="urn:schemas-microsoft-com:office:office" xmlns:oel="http://schemas.microsoft.com/office/2019/extlst" xmlns:r="http://schemas.openxmlformats.org/officeDocument/2006/relationships" xmlns:m="http://schemas.openxmlformats.org/officeDocument/2006/math" xmlns:v="urn:schemas-microsoft-com:vml" xmlns:wp14="http://schemas.microsoft.com/office/word/2010/wordprocessingDrawing" xmlns:wp="http://schemas.openxmlformats.org/drawingml/2006/wordprocessingDrawing" xmlns:w10="urn:schemas-microsoft-com:office:word" xmlns:w="http://schemas.openxmlformats.org/wordprocessingml/2006/main" xmlns:w14="http://schemas.microsoft.com/office/word/2010/wordml" xmlns:w15="http://schemas.microsoft.com/office/word/2012/wordml" xmlns:w16cex="http://schemas.microsoft.com/office/word/2018/wordml/cex" xmlns:w16cid="http://schemas.microsoft.com/office/word/2016/wordml/cid" xmlns:w16="http://schemas.microsoft.com/office/word/2018/wordml" xmlns:w16sdtdh="http://schemas.microsoft.com/office/word/2020/wordml/sdtdatahash" xmlns:w16se="http://schemas.microsoft.com/office/word/2015/wordml/symex" xmlns:wpg="http://schemas.microsoft.com/office/word/2010/wordprocessingGroup" xmlns:wpi="http://schemas.microsoft.com/office/word/2010/wordprocessingInk" xmlns:wne="http://schemas.microsoft.com/office/word/2006/wordml" xmlns:wps="http://schemas.microsoft.com/office/word/2010/wordprocessingShape" mc:Ignorable="w14 w15 w16se w16cid w16 w16cex w16sdtdh wp14">
+<w:numbering xmlns:wpc="http://schemas.microsoft.com/office/word/2010/wordprocessingCanvas" xmlns:cx="http://schemas.microsoft.com/office/drawing/2014/chartex" xmlns:cx1="http://schemas.microsoft.com/office/drawing/2015/9/8/chartex" xmlns:cx2="http://schemas.microsoft.com/office/drawing/2015/10/21/chartex" xmlns:cx3="http://schemas.microsoft.com/office/drawing/2016/5/9/chartex" xmlns:cx4="http://schemas.microsoft.com/office/drawing/2016/5/10/chartex" xmlns:cx5="http://schemas.microsoft.com/office/drawing/2016/5/11/chartex" xmlns:cx6="http://schemas.microsoft.com/office/drawing/2016/5/12/chartex" xmlns:cx7="http://schemas.microsoft.com/office/drawing/2016/5/13/chartex" xmlns:cx8="http://schemas.microsoft.com/office/drawing/2016/5/14/chartex" xmlns:mc="http://schemas.openxmlformats.org/markup-compatibility/2006" xmlns:aink="http://schemas.microsoft.com/office/drawing/2016/ink" xmlns:am3d="http://schemas.microsoft.com/office/drawing/2017/model3d" xmlns:o="urn:schemas-microsoft-com:office:office" xmlns:oel="http://schemas.microsoft.com/office/2019/extlst" xmlns:r="http://schemas.openxmlformats.org/officeDocument/2006/relationships" xmlns:m="http://schemas.openxmlformats.org/officeDocument/2006/math" xmlns:v="urn:schemas-microsoft-com:vml" xmlns:wp14="http://schemas.microsoft.com/office/word/2010/wordprocessingDrawing" xmlns:wp="http://schemas.openxmlformats.org/drawingml/2006/wordprocessingDrawing" xmlns:w10="urn:schemas-microsoft-com:office:word" xmlns:w="http://schemas.openxmlformats.org/wordprocessingml/2006/main" xmlns:w14="http://schemas.microsoft.com/office/word/2010/wordml" xmlns:w15="http://schemas.microsoft.com/office/word/2012/wordml" xmlns:w16cex="http://schemas.microsoft.com/office/word/2018/wordml/cex" xmlns:w16cid="http://schemas.microsoft.com/office/word/2016/wordml/cid" xmlns:w16="http://schemas.microsoft.com/office/word/2018/wordml" xmlns:w16du="http://schemas.microsoft.com/office/word/2023/wordml/word16du" xmlns:w16sdtdh="http://schemas.microsoft.com/office/word/2020/wordml/sdtdatahash" xmlns:w16sdtfl="http://schemas.microsoft.com/office/word/2024/wordml/sdtformatlock" xmlns:w16se="http://schemas.microsoft.com/office/word/2015/wordml/symex" xmlns:wpg="http://schemas.microsoft.com/office/word/2010/wordprocessingGroup" xmlns:wpi="http://schemas.microsoft.com/office/word/2010/wordprocessingInk" xmlns:wne="http://schemas.microsoft.com/office/word/2006/wordml" xmlns:wps="http://schemas.microsoft.com/office/word/2010/wordprocessingShape" mc:Ignorable="w14 w15 w16se w16cid w16 w16cex w16sdtdh w16sdtfl w16du wp14">
   <w:abstractNum w:abstractNumId="0" w15:restartNumberingAfterBreak="0">
     <w:nsid w:val="FFFFFF7C"/>
     <w:multiLevelType w:val="singleLevel"/>
@@ -1226,7 +1720,7 @@
 </file>
 
 <file path=word/styles.xml><?xml version="1.0" encoding="utf-8"?>
-<w:styles xmlns:mc="http://schemas.openxmlformats.org/markup-compatibility/2006" xmlns:r="http://schemas.openxmlformats.org/officeDocument/2006/relationships" xmlns:w="http://schemas.openxmlformats.org/wordprocessingml/2006/main" xmlns:w14="http://schemas.microsoft.com/office/word/2010/wordml" xmlns:w15="http://schemas.microsoft.com/office/word/2012/wordml" xmlns:w16cex="http://schemas.microsoft.com/office/word/2018/wordml/cex" xmlns:w16cid="http://schemas.microsoft.com/office/word/2016/wordml/cid" xmlns:w16="http://schemas.microsoft.com/office/word/2018/wordml" xmlns:w16sdtdh="http://schemas.microsoft.com/office/word/2020/wordml/sdtdatahash" xmlns:w16se="http://schemas.microsoft.com/office/word/2015/wordml/symex" mc:Ignorable="w14 w15 w16se w16cid w16 w16cex w16sdtdh">
+<w:styles xmlns:mc="http://schemas.openxmlformats.org/markup-compatibility/2006" xmlns:r="http://schemas.openxmlformats.org/officeDocument/2006/relationships" xmlns:w="http://schemas.openxmlformats.org/wordprocessingml/2006/main" xmlns:w14="http://schemas.microsoft.com/office/word/2010/wordml" xmlns:w15="http://schemas.microsoft.com/office/word/2012/wordml" xmlns:w16cex="http://schemas.microsoft.com/office/word/2018/wordml/cex" xmlns:w16cid="http://schemas.microsoft.com/office/word/2016/wordml/cid" xmlns:w16="http://schemas.microsoft.com/office/word/2018/wordml" xmlns:w16du="http://schemas.microsoft.com/office/word/2023/wordml/word16du" xmlns:w16sdtdh="http://schemas.microsoft.com/office/word/2020/wordml/sdtdatahash" xmlns:w16sdtfl="http://schemas.microsoft.com/office/word/2024/wordml/sdtformatlock" xmlns:w16se="http://schemas.microsoft.com/office/word/2015/wordml/symex" mc:Ignorable="w14 w15 w16se w16cid w16 w16cex w16sdtdh w16sdtfl w16du">
   <w:docDefaults>
     <w:rPrDefault>
       <w:rPr>
@@ -1984,7 +2478,7 @@
     <w:link w:val="TitleChar"/>
     <w:uiPriority w:val="10"/>
     <w:qFormat/>
-    <w:rsid w:val="007106C8"/>
+    <w:rsid w:val="00E854FA"/>
     <w:pPr>
       <w:spacing w:after="300" w:line="240" w:lineRule="auto"/>
       <w:contextualSpacing/>
@@ -1994,7 +2488,7 @@
       <w:rFonts w:eastAsiaTheme="majorEastAsia" w:cstheme="majorBidi"/>
       <w:spacing w:val="5"/>
       <w:kern w:val="28"/>
-      <w:sz w:val="52"/>
+      <w:sz w:val="40"/>
       <w:szCs w:val="52"/>
       <w:lang w:val="sv-SE" w:eastAsia="en-US" w:bidi="ar-SA"/>
     </w:rPr>
@@ -2004,12 +2498,12 @@
     <w:basedOn w:val="DefaultParagraphFont"/>
     <w:link w:val="Title"/>
     <w:uiPriority w:val="10"/>
-    <w:rsid w:val="007106C8"/>
+    <w:rsid w:val="00E854FA"/>
     <w:rPr>
       <w:rFonts w:ascii="Times New Roman" w:eastAsiaTheme="majorEastAsia" w:hAnsi="Times New Roman" w:cstheme="majorBidi"/>
       <w:spacing w:val="5"/>
       <w:kern w:val="28"/>
-      <w:sz w:val="52"/>
+      <w:sz w:val="40"/>
       <w:szCs w:val="52"/>
       <w:lang w:val="sv-SE" w:eastAsia="en-US" w:bidi="ar-SA"/>
     </w:rPr>

--- a/tillsyn/A 13033-2026 tillsynsbegäran.docx
+++ b/tillsyn/A 13033-2026 tillsynsbegäran.docx
@@ -1504,7 +1504,7 @@
     <w:r>
       <w:tab/>
       <w:tab/>
-      <w:t>2026-06-18</w:t>
+      <w:t>2026-06-19</w:t>
       <w:br/>
       <w:br/>
     </w:r>

--- a/tillsyn/A 13033-2026 tillsynsbegäran.docx
+++ b/tillsyn/A 13033-2026 tillsynsbegäran.docx
@@ -1504,7 +1504,7 @@
     <w:r>
       <w:tab/>
       <w:tab/>
-      <w:t>2026-06-19</w:t>
+      <w:t>2026-06-20</w:t>
       <w:br/>
       <w:br/>
     </w:r>

--- a/tillsyn/A 13033-2026 tillsynsbegäran.docx
+++ b/tillsyn/A 13033-2026 tillsynsbegäran.docx
@@ -12,10 +12,7 @@
     </w:p>
     <w:p>
       <w:r>
-        <w:t>Detta dokument behandlar höga naturvärden i avverkningsanmälan A 13033-2026 i Sala kommun som inkom 2026-03-11 och omfattar 11,7 ha.</w:t>
-      </w:r>
-      <w:r>
-        <w:t xml:space="preserve"> I Figur 1 visas fyndplatser för naturvårdsarter i området, som finns registrerade på Artportalen.</w:t>
+        <w:t>Denna tillsynsbegäran behandlar höga naturvärden i avverkningsanmälan A 13033-2026 i Sala kommun som inkom 2026-03-11 och omfattar 11,7 ha.</w:t>
       </w:r>
     </w:p>
     <w:p>
@@ -63,27 +60,12 @@
         <w:spacing w:after="240"/>
       </w:pPr>
       <w:r>
-        <w:t>Figur 1. Fyndplatser för naturvårdsarter i och inom 25 meter från avverkningsanmälan (röd linje). Inom parentes anges rödlistekategorier, S för signalarter, Tför typiska arter och fridlysningsparagrafer i artskyddsförordningen.Markörer utan svart kant är placerade på fyndplatsen. Markörer med svart kant är placerade vid sidan av fyndplatsen och har ett svart streck som visar fyndplatsens exakta position. Kartans mittpunktskoordinat är N 6668593, E 592031 i SWEREF 99 TM.</w:t>
+        <w:t>Figur 1. Fyndplatser för naturvårdsarter i och inom 25 meter från avverkningsanmälan. Markörer utan svart kant är placerade på fyndplatsen. Markörer med svart kant är placerade vid sidan av fyndplatsen har ett svart streck som visar fyndplatsens exakta position. Kartans mittpunktskoordinat är N 6668593, E 592031 i SWEREF 99 TM.</w:t>
       </w:r>
     </w:p>
     <w:p>
       <w:r>
-        <w:t>Vi begär härmed att Skogsstyrelsen fattar beslut enligt miljöbalken som säkerställer att skogens höga naturvärden bevaras samt att EU-lagstiftning efterlevs och att artskyddsbrott förhindras.</w:t>
-      </w:r>
-    </w:p>
-    <w:p>
-      <w:r>
-        <w:t>Vi begär vidare att Skogsstyrelsen säkerställer att inga skador eller försämringar av naturtypens bevarandestatus i området tillåts ske. Se Rådets direktiv 92/43/EEG samt ickeförsämringskravet i EU:s naturrestaureringsförordning (EU 2024/1991).</w:t>
-      </w:r>
-    </w:p>
-    <w:p>
-      <w:r>
-        <w:t>Vi önskar även ta del av de ställningstaganden och beslut som myndigheten meddelar till följd av aktuell avverkningsanmälan och föreningens inlaga (se 34 § förvaltningslagen).</w:t>
-      </w:r>
-    </w:p>
-    <w:p>
-      <w:r>
-        <w:t>Nedan beskrivs fynd av naturvårdsarter och fridlysta arter som gjorts i det avverkningsanmälda området. I BILAGA 1 finns artfakta om fridlysta och rödlistade arter.</w:t>
+        <w:t>I och inom 25 meter från avverkningsanmälan finns fynd av 28 naturvårdsarter, varav 14 är rödlistade, 4 är fridlysta, 14 är typiska (T) och 9 är signalarter (S): ask (EN), garnlav (VU, T), gräddticka (VU), knärot (VU, T, §8), mörk kådsvartspik (VU), ulltickeporing (VU), barrpraktbagge (NT), brunpudrad nållav (NT, T), dropptaggsvamp (NT, T), granvivel (NT), kortskaftad ärgspik (NT), rosenticka (NT, T), talltagel (NT, T), ullticka (NT, T), bronshjon (S, T), jättesvampmal (S), kamjordstjärna (S), noshornsoxe (S), thomsons trägnagare (S), tibast (S, T), vedticka (S, T), vågbandad barkbock (S), åttafläckig praktbagge (S, T), glansfläck (T), krushättemossa (T), tjäder (T, §4), orre (§4) och revlummer (§9). Se Figur 1.</w:t>
       </w:r>
     </w:p>
     <w:p>
@@ -91,44 +73,86 @@
         <w:pStyle w:val="Heading1"/>
       </w:pPr>
       <w:r>
-        <w:t>Naturvårdsarter</w:t>
+        <w:t>Tillsynsbegäran</w:t>
       </w:r>
     </w:p>
     <w:p>
       <w:r>
-        <w:t>I och inom 25 meter från avverkningsanmälan har följande 28 naturvårdsarter hittats: ask (EN), garnlav (VU, T), gräddticka (VU), knärot (VU, T, §8), mörk kådsvartspik (VU), ulltickeporing (VU), barrpraktbagge (NT), brunpudrad nållav (NT, T), dropptaggsvamp (NT, T), granvivel (NT), kortskaftad ärgspik (NT), rosenticka (NT, T), talltagel (NT, T), ullticka (NT, T), bronshjon (S, T), jättesvampmal (S), kamjordstjärna (S), noshornsoxe (S), thomsons trägnagare (S), tibast (S, T), vedticka (S, T), vågbandad barkbock (S), åttafläckig praktbagge (S, T), glansfläck (T), krushättemossa (T), tjäder (T, §4), orre (§4) och revlummer (§9). Av dessa är 14 rödlistade. För rödlistade arter har rödlistekategorin angivits inom parentes. Arter som är signalarter enligt Skogsstyrelsen har markerats med (S). Typiska arter inom Natura 2000 som är kopplade till skogsekosystem har markerats med (T). För fridlysta arter anges även paragrafen i Artskyddsförordningen som arten är fridlyst enligt.</w:t>
+        <w:t>Vi begär härmed att Skogsstyrelsen fattar beslut enligt miljöbalken som säkerställer att skogens höga naturvärden bevaras samt att EU-lagstiftning efterlevs och att artskyddsbrott förhindras.</w:t>
       </w:r>
     </w:p>
     <w:p>
       <w:r>
-        <w:t>De påträffade naturvårdsarterna är ett tydligt kvitto på att det rör sig om en skog med höga naturvärden.</w:t>
+        <w:t>Vi begär vidare att Skogsstyrelsen säkerställer att inga skador eller försämringar av naturtypens bevarandestatus i området tillåts ske. Se Rådets direktiv 92/43/EEG samt ickeförsämringskravet i EU:s naturrestaureringsförordning (EU 2024/1991).</w:t>
+      </w:r>
+    </w:p>
+    <w:p>
+      <w:r>
+        <w:t>Vi önskar även ta del av de ställningstaganden och beslut som myndigheten meddelar till följd av aktuell avverkningsanmälan och föreningens inlaga (se 34 § förvaltningslagen).</w:t>
       </w:r>
     </w:p>
     <w:p>
       <w:pPr>
-        <w:pStyle w:val="Heading2"/>
+        <w:pStyle w:val="Heading1"/>
       </w:pPr>
       <w:r>
-        <w:t>Fridlysta arter</w:t>
+        <w:t>Naturvårdsarter och fridlysta arter</w:t>
       </w:r>
     </w:p>
     <w:p>
       <w:r>
-        <w:t>Följande fridlysta arter har sina livsmiljöer och växtplatser i den avverkningsanmälda skogen: knärot (VU, T, §8), tjäder (T, §4), orre (§4) och revlummer (§9).</w:t>
+        <w:t>Nedan följer beskrivningar av de naturvårdsarter och fridlysta arter som har sina livsmiljöer och växtplatser i den avverkningsanmälda skogen. Se även ytterligare artfakta i BILAGA 1. De påträffade naturvårdsarterna är ett tydligt kvitto på att det rör sig om en skog med höga naturvärden.</w:t>
       </w:r>
     </w:p>
     <w:p>
-      <w:r>
-        <w:t xml:space="preserve">Observera att medlemsländerna är skyldiga att agera i enlighet med EU:s fågeldirektiv där det uttryckligen står att direktivet gäller för fåglar samt för deras ägg, bon och </w:t>
-      </w:r>
       <w:r>
         <w:rPr>
           <w:b/>
         </w:rPr>
-        <w:t xml:space="preserve">livsmiljöer </w:t>
-      </w:r>
-      <w:r>
-        <w:t>(artikel 1). Vidare att de åtgärder som vidtas inte får leda till en försämring av den nuvarande situationen beträffande bevarandet av de fågelarter som avses i artikel 1 (artikel 13). Fågeldirektivet är styrande för tillsynsansvariga myndigheters ärendehantering, ställningstaganden och beslutsfattande.</w:t>
+        <w:t>Ask (EN)</w:t>
+      </w:r>
+      <w:r>
+        <w:t xml:space="preserve"> växer naturligt på frisk till fuktig, näringsrik, mullrik mark, gärna med rörligt, ytnära grundvatten. Asken är mycket viktig för den biologiska mångfalden och den är värd för minst 213 arter i olika organismgrupper, av vilka åtminstone 42 är askspecialister, ytterligare 8 arter förekommer endast på ask och alm. Bland dessa kan nämnas asknätfjäril (EN, §4a), askvårtlav (EN) och askpraktbagge (NT). Det finns en ökad risk att dessa arter försvinner när populationen av ask minskar. Asken är kraftigt drabbad av askskottsjukan, men angripna askar bör inte avverkas eftersom det är så många andra arter knutna till ask, såväl till döda som till levande träd. Eftersom sjukdomen är vindspridd så finns den redan nästan överallt där det finns askar, och till skillnad från almsjukan så förhindrar eller försvårar man inte spridningen genom att ta bort träd. Asken är globalt rödlistad som nära hotad (NT) vilket medför ett internationellt ansvar för arten (SLU Artdatabanken, 2026; IUCN, 2017).</w:t>
+      </w:r>
+    </w:p>
+    <w:p>
+      <w:r>
+        <w:rPr>
+          <w:b/>
+        </w:rPr>
+        <w:t>Garnlav (VU)</w:t>
+      </w:r>
+      <w:r>
+        <w:t xml:space="preserve"> är en utpräglad barrskogsart som ibland kan drapera träden i norrländska grannaturskogar med hög luftfuktighet. Den förekommer även i talldominerade bestånd där den, förutom i trädens grenverk, påträffas hängande över ojämnheter i tallbarken. Arten har minskat starkt i södra och mellersta Sverige och den minskar även i sitt nordliga utbredningsområde. Minskningstakten uppgår till 30 (20–50) % inom 50 år och överstiger gränsvärdet för Sårbar (VU). Orsaken till tillbakagången beror främst på slutavverkningar av naturskogsartade skogar. Bestånd med riklig förekomst bör regelmässigt sparas, vilket även gynnar flera andra sällsynta och rödlistade arter. Garnlav är värdväxt för den mycket sällsynta och akut hotade fjärilen barrskogslavfly (CR) som hör hemma i boreala barrskogar med riklig förekomst av värdväxten. Tidigare kunde arten konstateras årligen på flera platser vid Dala-Floda i Dalarna innan lokalerna kalavverkades. Senaste fyndet i landet av barrskogslavfly är från år 2000 då den påträffades vid Högberget i Sollefteå kommun. Garnlav är typisk art för </w:t>
+      </w:r>
+      <w:r>
+        <w:rPr>
+          <w:i/>
+        </w:rPr>
+        <w:t xml:space="preserve">9010 Taiga </w:t>
+      </w:r>
+      <w:r>
+        <w:t>och</w:t>
+      </w:r>
+      <w:r>
+        <w:rPr>
+          <w:i/>
+        </w:rPr>
+        <w:t xml:space="preserve"> 9070 Trädklädd betesmark</w:t>
+      </w:r>
+      <w:r>
+        <w:t xml:space="preserve"> (SLU Artdatabanken, 2026).</w:t>
+      </w:r>
+    </w:p>
+    <w:p>
+      <w:r>
+        <w:rPr>
+          <w:b/>
+        </w:rPr>
+        <w:t>Gräddticka (VU)</w:t>
+      </w:r>
+      <w:r>
+        <w:t xml:space="preserve"> har klassificerats som en ”gammelskogsindikator” och signalerar granskogar med höga naturvärden. Den kräver miljöer med hög och jämn fuktighet och växtplatserna ligger oftast på näringsrik, fuktig eller blöt mark där lågan och den murkna veden hålls konstant fuktig. Slutavverkning av gammelgranskog är ett direkt hot mot artens existens i landet och artens växtplatser måste undantas från skogsbruk (SLU Artdatabanken, 2024; Nitare &amp; Skogsstyrelsen, 2019).</w:t>
       </w:r>
     </w:p>
     <w:p>
@@ -236,10 +260,76 @@
         <w:rPr>
           <w:b/>
         </w:rPr>
-        <w:t>Tjäder (§4)</w:t>
-      </w:r>
-      <w:r>
-        <w:t xml:space="preserve"> omfattas av bilaga 1 och 2 EU:s fågeldirektiv och är typisk art för </w:t>
+        <w:t xml:space="preserve">Mörk kådsvartspik (VU) </w:t>
+      </w:r>
+      <w:r>
+        <w:t>växer på gammal grankåda i halvöppna barrskogar av naturskogskaraktär med hög och jämn luftfuktighet. Skogsbruksåtgärder som kan påverka markvattennivån och luftfuktigheten negativt på växtplatserna utgör hot. Nybildning av för arten lämpliga substrat i produktionsskogar är sannolikt mycket begränsad och på lång sikt utgör avverkningar av variationsrika och olikåldriga naturskogar med hög och jämn luftfuktighet ett allvarligt hot. Då populationen på varje lokal är liten innebär det en risk för att arten ska försvinna från en enskild lokal p.g.a. slumpfaktorer. Lokaler med mörk kådsvartspik bör undantas från skogsbruksåtgärder (SLU Artdatabanken, 2026).</w:t>
+      </w:r>
+    </w:p>
+    <w:p>
+      <w:r>
+        <w:rPr>
+          <w:b/>
+        </w:rPr>
+        <w:t xml:space="preserve">Ulltickeporing </w:t>
+      </w:r>
+      <w:r>
+        <w:rPr>
+          <w:b/>
+          <w:i/>
+        </w:rPr>
+        <w:t>Skeletocutis brevispora</w:t>
+      </w:r>
+      <w:r>
+        <w:rPr>
+          <w:b/>
+        </w:rPr>
+        <w:t xml:space="preserve"> (VU)</w:t>
+      </w:r>
+      <w:r>
+        <w:t>, rödlistad som sårbar, växer på ullticka (NT) i naturskogsartade granskogar. Avverkning av naturskogslika miljöer och av grova granar där ulltickeporing förekommer är ett direkt hot mot artens fortlevnad. Alla skogliga åtgärder som innebär att lågor och döda eller skadade träd tas bort missgynnar arten. På sikt är minskad tillgång till lämpligt substrat och krympande areal av naturskog ett hot, framförallt råder brist på grov ved som lågor i sena nedbrytningsstadier. Ytterligare fragmentering av skogslandskapet minskar artens möjligheter till spridning. Gamla granskogar som hyser arten undantas helt från skogsbruk (SLU Artdatabanken, 2024).</w:t>
+      </w:r>
+    </w:p>
+    <w:p>
+      <w:r>
+        <w:rPr>
+          <w:b/>
+        </w:rPr>
+        <w:t>Barrpraktbagge (NT)</w:t>
+      </w:r>
+      <w:r>
+        <w:t xml:space="preserve"> är en skalbagge vars larvutveckling sker under bark på nyligen döda, solexponerade stammar av barrträd, i Sverige gran och tall. Arten missgynnas av bristen på solbelyst, färsk barrträdsved i skogslandskapet. Områden där stormfällningar eller skogsbrand skett, bör lämnas orörda utan uttag av virke, exempelvis genom naturvårdsavtal (SLU Artdatabanken, 2024).</w:t>
+      </w:r>
+    </w:p>
+    <w:p>
+      <w:r>
+        <w:rPr>
+          <w:b/>
+        </w:rPr>
+        <w:t>Brunpudrad nållav (NT)</w:t>
+      </w:r>
+      <w:r>
+        <w:t xml:space="preserve"> är beroende av hög, jämn luftfuktighet och kan påträffas i fuktiga skogar av naturskogskaraktär, ofta i sumpgranskog eller andra sumpskogar. Arten är placerad högst upp i Skogsstyrelsens värdepyramid för bedömning av skog med höga naturvärden och förekomster bör undantas från skogsbruksåtgärder. Brunpudrad nållav är typisk art för </w:t>
+      </w:r>
+      <w:r>
+        <w:rPr>
+          <w:i/>
+        </w:rPr>
+        <w:t>9010 Taiga</w:t>
+      </w:r>
+      <w:r>
+        <w:t xml:space="preserve"> (SLU Artdatabanken, 2024; Nitare &amp; Skogsstyrelsen, 2019).</w:t>
+      </w:r>
+    </w:p>
+    <w:p>
+      <w:r>
+        <w:rPr>
+          <w:b/>
+        </w:rPr>
+        <w:t>Dropptaggsvamp (NT)</w:t>
+      </w:r>
+      <w:r>
+        <w:t xml:space="preserve"> bildar mykorrhiza med tall, främst i barrskog med trädkontinuitet, i magra, torra och ljusöppna lavtallskogar och i barrblandskogar med friskmossor och lingon i fältskiktet. Den totala populationen i landet har minskat och bedöms fortsätta minska till följd av slutavverkningar av tallskog. Det är högst oklart om arten långsiktigt kan etablera och reproducera sig i skogsbestånd som brukas med trakthyggesmetoder, markberedning, gödsling eller föryngring med förädlat plantmaterial. Uppfyller kriterierna för att bli rödlistad på grund av ny kunskap som visar att en större andel av populationen än tidigare bedömt är knuten till kontinuitetsbarrskog. Minskningstakten för den svenska populationen bedöms vara nära gränsvärdet för Sårbar (VU). Dropptaggsvamp är typisk art för </w:t>
       </w:r>
       <w:r>
         <w:rPr>
@@ -248,6 +338,264 @@
         <w:t xml:space="preserve">9010 Taiga </w:t>
       </w:r>
       <w:r>
+        <w:t>(SLU Artdatabanken, 2026).</w:t>
+      </w:r>
+    </w:p>
+    <w:p>
+      <w:r>
+        <w:rPr>
+          <w:b/>
+        </w:rPr>
+        <w:t>Kortskaftad ärgspik (NT)</w:t>
+      </w:r>
+      <w:r>
+        <w:t xml:space="preserve"> förekommer i barrträdsdominerade skogar och växer nästan uteslutande på tallved. Den föredrar gamla högstubbar i fuktig och halvöppen miljö, t.ex. i myrkanter, sumpskog och brandpräglad skog. Arten indikerar kontinuerlig tillgång till gamla högstubbar i kombination med hög och jämn luftfuktighet. Skogsbruk på lokaler med kortskaftad ärgspik utgör ett hot. På lång sikt bildas färre lämpliga substrat än vad som försvinner. Avverkning av barrträdsdominerade bestånd av naturskogskaraktär utgör ett långsiktigt hot. Naturskogsartade bestånd med riklig förekomst av gamla och grova tallhögstubbar bör undantas från skogsbruk (SLU Artdatabanken, 2024).</w:t>
+      </w:r>
+    </w:p>
+    <w:p>
+      <w:r>
+        <w:rPr>
+          <w:b/>
+        </w:rPr>
+        <w:t>Rosenticka (NT)</w:t>
+      </w:r>
+      <w:r>
+        <w:t xml:space="preserve">, rödlistad som nära hotad, ingår i en karaktäristisk association av vedsvampar som växer på gamla, grova granlågor i urskogsartade barrskogar. Den är placerad i toppen av Skogsstyrelsens värdepyramid för bedömning av skog med höga naturvärden och indikerar ett granskogsekosystem med långvarig kontinuitet av grova lågor. Artens beroende av grova granlågor innebär att alla skogsskötselåtgärder på eller i omedelbar närhet av lokalerna utgör ett hot på lång sikt. Det är angeläget att populationerna inte ytterligare glesas ut och ett tillräckligt antal områden där arten nu finns måste sparas för framtiden. Rosenticka är typisk art för </w:t>
+      </w:r>
+      <w:r>
+        <w:rPr>
+          <w:i/>
+        </w:rPr>
+        <w:t xml:space="preserve">9010 Taiga </w:t>
+      </w:r>
+      <w:r>
+        <w:t xml:space="preserve">och </w:t>
+      </w:r>
+      <w:r>
+        <w:rPr>
+          <w:i/>
+        </w:rPr>
+        <w:t>9050 Näringsrik granskog</w:t>
+      </w:r>
+      <w:r>
+        <w:t xml:space="preserve"> (Nitare &amp; Skogsstyrelsen, 2019; SLU Artdatabanken, 2024).</w:t>
+      </w:r>
+    </w:p>
+    <w:p>
+      <w:r>
+        <w:rPr>
+          <w:b/>
+        </w:rPr>
+        <w:t>Talltagel (NT)</w:t>
+      </w:r>
+      <w:r>
+        <w:t xml:space="preserve"> är en boreal art som förekommer på tall i äldre, öppna tallskogar. Den påverkas negativt av brist på kontinuitetsskog och minskningstakten bedöms vara nära gränsvärdet för Sårbar (VU). Talltagel är typisk art för </w:t>
+      </w:r>
+      <w:r>
+        <w:rPr>
+          <w:i/>
+        </w:rPr>
+        <w:t>9010 Taiga</w:t>
+      </w:r>
+      <w:r>
+        <w:t xml:space="preserve"> (SLU Artdatabanken, 2026).</w:t>
+      </w:r>
+    </w:p>
+    <w:p>
+      <w:r>
+        <w:rPr>
+          <w:b/>
+        </w:rPr>
+        <w:t>Ullticka (NT)</w:t>
+      </w:r>
+      <w:r>
+        <w:t xml:space="preserve"> är knuten till restbestånd av barrnaturskog och förekommer med ett tydligt optimum i orörda eller måttligt påverkade gamla granskogar där det föreligger viss kontinuitet av grov död ved. Ullticka är en bra signalart inom hela sitt utbredningsområde och i södra Sverige är den sällsynt och en god signalart för skyddsvärda granskogsmiljöer. Den hotas av avverkning och fragmentering av naturskog och äldre granskog med lång trädkontinuitet. På ullticka kan ibland ulltickeporing (VU) påträffas - det är en sällsynt ticka som nyligen delats upp i de tre olika arterna ulltickeporing </w:t>
+      </w:r>
+      <w:r>
+        <w:rPr>
+          <w:i/>
+        </w:rPr>
+        <w:t xml:space="preserve">Skeletocutis brevispora </w:t>
+      </w:r>
+      <w:r>
+        <w:t>(VU)</w:t>
+      </w:r>
+      <w:r>
+        <w:rPr>
+          <w:i/>
+        </w:rPr>
+        <w:t>, Skeletocutis delicata</w:t>
+      </w:r>
+      <w:r>
+        <w:t xml:space="preserve"> (VU)</w:t>
+      </w:r>
+      <w:r>
+        <w:rPr>
+          <w:i/>
+        </w:rPr>
+        <w:t xml:space="preserve"> och Skeletocutis exilis</w:t>
+      </w:r>
+      <w:r>
+        <w:t xml:space="preserve"> (NT). Ullticka är typisk art för </w:t>
+      </w:r>
+      <w:r>
+        <w:rPr>
+          <w:i/>
+        </w:rPr>
+        <w:t xml:space="preserve">9010 Taiga, 9050 Näringsrik granskog </w:t>
+      </w:r>
+      <w:r>
+        <w:t xml:space="preserve">och </w:t>
+      </w:r>
+      <w:r>
+        <w:rPr>
+          <w:i/>
+        </w:rPr>
+        <w:t>9030 Landhöjningsskog</w:t>
+      </w:r>
+      <w:r>
+        <w:t xml:space="preserve"> (SLU Artdatabanken, 2026; Nitare &amp; Skogsstyrelsen, 2019; Miettinen &amp; Niemelä, 2018).</w:t>
+      </w:r>
+    </w:p>
+    <w:p>
+      <w:r>
+        <w:rPr>
+          <w:b/>
+        </w:rPr>
+        <w:t>Bronshjon</w:t>
+      </w:r>
+      <w:r>
+        <w:t xml:space="preserve"> är en skalbagge vars larvutveckling sker under grov bark på stammar av döda eller döende barrträd, främst gran, i mindre omfattning tall. Arten är knuten till äldre, naturskogslik granskog med inslag av torkande träd. Bronshjon är typisk art för </w:t>
+      </w:r>
+      <w:r>
+        <w:rPr>
+          <w:i/>
+        </w:rPr>
+        <w:t>9010 Taiga</w:t>
+      </w:r>
+      <w:r>
+        <w:t xml:space="preserve"> (SLU Artdatabanken, 2025).</w:t>
+      </w:r>
+    </w:p>
+    <w:p>
+      <w:r>
+        <w:rPr>
+          <w:b/>
+        </w:rPr>
+        <w:t>Jättesvampmal</w:t>
+      </w:r>
+      <w:r>
+        <w:t xml:space="preserve"> är en fjäril som flyger i juli i mer eller mindre orörd gammal löv- eller blandskog, särskilt sådan med björk och bok. Larven lever i fnöskticka m.fl. tickor och kläckhålen och resterna av larvgångar i äldre fruktkroppar är lätta att känna igen och inventera. Arten hotas av avverkning av gamla, svampangripna lövträd samt bortforsling av döda lövträd, vindfällen och lågor. Gamla lövträd och naturbestånd med lövskog - särskilt björk och bok - bör sparas så långt möjligt och död ved lämnas kvar i skogen (SLU Artdatabanken, 2025).</w:t>
+      </w:r>
+    </w:p>
+    <w:p>
+      <w:r>
+        <w:rPr>
+          <w:b/>
+        </w:rPr>
+        <w:t>Tibast</w:t>
+      </w:r>
+      <w:r>
+        <w:t xml:space="preserve"> är en kalkgynnad buske som växer på mullrik, frisk eller svagt fuktig mark, exempelvis i gamla kalkgranskogar, lövträdslundar, varma källpåverkade sluttningar och exklusiva biotoper kopplade till vattendrag. Förekomster i gammal skog visar på höga naturvärden och bör alltid noteras i samband med naturvärdesinventeringar. Tibast är typisk art för </w:t>
+      </w:r>
+      <w:r>
+        <w:rPr>
+          <w:i/>
+        </w:rPr>
+        <w:t>9050 Näringsrik granskog</w:t>
+      </w:r>
+      <w:r>
+        <w:t xml:space="preserve"> och värdväxt för de två fjärilsarterna större tibastmal och brun tibastmal (CR) (SLU Artdatabanken, 2024; Nitare &amp; Skogsstyrelsen, 2019).</w:t>
+      </w:r>
+    </w:p>
+    <w:p>
+      <w:r>
+        <w:rPr>
+          <w:b/>
+        </w:rPr>
+        <w:t xml:space="preserve">Vedticka </w:t>
+      </w:r>
+      <w:r>
+        <w:t xml:space="preserve">är en bra signalart söder om den naturliga norrlandsgränsen. Den är huvudsakligen knuten till äldre barrskogar där det föreligger långvarig kontinuitet av död barrved. Vedticka är typisk art för </w:t>
+      </w:r>
+      <w:r>
+        <w:rPr>
+          <w:i/>
+        </w:rPr>
+        <w:t xml:space="preserve">9010 Taiga </w:t>
+      </w:r>
+      <w:r>
+        <w:t>(Nitare &amp; Skogsstyrelsen, 2019; SLU Artdatabanken, 2025).</w:t>
+      </w:r>
+    </w:p>
+    <w:p>
+      <w:r>
+        <w:rPr>
+          <w:b/>
+        </w:rPr>
+        <w:t xml:space="preserve">Vågbandad barkbock </w:t>
+      </w:r>
+      <w:r>
+        <w:t>är en långhorning vars larvutveckling sker under bark på nyligen döda stående barrträd, främst gran, mer undantagsvis på tall. Främst i stående träd, särskilt gamla, långsamvuxna granar med grov bark, även i grövre grenar, stubbar eller vindfällen. Arten är starkt knuten till naturskogsliknande granskogar, och gynnas av extrema torrsomrar som försvagar träden. Arten påverkas negativt av brist på kontinuitetsskog och en minskning av populationen pågår eller förväntas ske (SLU Artdatabanken, 2025).</w:t>
+      </w:r>
+    </w:p>
+    <w:p>
+      <w:r>
+        <w:rPr>
+          <w:b/>
+        </w:rPr>
+        <w:t>Åttafläckig praktbagge</w:t>
+      </w:r>
+      <w:r>
+        <w:t xml:space="preserve"> är en skalbagge vars larvutveckling sker i solexponerad död ved av tall, undantagsvis gran. Ofta i döda veddelar i levande träd, t.ex. ytliga rötter med blottad ved, även i klena stammar eller grova grenar på marken. De platta larvgångarna är packade med gnagmjöl, och det plattovala flyghålet är ungefär 5 mm i diameter. Åttafläckig praktbagge är typisk art för </w:t>
+      </w:r>
+      <w:r>
+        <w:rPr>
+          <w:i/>
+        </w:rPr>
+        <w:t xml:space="preserve">9010 Taiga </w:t>
+      </w:r>
+      <w:r>
+        <w:t>(SLU Artdatabanken, 2025).</w:t>
+      </w:r>
+    </w:p>
+    <w:p>
+      <w:r>
+        <w:rPr>
+          <w:b/>
+        </w:rPr>
+        <w:t>Glansfläck</w:t>
+      </w:r>
+      <w:r>
+        <w:t xml:space="preserve"> signalerar skyddsvärda lövträdsbestånd som ofta hyser ett flertal rödlistade lavar. Många växtplatser har långvarig trädkontinuitet. Laven indikerar främst miljöer med konstant hög och jämn luftfuktighet och ostörda markvattenförhållanden. Glansfläck är typisk art för </w:t>
+      </w:r>
+      <w:r>
+        <w:rPr>
+          <w:i/>
+        </w:rPr>
+        <w:t>9190 Näringsfattig ekskog</w:t>
+      </w:r>
+      <w:r>
+        <w:t xml:space="preserve"> (Nitare &amp; Skogsstyrelsen, 2000; SLU Artdatabanken, 2025).</w:t>
+      </w:r>
+    </w:p>
+    <w:p>
+      <w:r>
+        <w:rPr>
+          <w:b/>
+        </w:rPr>
+        <w:t>Tjäder (§4)</w:t>
+      </w:r>
+      <w:r>
+        <w:t xml:space="preserve"> omfattas av bilaga 1 och 2 EU:s fågeldirektiv och är typisk art för </w:t>
+      </w:r>
+      <w:r>
+        <w:rPr>
+          <w:i/>
+        </w:rPr>
+        <w:t xml:space="preserve">9010 Taiga </w:t>
+      </w:r>
+      <w:r>
         <w:t xml:space="preserve">och </w:t>
       </w:r>
       <w:r>
@@ -261,8 +609,203 @@
       </w:r>
     </w:p>
     <w:p>
-      <w:r>
-        <w:t>I BILAGA 1 finns mer detaljerad information om ekologi samt krav på livsmiljö hos fridlysta arter.</w:t>
+      <w:pPr>
+        <w:pStyle w:val="Heading1"/>
+      </w:pPr>
+      <w:r>
+        <w:t>EU:s fågeldirektiv</w:t>
+      </w:r>
+    </w:p>
+    <w:p>
+      <w:r>
+        <w:t xml:space="preserve">Europeiska unionens medlemsländer är skyldiga att agera i enlighet med EU:s fågeldirektiv där det uttryckligen står att direktivet gäller för fåglar samt för deras ägg, bon och </w:t>
+      </w:r>
+      <w:r>
+        <w:rPr>
+          <w:b/>
+        </w:rPr>
+        <w:t xml:space="preserve">livsmiljöer </w:t>
+      </w:r>
+      <w:r>
+        <w:t>(artikel 1). Vidare att de åtgärder som vidtas inte får leda till en försämring av den nuvarande situationen beträffande bevarandet av de fågelarter som avses i artikel 1 (artikel 13). Fågeldirektivet är styrande för tillsynsansvariga myndigheters ärendehantering, ställningstaganden och beslutsfattande.</w:t>
+      </w:r>
+    </w:p>
+    <w:p>
+      <w:pPr>
+        <w:pStyle w:val="Heading1"/>
+      </w:pPr>
+      <w:r>
+        <w:t>Typiska arter och EU:s art- och habitatdirektiv</w:t>
+      </w:r>
+    </w:p>
+    <w:p>
+      <w:r>
+        <w:t>Typiska arter används för att lokalisera områden med gynnsam bevarandestatus för de naturtyper som är listade i EU:s art- och habitatdirektiv. Ett exempel är Västlig taiga (EU-kod 9010) som saknar gynnsam bevarandestatus och minskar starkt som naturtyp i Sverige. Naturvårdsverket skriver i sin vägledning för Västlig taiga att dylika miljöer förutsätter normalt att skogarna skyddas långsiktigt, eftersom skogsbruk inte är förenligt med bevarande av naturtypen i gynnsamt tillstånd (Naturvårdsverket, 2011).</w:t>
+      </w:r>
+    </w:p>
+    <w:p>
+      <w:r>
+        <w:t>Följande typiska arter har sina livsmiljöer och växtplatser i den avverkningsanmälda skogen: garnlav (VU, T), knärot (VU, T, §8), brunpudrad nållav (NT, T), dropptaggsvamp (NT, T), rosenticka (NT, T), talltagel (NT, T), ullticka (NT, T), bronshjon (S, T), tibast (S, T), vedticka (S, T), åttafläckig praktbagge (S, T), glansfläck (T), krushättemossa (T) och tjäder (T, §4).</w:t>
+      </w:r>
+    </w:p>
+    <w:p>
+      <w:r>
+        <w:t>Enligt Sveriges Artikel 17 rapportering 2013 och 2019 till EU, har naturtypen Västlig taiga (9010) dålig bevarandestatus med negativ trend inom Sveriges boreala region. Skogsbruksåtgärder som avverkning, röjning och gallring pekas ut som några av de främst bidragande orsakerna till naturtypens dåliga status och negativa trend (SLU Artdatabanken, 2019). I EU:s uppföljning av tillståndet för naturtyperna i Skandinavien 2013 – 2018 framgår det att i den boreala regionen är tillståndet så dåligt för Västlig taiga (9010) att habitatet löper allvarlig risk att försvinna regionalt (EEA, 2022). Det allvarliga läget för den biologiska mångfalden i skogen framhålls även i Skogsstyren rapport 2026/07:</w:t>
+      </w:r>
+    </w:p>
+    <w:p>
+      <w:r>
+        <w:rPr>
+          <w:i/>
+        </w:rPr>
+        <w:t>"All avverkning av kända skogliga värdekärnor och sannolika kontinuitetsskogar behöver upphöra för att fylla bristen om 1,56 miljoner hektar bevarad livsmiljötyp. På grund av begränsade kvarvarande arealer av värdekärnor, naturskogar och kontinuitetsskogar leder fortsatt förlust av dessa till en påtaglig risk för långsiktigt negativa effekter för biologisk mångfald i skogslandskapet. Att de återstående arealerna bevaras och ges ett långsiktigt skydd bedöms därför vara av avgörande betydelse."</w:t>
+      </w:r>
+      <w:r>
+        <w:t xml:space="preserve"> (Skogsstyrelsen, 2026).</w:t>
+      </w:r>
+    </w:p>
+    <w:p>
+      <w:r>
+        <w:t>Trots detta har statusen för Västlig taiga ändrats till otillräcklig i stället för dålig i den senaste Artikel 17 rapporteringen 2025. Av Naturvårdsverkets rapport framgår det dock att de ändrade statusbedömningarna jämfört med rapporteringen 2019 inte beror på faktiska miljöförändringar. Ändringarna är av teknisk karaktär och främst en följd av resultaten från genomförda regeringsuppdrag och beslut inför rapporteringen 2025. Det är alltså politisk styrning i stället för faktiska förhållanden i naturen som ändrat på naturtypernas status i rapporteringen, vilket rimmar dåligt med såväl art- och habitatdirektivets syften och mål som med naturrestaureringsförordningen. I praktiken har dock Sveriges nya sätt att rapportera bevarandestatus till EU inte någon betydelse eftersom Naturvårdsverkets rapportering 2025 visar att Västlig taiga</w:t>
+      </w:r>
+      <w:r>
+        <w:rPr>
+          <w:b/>
+        </w:rPr>
+        <w:t xml:space="preserve"> </w:t>
+      </w:r>
+      <w:r>
+        <w:t>inte har gynnsam bevarandestatus.</w:t>
+      </w:r>
+    </w:p>
+    <w:p>
+      <w:r>
+        <w:t>Åtgärder som vidtas i enlighet med art- och habitatdirektivet ska enligt Artikel 2 syfta till att bibehålla eller återställa en gynnsam bevarandestatus hos livsmiljöer samt arter och vilda djur och växter av gemenskapsintresse. Enligt prejudikat från EU-domstolen ska en skogsbruksverksamhet utföras på ett sådant sätt som utgör ett förebyggande och hållbart skogsbruk för att betraktas som förenlig med bevarandekraven i direktivet (se EU-domstolens dom i de förenade målen C 473-19 och C 474-19).</w:t>
+      </w:r>
+    </w:p>
+    <w:p>
+      <w:r>
+        <w:t xml:space="preserve">Av artikel 1.e samma direktiv framgår att en livsmiljös bevarandestatus anses " gynnsam" när — dess naturliga utbredningsområde och de ytor den täcker inom detta område är stabila eller ökande, och — den särskilda struktur och de särskilda funktioner som är nödvändiga för att den skall kunna bibehållas på lång sikt finns, och sannolikt kommer att finnas under en överskådlig framtid, och — bevarandestatusen hos dess </w:t>
+      </w:r>
+      <w:r>
+        <w:rPr>
+          <w:b/>
+        </w:rPr>
+        <w:t>typiska arter</w:t>
+      </w:r>
+      <w:r>
+        <w:t xml:space="preserve"> är gynnsam enligt definitionen i artikel 1.i.</w:t>
+      </w:r>
+    </w:p>
+    <w:p>
+      <w:r>
+        <w:t>EU-direktiv är bindande för EU:s medlemsländer varvid det ankommer på Skogsstyrelsen som nationell tillsynsmyndighet att beakta syftet med EU:s art- och habitatdirektiv vid prövningen av en skogsbruksverksamhet, se Rådets direktiv 92/43/EEG. Se ytterligare information om EU:s livsmiljödirektiv i bilaga 2.</w:t>
+      </w:r>
+    </w:p>
+    <w:p>
+      <w:r>
+        <w:br w:type="page"/>
+      </w:r>
+    </w:p>
+    <w:p>
+      <w:pPr>
+        <w:pStyle w:val="Title"/>
+      </w:pPr>
+      <w:r>
+        <w:t>BILAGA 1 –</w:t>
+        <w:br/>
+        <w:t>Fridlysta och rödlistade arter</w:t>
+      </w:r>
+    </w:p>
+    <w:p>
+      <w:pPr>
+        <w:pStyle w:val="Heading1"/>
+      </w:pPr>
+      <w:r>
+        <w:t>Knärot – ekologi samt krav på livsmiljön</w:t>
+      </w:r>
+    </w:p>
+    <w:p>
+      <w:r>
+        <w:t xml:space="preserve">Knärot är typisk art för </w:t>
+      </w:r>
+      <w:r>
+        <w:rPr>
+          <w:i/>
+        </w:rPr>
+        <w:t xml:space="preserve">9010 Taiga </w:t>
+      </w:r>
+      <w:r>
+        <w:t>och</w:t>
+      </w:r>
+      <w:r>
+        <w:rPr>
+          <w:i/>
+        </w:rPr>
+        <w:t xml:space="preserve"> 9050 Näringsrik granskog</w:t>
+      </w:r>
+      <w:r>
+        <w:t>, fridlyst enligt 8 och 15 §§ artskyddsförordningen och klassad som sårbar (VU) enligt rödlistan 2020. Knärot är beroende av hög och jämn luftfuktighet i gamla, ostörda skogsmiljöer och är känslig för snabba förändringar av ljus-/vindförhållanden eller uttorkning. På grund av ett alltför intensivt skogsbruk har den minskat med 40 (25–50) % under de senaste 60 åren och i framtiden bedöms minskningstakten uppgå till 30 (20–40) %. Till följd av att arten har en dokumenterat högre minskningstakt i förhållande till sin generationstid än vad som tidigare varit känt (data från Riksskogstaxeringen) höjdes den till hotkategori sårbar (VU) i rödlistan 2020 (SLU Artdatabanken, 2024).</w:t>
+      </w:r>
+    </w:p>
+    <w:p>
+      <w:r>
+        <w:t>En analys av 79 floraväktarlokaler åren 1990–2015 vilka återbesökts under 2020–2024 visade på en tydlig negativ påverkan på knärotsförekomster från större hyggen i närområdet (inom 150–200 m) vilket indikerar att kanteffekter har en stor påverkan på populationerna. Resultaten bekräftar knärotens känslighet för kanteffekter och visar vikten av att skydda större skogsbestånd för att bevara arten. Om det blir höga andelar (&gt;30%) hyggen inom 200 meter från en knärotsförekomst så ökar risken för att en knärotspopulation dör ut och det verkar det behövas någonstans mellan 100 och 150 meters skyddszon för att bevara arten på lång sikt (Sebestyén &amp; Sundberg, 2025). Detta stöds även av en studie (Johansson et al, 2026) baserad på data från Riksskogstaxeringen som visar att knäroten minskat med 66 % under perioden 1993–2022 samt att det finns en stark korrelation mellan minskande arealer kontinuitetsskog och lokal utdöenderisk. Knäroten uppvisade en mycket låg koloniseringsgrad (0,7 % över 10 år) i kombination med hög lokal utrotningsrisk (75,2 %), där utrotningssannolikheten ökade kraftigt när arealen kontinuitetsskog minskade mellan undersökningar, t.ex. på grund av kalhyggesbruk (Johansson et al., 2026).</w:t>
+      </w:r>
+    </w:p>
+    <w:p>
+      <w:r>
+        <w:t xml:space="preserve">Samuel Johnsons doktorsavhandling </w:t>
+      </w:r>
+      <w:r>
+        <w:rPr>
+          <w:i/>
+        </w:rPr>
+        <w:t>“Retention Forestry as a Conservation Measure for Boreal Forest Ground Vegetation”</w:t>
+      </w:r>
+      <w:r>
+        <w:t xml:space="preserve"> (SLU, Uppsala 2014) visar att det krävs väl tilltagna skyddszoner för att knärotens växtplatser inte ska ta skada av skogsbruksåtgärder i intilliggande områden: </w:t>
+      </w:r>
+      <w:r>
+        <w:rPr>
+          <w:i/>
+        </w:rPr>
+        <w:t xml:space="preserve">“Study III shows that retention patches smaller than 0.5 ha do not lifeboat the sensitive forest herb G. repens, a species that depend on stable microclimatic conditions typical for intact forest stands.” </w:t>
+      </w:r>
+      <w:r>
+        <w:t xml:space="preserve">Vidare </w:t>
+      </w:r>
+      <w:r>
+        <w:rPr>
+          <w:i/>
+        </w:rPr>
+        <w:t>“More sensitive forest species are not lifeboated in retention patches ranging from 0.05 to 0.5 ha (Papers II &amp; III).”</w:t>
+      </w:r>
+    </w:p>
+    <w:p>
+      <w:r>
+        <w:t xml:space="preserve">Johnsons (2014) rekommendation på minst 50 meters breda skyddszoner runt knärotens växtplatser motsvarar en areal på 0,78 hektar, vilket ligger i linje med andra studier som gjorts på känsliga skogsarter: </w:t>
+      </w:r>
+      <w:r>
+        <w:rPr>
+          <w:i/>
+        </w:rPr>
+        <w:t>“In study III I also show that translocated specimens of G. repens survives well in mature forests at least 50 m from the nearest edge to an open area. Moreover, measures of temperature and humidity show that such distances from an open area is far enough to offer a microclimate that is more stable compared to what present in retention patches of around 0.1 ha. This means that the very centre of a circular patch with radius 50 m (equals a size of 0.78 ha) should offer conditions similar to interior forest and would perhaps be a suitable habitat for G. repens and similar species. Previous studies from both North America and Sweden have also concluded that patches between 0.5 and one ha are sufficient for preserving interior forest vegetation as well as sensitive lichens and bryophytes (de Graaf &amp; Roberts 2009; Halpern et al. 2012; Rudolphi et al. 2014).”</w:t>
+      </w:r>
+    </w:p>
+    <w:p>
+      <w:r>
+        <w:t>Ytterligare en studie (Koelmeijer m.fl., 2022) inkluderar knärotens skyddsbehov. I uppsatsen berörs problemet med uttorkning för växter, bl.a. för knärot, ett problem som blivit accentuerat på grund av den pågående klimatförändringen och torra somrar, t.ex. den exceptionellt torra sommaren 2018. I uppsatsen undersöks områden med tre olika avstånd från kalhyggeskant med avseende på skydd bl.a. för knärot. Det första området har avstånd upp till 20 m från hyggeskant (Strong edge effect), det andra 20–40 m från hyggeskant (Weak edge effect) och det tredje avser större avstånd från hyggeskant, där kanteffekten anses vara försumbar (Interior). Ett resultat var att man fann stor eller mycket stor uttorkningseffekt på känsliga och rödlistade skogsarter vid de kortare avstånden till hyggeskant, medan effekt av uttorkning inte konstaterades på större avstånd (Interior). För orkidén knärot fann man en rik förekomst (upp till 0,06 dm2/m2) på stort avstånd från hyggeskant (Interior), medan förekomsten var liten eller närmast försumbar i de områden som klassificerades som Weak edge effect respektive Strong edge effect. Arbetet påpekar att de allt oftare förekommande torra somrarna ger ytterligare skäl att utöka skyddsavståndet från hyggen till den fuktkrävande arten knärot (Koelmeijer m.fl., 2022).</w:t>
+      </w:r>
+    </w:p>
+    <w:p>
+      <w:r>
+        <w:t>Även Skogsstyrelsens egen vägledning för hänsyn till knärot ligger i linje med ovanstående forskningsstudier. Av vägledningen framgår det att för med hög sannolikhet kunna bevara befintliga förekomster krävs relativt stora avsättningar av uppvuxen skog med slutet och relativt tätt kronskikt. Som riktlinje kan krävas ett avstånd på 50 meter in från brynet för att vidmakthålla ett fungerande mikroklimat. Detta innebär att fristående hänsynsytor för många arter (kärlväxter, lavar och mossor) kan behöva ha en area överstigande 0,8 hektar (cirkelyta med radien 50 meter = 0,78 hektar) för att bibehålla lokalklimatet. Även ganska små förändringar i form av förändrade ljus- och fuktighetsförhållanden, till exempel till följd av gallring, kan leda till att arten försvinner till följd av konkurrens med mera ljuskrävande och snabbväxande arter (Skogsstyrelsen, 2022).</w:t>
+      </w:r>
+    </w:p>
+    <w:p>
+      <w:r>
+        <w:t>Vid tillämpning av försiktighetsprincipen enligt 2 kap. 3 § miljöbalken bör sålunda 100–150 meters skyddszon lämnas runt knärotens växtplatser.</w:t>
       </w:r>
     </w:p>
     <w:p>
@@ -270,382 +813,142 @@
         <w:pStyle w:val="Heading2"/>
       </w:pPr>
       <w:r>
-        <w:t>Övriga naturvårdsarter</w:t>
+        <w:t>Referenser – knärot</w:t>
       </w:r>
     </w:p>
     <w:p>
       <w:r>
-        <w:rPr>
-          <w:b/>
-        </w:rPr>
-        <w:t>Ask (EN)</w:t>
-      </w:r>
-      <w:r>
-        <w:t xml:space="preserve"> växer naturligt på frisk till fuktig, näringsrik, mullrik mark, gärna med rörligt, ytnära grundvatten. Asken är mycket viktig för den biologiska mångfalden och den är värd för minst 213 arter i olika organismgrupper, av vilka åtminstone 42 är askspecialister, ytterligare 8 arter förekommer endast på ask och alm. Bland dessa kan nämnas asknätfjäril (EN, §4a), askvårtlav (EN) och askpraktbagge (NT). Det finns en ökad risk att dessa arter försvinner när populationen av ask minskar. Asken är kraftigt drabbad av askskottsjukan, men angripna askar bör inte avverkas eftersom det är så många andra arter knutna till ask, såväl till döda som till levande träd. Eftersom sjukdomen är vindspridd så finns den redan nästan överallt där det finns askar, och till skillnad från almsjukan så förhindrar eller försvårar man inte spridningen genom att ta bort träd. Asken är globalt rödlistad som nära hotad (NT) vilket medför ett internationellt ansvar för arten (SLU Artdatabanken, 2026; IUCN, 2017).</w:t>
-      </w:r>
-    </w:p>
-    <w:p>
-      <w:r>
-        <w:rPr>
-          <w:b/>
-        </w:rPr>
-        <w:t>Barrpraktbagge (NT)</w:t>
-      </w:r>
-      <w:r>
-        <w:t xml:space="preserve"> är en skalbagge vars larvutveckling sker under bark på nyligen döda, solexponerade stammar av barrträd, i Sverige gran och tall. Arten missgynnas av bristen på solbelyst, färsk barrträdsved i skogslandskapet. Områden där stormfällningar eller skogsbrand skett, bör lämnas orörda utan uttag av virke, exempelvis genom naturvårdsavtal (SLU Artdatabanken, 2024).</w:t>
-      </w:r>
-    </w:p>
-    <w:p>
-      <w:r>
-        <w:rPr>
-          <w:b/>
-        </w:rPr>
-        <w:t>Bronshjon</w:t>
-      </w:r>
-      <w:r>
-        <w:t xml:space="preserve"> är en skalbagge vars larvutveckling sker under grov bark på stammar av döda eller döende barrträd, främst gran, i mindre omfattning tall. Arten är knuten till äldre, naturskogslik granskog med inslag av torkande träd. Bronshjon är typisk art för </w:t>
+        <w:t xml:space="preserve">de Graaf M &amp; Roberts M.R., 2009. </w:t>
       </w:r>
       <w:r>
         <w:rPr>
           <w:i/>
         </w:rPr>
-        <w:t>9010 Taiga</w:t>
-      </w:r>
-      <w:r>
-        <w:t xml:space="preserve"> (SLU Artdatabanken, 2025).</w:t>
+        <w:t xml:space="preserve">Short-term response of the herbaceous layer within leave patches after harvest. </w:t>
+      </w:r>
+      <w:r>
+        <w:t>Forest Ecology and Management 257, 1014–1025.</w:t>
       </w:r>
     </w:p>
     <w:p>
       <w:r>
-        <w:rPr>
-          <w:b/>
-        </w:rPr>
-        <w:t>Brunpudrad nållav (NT)</w:t>
-      </w:r>
-      <w:r>
-        <w:t xml:space="preserve"> är beroende av hög, jämn luftfuktighet och kan påträffas i fuktiga skogar av naturskogskaraktär, ofta i sumpgranskog eller andra sumpskogar. Arten är placerad högst upp i Skogsstyrelsens värdepyramid för bedömning av skog med höga naturvärden och förekomster bör undantas från skogsbruksåtgärder. Brunpudrad nållav är typisk art för </w:t>
+        <w:t xml:space="preserve">Halpern, C. B., Halaj, J., Evans, S. A., &amp; Dovciak, M., 2012. </w:t>
       </w:r>
       <w:r>
         <w:rPr>
           <w:i/>
         </w:rPr>
-        <w:t>9010 Taiga</w:t>
-      </w:r>
-      <w:r>
-        <w:t xml:space="preserve"> (SLU Artdatabanken, 2024; Nitare &amp; Skogsstyrelsen, 2019).</w:t>
+        <w:t xml:space="preserve">Level and pattern of overstory retention interact to shape long-term responses of understories to timber harvest. </w:t>
+      </w:r>
+      <w:r>
+        <w:t>Ecological Applications, 22, 2049–2064.</w:t>
       </w:r>
     </w:p>
     <w:p>
       <w:r>
-        <w:rPr>
-          <w:b/>
-        </w:rPr>
-        <w:t>Dropptaggsvamp (NT)</w:t>
-      </w:r>
-      <w:r>
-        <w:t xml:space="preserve"> bildar mykorrhiza med tall, främst i barrskog med trädkontinuitet, i magra, torra och ljusöppna lavtallskogar och i barrblandskogar med friskmossor och lingon i fältskiktet. Den totala populationen i landet har minskat och bedöms fortsätta minska till följd av slutavverkningar av tallskog. Det är högst oklart om arten långsiktigt kan etablera och reproducera sig i skogsbestånd som brukas med trakthyggesmetoder, markberedning, gödsling eller föryngring med förädlat plantmaterial. Uppfyller kriterierna för att bli rödlistad på grund av ny kunskap som visar att en större andel av populationen än tidigare bedömt är knuten till kontinuitetsbarrskog. Minskningstakten för den svenska populationen bedöms vara nära gränsvärdet för Sårbar (VU). Dropptaggsvamp är typisk art för </w:t>
+        <w:t>Johansson, V., Jansson, M. och Bergman, K-O</w:t>
       </w:r>
       <w:r>
         <w:rPr>
           <w:i/>
         </w:rPr>
-        <w:t xml:space="preserve">9010 Taiga </w:t>
-      </w:r>
-      <w:r>
-        <w:t>(SLU Artdatabanken, 2026).</w:t>
-      </w:r>
-    </w:p>
-    <w:p>
-      <w:r>
-        <w:rPr>
-          <w:b/>
-        </w:rPr>
-        <w:t>Garnlav (VU)</w:t>
-      </w:r>
-      <w:r>
-        <w:t xml:space="preserve"> är en utpräglad barrskogsart som ibland kan drapera träden i norrländska grannaturskogar med hög luftfuktighet. Den förekommer även i talldominerade bestånd där den, förutom i trädens grenverk, påträffas hängande över ojämnheter i tallbarken. Arten har minskat starkt i södra och mellersta Sverige och den minskar även i sitt nordliga utbredningsområde. Minskningstakten uppgår till 30 (20–50) % inom 50 år och överstiger gränsvärdet för Sårbar (VU). Orsaken till tillbakagången beror främst på slutavverkningar av naturskogsartade skogar. Bestånd med riklig förekomst bör regelmässigt sparas, vilket även gynnar flera andra sällsynta och rödlistade arter. Garnlav är värdväxt för den mycket sällsynta och akut hotade fjärilen barrskogslavfly (CR) som hör hemma i boreala barrskogar med riklig förekomst av värdväxten. Tidigare kunde arten konstateras årligen på flera platser vid Dala-Floda i Dalarna innan lokalerna kalavverkades. Senaste fyndet i landet av barrskogslavfly är från år 2000 då den påträffades vid Högberget i Sollefteå kommun. Garnlav är typisk art för </w:t>
+        <w:t>.</w:t>
+      </w:r>
+      <w:r>
+        <w:t>, 2026.</w:t>
       </w:r>
       <w:r>
         <w:rPr>
           <w:i/>
         </w:rPr>
-        <w:t xml:space="preserve">9010 Taiga </w:t>
-      </w:r>
-      <w:r>
-        <w:t>och</w:t>
+        <w:t xml:space="preserve"> A 30-year population decline of a threatened forest orchid associated with old growth forests</w:t>
+      </w:r>
+      <w:r>
+        <w:t>. Department of Physics, Chemistry and Biology (IFM), Linköping University.</w:t>
+      </w:r>
+    </w:p>
+    <w:p>
+      <w:r>
+        <w:t xml:space="preserve">Johnson, S., 2014. </w:t>
       </w:r>
       <w:r>
         <w:rPr>
           <w:i/>
         </w:rPr>
-        <w:t xml:space="preserve"> 9070 Trädklädd betesmark</w:t>
-      </w:r>
-      <w:r>
-        <w:t xml:space="preserve"> (SLU Artdatabanken, 2026).</w:t>
+        <w:t>Retention Forestry as a Conservation Measure for Boreal Forest Ground Vegetation</w:t>
+      </w:r>
+      <w:r>
+        <w:t>. Doktorsavhandling, SLU, Uppsala.</w:t>
       </w:r>
     </w:p>
     <w:p>
       <w:r>
-        <w:rPr>
-          <w:b/>
-        </w:rPr>
-        <w:t>Glansfläck</w:t>
-      </w:r>
-      <w:r>
-        <w:t xml:space="preserve"> signalerar skyddsvärda lövträdsbestånd som ofta hyser ett flertal rödlistade lavar. Många växtplatser har långvarig trädkontinuitet. Laven indikerar främst miljöer med konstant hög och jämn luftfuktighet och ostörda markvattenförhållanden. Glansfläck är typisk art för </w:t>
+        <w:t xml:space="preserve">Koelmeijer, I. A., Ehrlén, J., Jönsson, M., De Frenne, P., Berg, P., Andersson, J., Weibull, H. &amp; Hylander, N. 2022. </w:t>
       </w:r>
       <w:r>
         <w:rPr>
           <w:i/>
         </w:rPr>
-        <w:t>9190 Näringsfattig ekskog</w:t>
-      </w:r>
-      <w:r>
-        <w:t xml:space="preserve"> (Nitare &amp; Skogsstyrelsen, 2000; SLU Artdatabanken, 2025).</w:t>
+        <w:t xml:space="preserve">Interactive effects of drought and edge exposure on old-growth forest understory species. </w:t>
+      </w:r>
+      <w:r>
+        <w:t>Landscape Ecology, 37, sid 1839–1853.</w:t>
       </w:r>
     </w:p>
     <w:p>
       <w:r>
-        <w:rPr>
-          <w:b/>
-        </w:rPr>
-        <w:t>Gräddticka (VU)</w:t>
-      </w:r>
-      <w:r>
-        <w:t xml:space="preserve"> har klassificerats som en ”gammelskogsindikator” och signalerar granskogar med höga naturvärden. Den kräver miljöer med hög och jämn fuktighet och växtplatserna ligger oftast på näringsrik, fuktig eller blöt mark där lågan och den murkna veden hålls konstant fuktig. Slutavverkning av gammelgranskog är ett direkt hot mot artens existens i landet och artens växtplatser måste undantas från skogsbruk (SLU Artdatabanken, 2024; Nitare &amp; Skogsstyrelsen, 2019).</w:t>
-      </w:r>
-    </w:p>
-    <w:p>
-      <w:r>
-        <w:rPr>
-          <w:b/>
-        </w:rPr>
-        <w:t>Jättesvampmal</w:t>
-      </w:r>
-      <w:r>
-        <w:t xml:space="preserve"> är en fjäril som flyger i juli i mer eller mindre orörd gammal löv- eller blandskog, särskilt sådan med björk och bok. Larven lever i fnöskticka m.fl. tickor och kläckhålen och resterna av larvgångar i äldre fruktkroppar är lätta att känna igen och inventera. Arten hotas av avverkning av gamla, svampangripna lövträd samt bortforsling av döda lövträd, vindfällen och lågor. Gamla lövträd och naturbestånd med lövskog - särskilt björk och bok - bör sparas så långt möjligt och död ved lämnas kvar i skogen (SLU Artdatabanken, 2025).</w:t>
-      </w:r>
-    </w:p>
-    <w:p>
-      <w:r>
-        <w:rPr>
-          <w:b/>
-        </w:rPr>
-        <w:t>Kortskaftad ärgspik (NT)</w:t>
-      </w:r>
-      <w:r>
-        <w:t xml:space="preserve"> förekommer i barrträdsdominerade skogar och växer nästan uteslutande på tallved. Den föredrar gamla högstubbar i fuktig och halvöppen miljö, t.ex. i myrkanter, sumpskog och brandpräglad skog. Arten indikerar kontinuerlig tillgång till gamla högstubbar i kombination med hög och jämn luftfuktighet. Skogsbruk på lokaler med kortskaftad ärgspik utgör ett hot. På lång sikt bildas färre lämpliga substrat än vad som försvinner. Avverkning av barrträdsdominerade bestånd av naturskogskaraktär utgör ett långsiktigt hot. Naturskogsartade bestånd med riklig förekomst av gamla och grova tallhögstubbar bör undantas från skogsbruk (SLU Artdatabanken, 2024).</w:t>
-      </w:r>
-    </w:p>
-    <w:p>
-      <w:r>
-        <w:rPr>
-          <w:b/>
-        </w:rPr>
-        <w:t xml:space="preserve">Mörk kådsvartspik (VU) </w:t>
-      </w:r>
-      <w:r>
-        <w:t>växer på gammal grankåda i halvöppna barrskogar av naturskogskaraktär med hög och jämn luftfuktighet. Skogsbruksåtgärder som kan påverka markvattennivån och luftfuktigheten negativt på växtplatserna utgör hot. Nybildning av för arten lämpliga substrat i produktionsskogar är sannolikt mycket begränsad och på lång sikt utgör avverkningar av variationsrika och olikåldriga naturskogar med hög och jämn luftfuktighet ett allvarligt hot. Då populationen på varje lokal är liten innebär det en risk för att arten ska försvinna från en enskild lokal p.g.a. slumpfaktorer. Lokaler med mörk kådsvartspik bör undantas från skogsbruksåtgärder (SLU Artdatabanken, 2026).</w:t>
-      </w:r>
-    </w:p>
-    <w:p>
-      <w:r>
-        <w:rPr>
-          <w:b/>
-        </w:rPr>
-        <w:t>Rosenticka (NT)</w:t>
-      </w:r>
-      <w:r>
-        <w:t xml:space="preserve">, rödlistad som nära hotad, ingår i en karaktäristisk association av vedsvampar som växer på gamla, grova granlågor i urskogsartade barrskogar. Den är placerad i toppen av Skogsstyrelsens värdepyramid för bedömning av skog med höga naturvärden och indikerar ett granskogsekosystem med långvarig kontinuitet av grova lågor. Artens beroende av grova granlågor innebär att alla skogsskötselåtgärder på eller i omedelbar närhet av lokalerna utgör ett hot på lång sikt. Det är angeläget att populationerna inte ytterligare glesas ut och ett tillräckligt antal områden där arten nu finns måste sparas för framtiden. Rosenticka är typisk art för </w:t>
+        <w:t xml:space="preserve">Rudolphi, J., Jönsson, M. T., &amp; Gustafsson, L., 2014. </w:t>
       </w:r>
       <w:r>
         <w:rPr>
           <w:i/>
         </w:rPr>
-        <w:t xml:space="preserve">9010 Taiga </w:t>
-      </w:r>
-      <w:r>
-        <w:t xml:space="preserve">och </w:t>
+        <w:t xml:space="preserve">Biological legacies buffer local species extinction after logging. </w:t>
+      </w:r>
+      <w:r>
+        <w:t>Journal of Applied Ecology. 51, 53–62.</w:t>
+      </w:r>
+    </w:p>
+    <w:p>
+      <w:r>
+        <w:t xml:space="preserve">Sebestyén, L. och Sundberg, S. 2025.  </w:t>
       </w:r>
       <w:r>
         <w:rPr>
           <w:i/>
         </w:rPr>
-        <w:t>9050 Näringsrik granskog</w:t>
-      </w:r>
-      <w:r>
-        <w:t xml:space="preserve"> (Nitare &amp; Skogsstyrelsen, 2019; SLU Artdatabanken, 2024).</w:t>
+        <w:t>Påverkan på knärotslokaler från hyggen i närheten.</w:t>
+      </w:r>
+      <w:r>
+        <w:t xml:space="preserve"> DAPHNE 36:1 2025. Botaniska Sällskapet i Stockholm.</w:t>
       </w:r>
     </w:p>
     <w:p>
       <w:r>
-        <w:rPr>
-          <w:b/>
-        </w:rPr>
-        <w:t>Talltagel (NT)</w:t>
-      </w:r>
-      <w:r>
-        <w:t xml:space="preserve"> är en boreal art som förekommer på tall i äldre, öppna tallskogar. Den påverkas negativt av brist på kontinuitetsskog och minskningstakten bedöms vara nära gränsvärdet för Sårbar (VU). Talltagel är typisk art för </w:t>
+        <w:t xml:space="preserve">Skogsstyrelsen, 2022. </w:t>
       </w:r>
       <w:r>
         <w:rPr>
           <w:i/>
         </w:rPr>
-        <w:t>9010 Taiga</w:t>
-      </w:r>
-      <w:r>
-        <w:t xml:space="preserve"> (SLU Artdatabanken, 2026).</w:t>
+        <w:t xml:space="preserve">Vägledning för hänsyn till knärot. </w:t>
+      </w:r>
+      <w:r>
+        <w:t>https://www.skogsstyrelsen.se/lag-och-tillsyn/artskydd/vagledningar-och-kunskapsstod-artskydd/vagledning-for-hansyn-till-knarot/.</w:t>
       </w:r>
     </w:p>
     <w:p>
       <w:r>
-        <w:rPr>
-          <w:b/>
-        </w:rPr>
-        <w:t>Tibast</w:t>
-      </w:r>
-      <w:r>
-        <w:t xml:space="preserve"> är en kalkgynnad buske som växer på mullrik, frisk eller svagt fuktig mark, exempelvis i gamla kalkgranskogar, lövträdslundar, varma källpåverkade sluttningar och exklusiva biotoper kopplade till vattendrag. Förekomster i gammal skog visar på höga naturvärden och bör alltid noteras i samband med naturvärdesinventeringar. Tibast är typisk art för </w:t>
+        <w:t xml:space="preserve">SLU Artdatabanken, 2024. </w:t>
       </w:r>
       <w:r>
         <w:rPr>
           <w:i/>
         </w:rPr>
-        <w:t>9050 Näringsrik granskog</w:t>
-      </w:r>
-      <w:r>
-        <w:t xml:space="preserve"> och värdväxt för de två fjärilsarterna större tibastmal och brun tibastmal (CR) (SLU Artdatabanken, 2024; Nitare &amp; Skogsstyrelsen, 2019).</w:t>
-      </w:r>
-    </w:p>
-    <w:p>
-      <w:r>
-        <w:rPr>
-          <w:b/>
-        </w:rPr>
-        <w:t>Ullticka (NT)</w:t>
-      </w:r>
-      <w:r>
-        <w:t xml:space="preserve"> är knuten till restbestånd av barrnaturskog och förekommer med ett tydligt optimum i orörda eller måttligt påverkade gamla granskogar där det föreligger viss kontinuitet av grov död ved. Ullticka är en bra signalart inom hela sitt utbredningsområde och i södra Sverige är den sällsynt och en god signalart för skyddsvärda granskogsmiljöer. Den hotas av avverkning och fragmentering av naturskog och äldre granskog med lång trädkontinuitet. På ullticka kan ibland ulltickeporing (VU) påträffas - det är en sällsynt ticka som nyligen delats upp i de tre olika arterna ulltickeporing </w:t>
-      </w:r>
-      <w:r>
-        <w:rPr>
-          <w:i/>
-        </w:rPr>
-        <w:t xml:space="preserve">Skeletocutis brevispora </w:t>
-      </w:r>
-      <w:r>
-        <w:t>(VU)</w:t>
-      </w:r>
-      <w:r>
-        <w:rPr>
-          <w:i/>
-        </w:rPr>
-        <w:t>, Skeletocutis delicata</w:t>
-      </w:r>
-      <w:r>
-        <w:t xml:space="preserve"> (VU)</w:t>
-      </w:r>
-      <w:r>
-        <w:rPr>
-          <w:i/>
-        </w:rPr>
-        <w:t xml:space="preserve"> och Skeletocutis exilis</w:t>
-      </w:r>
-      <w:r>
-        <w:t xml:space="preserve"> (NT). Ullticka är typisk art för </w:t>
-      </w:r>
-      <w:r>
-        <w:rPr>
-          <w:i/>
-        </w:rPr>
-        <w:t xml:space="preserve">9010 Taiga, 9050 Näringsrik granskog </w:t>
-      </w:r>
-      <w:r>
-        <w:t xml:space="preserve">och </w:t>
-      </w:r>
-      <w:r>
-        <w:rPr>
-          <w:i/>
-        </w:rPr>
-        <w:t>9030 Landhöjningsskog</w:t>
-      </w:r>
-      <w:r>
-        <w:t xml:space="preserve"> (SLU Artdatabanken, 2026; Nitare &amp; Skogsstyrelsen, 2019; Miettinen &amp; Niemelä, 2018).</w:t>
-      </w:r>
-    </w:p>
-    <w:p>
-      <w:r>
-        <w:rPr>
-          <w:b/>
-        </w:rPr>
-        <w:t xml:space="preserve">Ulltickeporing </w:t>
-      </w:r>
-      <w:r>
-        <w:rPr>
-          <w:b/>
-          <w:i/>
-        </w:rPr>
-        <w:t>Skeletocutis brevispora</w:t>
-      </w:r>
-      <w:r>
-        <w:rPr>
-          <w:b/>
-        </w:rPr>
-        <w:t xml:space="preserve"> (VU)</w:t>
-      </w:r>
-      <w:r>
-        <w:t>, rödlistad som sårbar, växer på ullticka (NT) i naturskogsartade granskogar. Avverkning av naturskogslika miljöer och av grova granar där ulltickeporing förekommer är ett direkt hot mot artens fortlevnad. Alla skogliga åtgärder som innebär att lågor och döda eller skadade träd tas bort missgynnar arten. På sikt är minskad tillgång till lämpligt substrat och krympande areal av naturskog ett hot, framförallt råder brist på grov ved som lågor i sena nedbrytningsstadier. Ytterligare fragmentering av skogslandskapet minskar artens möjligheter till spridning. Gamla granskogar som hyser arten undantas helt från skogsbruk (SLU Artdatabanken, 2024).</w:t>
-      </w:r>
-    </w:p>
-    <w:p>
-      <w:r>
-        <w:rPr>
-          <w:b/>
-        </w:rPr>
-        <w:t xml:space="preserve">Vedticka </w:t>
-      </w:r>
-      <w:r>
-        <w:t xml:space="preserve">är en bra signalart söder om den naturliga norrlandsgränsen. Den är huvudsakligen knuten till äldre barrskogar där det föreligger långvarig kontinuitet av död barrved. Vedticka är typisk art för </w:t>
-      </w:r>
-      <w:r>
-        <w:rPr>
-          <w:i/>
-        </w:rPr>
-        <w:t xml:space="preserve">9010 Taiga </w:t>
-      </w:r>
-      <w:r>
-        <w:t>(Nitare &amp; Skogsstyrelsen, 2019; SLU Artdatabanken, 2025).</w:t>
-      </w:r>
-    </w:p>
-    <w:p>
-      <w:r>
-        <w:rPr>
-          <w:b/>
-        </w:rPr>
-        <w:t xml:space="preserve">Vågbandad barkbock </w:t>
-      </w:r>
-      <w:r>
-        <w:t>är en långhorning vars larvutveckling sker under bark på nyligen döda stående barrträd, främst gran, mer undantagsvis på tall. Främst i stående träd, särskilt gamla, långsamvuxna granar med grov bark, även i grövre grenar, stubbar eller vindfällen. Arten är starkt knuten till naturskogsliknande granskogar, och gynnas av extrema torrsomrar som försvagar träden. Arten påverkas negativt av brist på kontinuitetsskog och en minskning av populationen pågår eller förväntas ske (SLU Artdatabanken, 2025).</w:t>
-      </w:r>
-    </w:p>
-    <w:p>
-      <w:r>
-        <w:rPr>
-          <w:b/>
-        </w:rPr>
-        <w:t>Åttafläckig praktbagge</w:t>
-      </w:r>
-      <w:r>
-        <w:t xml:space="preserve"> är en skalbagge vars larvutveckling sker i solexponerad död ved av tall, undantagsvis gran. Ofta i döda veddelar i levande träd, t.ex. ytliga rötter med blottad ved, även i klena stammar eller grova grenar på marken. De platta larvgångarna är packade med gnagmjöl, och det plattovala flyghålet är ungefär 5 mm i diameter. Åttafläckig praktbagge är typisk art för </w:t>
-      </w:r>
-      <w:r>
-        <w:rPr>
-          <w:i/>
-        </w:rPr>
-        <w:t xml:space="preserve">9010 Taiga </w:t>
-      </w:r>
-      <w:r>
-        <w:t>(SLU Artdatabanken, 2025).</w:t>
+        <w:t xml:space="preserve">Artfaktablad. Naturvård – artfakta. </w:t>
+      </w:r>
+      <w:r>
+        <w:t>SLU Artdatabanken, Uppsala.</w:t>
       </w:r>
     </w:p>
     <w:p>
@@ -653,86 +956,89 @@
         <w:pStyle w:val="Heading1"/>
       </w:pPr>
       <w:r>
-        <w:t>Typiska arter och EU:s art- och habitatdirektiv</w:t>
+        <w:t>Ulltickeporing – ekologi samt krav på livsmiljön</w:t>
       </w:r>
     </w:p>
     <w:p>
       <w:r>
-        <w:t>Typiska arter används för att lokalisera områden med gynnsam bevarandestatus för de naturtyper som är listade i EU:s art- och habitatdirektiv. Ett exempel är Västlig taiga (EU-kod 9010) som saknar gynnsam bevarandestatus och minskar starkt som naturtyp i Sverige. Naturvårdsverket skriver i sin vägledning för Västlig taiga att dylika miljöer förutsätter normalt att skogarna skyddas långsiktigt, eftersom skogsbruk inte är förenligt med bevarande av naturtypen i gynnsamt tillstånd (Naturvårdsverket, 2011).</w:t>
-      </w:r>
-    </w:p>
-    <w:p>
-      <w:r>
-        <w:t>Följande typiska arter har sina livsmiljöer och växtplatser i den avverkningsanmälda skogen: garnlav (VU, T), knärot (VU, T, §8), brunpudrad nållav (NT, T), dropptaggsvamp (NT, T), rosenticka (NT, T), talltagel (NT, T), ullticka (NT, T), bronshjon (S, T), tibast (S, T), vedticka (S, T), åttafläckig praktbagge (S, T), glansfläck (T), krushättemossa (T) och tjäder (T, §4).</w:t>
-      </w:r>
-    </w:p>
-    <w:p>
-      <w:r>
-        <w:t>Enligt Sveriges Artikel 17 rapportering 2013 och 2019 till EU, har naturtypen Västlig taiga (9010) dålig bevarandestatus med negativ trend inom Sveriges boreala region. Skogsbruksåtgärder som avverkning, röjning och gallring pekas ut som några av de främst bidragande orsakerna till naturtypens dåliga status och negativa trend (SLU Artdatabanken, 2019). I EU:s uppföljning av tillståndet för naturtyperna i Skandinavien 2013 – 2018 framgår det att i den boreala regionen är tillståndet så dåligt för Västlig taiga (9010) att habitatet löper allvarlig risk att försvinna regionalt (EEA, 2022). Det allvarliga läget för den biologiska mångfalden i skogen framhålls även i Skogsstyren rapport 2026/07:</w:t>
-      </w:r>
-    </w:p>
-    <w:p>
+        <w:t xml:space="preserve">Ulltickeporing </w:t>
+      </w:r>
       <w:r>
         <w:rPr>
           <w:i/>
         </w:rPr>
-        <w:t>"All avverkning av kända skogliga värdekärnor och sannolika kontinuitetsskogar behöver upphöra för att fylla bristen om 1,56 miljoner hektar bevarad livsmiljötyp. På grund av begränsade kvarvarande arealer av värdekärnor, naturskogar och kontinuitetsskogar leder fortsatt förlust av dessa till en påtaglig risk för långsiktigt negativa effekter för biologisk mångfald i skogslandskapet. Att de återstående arealerna bevaras och ges ett långsiktigt skydd bedöms därför vara av avgörande betydelse."</w:t>
-      </w:r>
-      <w:r>
-        <w:t xml:space="preserve"> (Skogsstyrelsen, 2026).</w:t>
+        <w:t>Skeletocutis brevispora</w:t>
+      </w:r>
+      <w:r>
+        <w:t xml:space="preserve"> (VU), rödlistad som sårbar, växer på ullticka (NT) i naturskogsartade granskogar. Avverkning av naturskogslika miljöer och av grova granar där ulltickeporing förekommer är ett direkt hot mot artens fortlevnad Alla skogliga åtgärder som innebär att lågor och döda eller skadade träd tas bort missgynnar arten. På sikt är minskad tillgång till lämpligt substrat och krympande areal av naturskog ett hot, framförallt råder brist på grov ved som lågor i sena nedbrytningsstadier. Ytterligare fragmentering av skogslandskapet minskar artens möjligheter till spridning. Gamla granskogar som hyser arten undantas helt från skogsbruk (SLU Artdatabanken, 2026).</w:t>
       </w:r>
     </w:p>
     <w:p>
       <w:r>
-        <w:t>Trots detta har statusen för Västlig taiga ändrats till otillräcklig i stället för dålig i den senaste Artikel 17 rapporteringen 2025. Av Naturvårdsverkets rapport framgår det dock att de ändrade statusbedömningarna jämfört med rapporteringen 2019 inte beror på faktiska miljöförändringar. Ändringarna är av teknisk karaktär och främst en följd av resultaten från genomförda regeringsuppdrag och beslut inför rapporteringen 2025. Det är alltså politisk styrning i stället för faktiska förhållanden i naturen som ändrat på naturtypernas status i rapporteringen, vilket rimmar dåligt med såväl art- och habitatdirektivets syften och mål som med naturrestaureringsförordningen. I praktiken har dock Sveriges nya sätt att rapportera bevarandestatus till EU inte någon betydelse eftersom Naturvårdsverkets rapportering 2025 visar att Västlig taiga</w:t>
+        <w:t xml:space="preserve">Ulltickeporingen har nyligen delats upp i de tre olika arterna ulltickeporing </w:t>
       </w:r>
       <w:r>
         <w:rPr>
-          <w:b/>
+          <w:i/>
         </w:rPr>
-        <w:t xml:space="preserve"> </w:t>
-      </w:r>
-      <w:r>
-        <w:t>inte har gynnsam bevarandestatus.</w:t>
-      </w:r>
-    </w:p>
-    <w:p>
-      <w:r>
-        <w:t>Åtgärder som vidtas i enlighet med art- och habitatdirektivet ska enligt Artikel 2 syfta till att bibehålla eller återställa en gynnsam bevarandestatus hos livsmiljöer samt arter och vilda djur och växter av gemenskapsintresse. Enligt prejudikat från EU-domstolen ska en skogsbruksverksamhet utföras på ett sådant sätt som utgör ett förebyggande och hållbart skogsbruk för att betraktas som förenlig med bevarandekraven i direktivet (se EU-domstolens dom i de förenade målen C 473-19 och C 474-19).</w:t>
-      </w:r>
-    </w:p>
-    <w:p>
-      <w:r>
-        <w:t xml:space="preserve">Av artikel 1.e samma direktiv framgår att en livsmiljös bevarandestatus anses " gynnsam" när — dess naturliga utbredningsområde och de ytor den täcker inom detta område är stabila eller ökande, och — den särskilda struktur och de särskilda funktioner som är nödvändiga för att den skall kunna bibehållas på lång sikt finns, och sannolikt kommer att finnas under en överskådlig framtid, och — bevarandestatusen hos dess </w:t>
+        <w:t xml:space="preserve">Skeletocutis brevispora </w:t>
+      </w:r>
+      <w:r>
+        <w:t>(VU)</w:t>
       </w:r>
       <w:r>
         <w:rPr>
-          <w:b/>
+          <w:i/>
         </w:rPr>
-        <w:t>typiska arter</w:t>
-      </w:r>
-      <w:r>
-        <w:t xml:space="preserve"> är gynnsam enligt definitionen i artikel 1.i.</w:t>
-      </w:r>
-    </w:p>
-    <w:p>
-      <w:r>
-        <w:t>EU-direktiv är bindande för EU:s medlemsländer varvid det ankommer på Skogsstyrelsen som nationell tillsynsmyndighet att beakta syftet med EU:s art- och habitatdirektiv vid prövningen av en skogsbruksverksamhet, se Rådets direktiv 92/43/EEG. Se ytterligare information om EU:s livsmiljödirektiv i bilaga 2.</w:t>
-      </w:r>
-    </w:p>
-    <w:p>
-      <w:r>
-        <w:br w:type="page"/>
+        <w:t>, Skeletocutis delicata</w:t>
+      </w:r>
+      <w:r>
+        <w:t xml:space="preserve"> (VU)</w:t>
+      </w:r>
+      <w:r>
+        <w:rPr>
+          <w:i/>
+        </w:rPr>
+        <w:t xml:space="preserve"> och Skeletocutis exilis</w:t>
+      </w:r>
+      <w:r>
+        <w:t xml:space="preserve"> (NT) (SLU Artdatabanken, 2026; Miettinen &amp; Niemelä, 2018).</w:t>
       </w:r>
     </w:p>
     <w:p>
       <w:pPr>
-        <w:pStyle w:val="Title"/>
+        <w:pStyle w:val="Heading2"/>
       </w:pPr>
       <w:r>
-        <w:t>BILAGA 1 –</w:t>
-        <w:br/>
-        <w:t>Fridlysta och rödlistade arter</w:t>
+        <w:t>Referenser – ulltickeporing</w:t>
+      </w:r>
+    </w:p>
+    <w:p>
+      <w:r>
+        <w:t xml:space="preserve">Miettinen, O. &amp; Niemelä, T., 2018. </w:t>
+      </w:r>
+      <w:r>
+        <w:rPr>
+          <w:i/>
+        </w:rPr>
+        <w:t>Two new temperate polypore species of Skeletocutis (Polyporales, Basidiomycota)</w:t>
+      </w:r>
+      <w:r>
+        <w:t>. Ann. Bot. Fennici 55: 195–206.</w:t>
+      </w:r>
+    </w:p>
+    <w:p>
+      <w:r>
+        <w:t xml:space="preserve">SLU Artdatabanken, 2026. </w:t>
+      </w:r>
+      <w:r>
+        <w:rPr>
+          <w:i/>
+        </w:rPr>
+        <w:t xml:space="preserve">Artfaktablad. Naturvård – artfakta. </w:t>
+      </w:r>
+      <w:r>
+        <w:t>SLU Artdatabanken, Uppsala.</w:t>
       </w:r>
     </w:p>
     <w:p>
@@ -740,12 +1046,12 @@
         <w:pStyle w:val="Heading1"/>
       </w:pPr>
       <w:r>
-        <w:t>Knärot – ekologi samt krav på livsmiljön</w:t>
+        <w:t>Tjäder – ekologi samt krav på livsmiljön</w:t>
       </w:r>
     </w:p>
     <w:p>
       <w:r>
-        <w:t xml:space="preserve">Knärot är typisk art för </w:t>
+        <w:t xml:space="preserve">Tjäder (§4) omfattas av bilaga 1 och 2 EU:s fågeldirektiv och är typisk art för </w:t>
       </w:r>
       <w:r>
         <w:rPr>
@@ -754,76 +1060,21 @@
         <w:t xml:space="preserve">9010 Taiga </w:t>
       </w:r>
       <w:r>
-        <w:t>och</w:t>
+        <w:t xml:space="preserve">och </w:t>
       </w:r>
       <w:r>
         <w:rPr>
           <w:i/>
         </w:rPr>
-        <w:t xml:space="preserve"> 9050 Näringsrik granskog</w:t>
-      </w:r>
-      <w:r>
-        <w:t>, fridlyst enligt 8 och 15 §§ artskyddsförordningen och klassad som sårbar (VU) enligt rödlistan 2020. Knärot är beroende av hög och jämn luftfuktighet i gamla, ostörda skogsmiljöer och är känslig för snabba förändringar av ljus-/vindförhållanden eller uttorkning. På grund av ett alltför intensivt skogsbruk har den minskat med 40 (25–50) % under de senaste 60 åren och i framtiden bedöms minskningstakten uppgå till 30 (20–40) %. Till följd av att arten har en dokumenterat högre minskningstakt i förhållande till sin generationstid än vad som tidigare varit känt (data från Riksskogstaxeringen) höjdes den till hotkategori sårbar (VU) i rödlistan 2020 (SLU Artdatabanken, 2024).</w:t>
+        <w:t>9740 Skogsbevuxen myr</w:t>
+      </w:r>
+      <w:r>
+        <w:t>. Tjädern är en utpräglad skogsfågel knuten till större sammanhängande barrskogsområden. Tupparna och hönorna utnyttjar till viss del olika miljöer, och habitatvalet varierar dessutom mellan olika delar av året. För att det ska finnas livskraftiga tjäderbestånd krävs funktionella skogslandskap med en blandning av uppvuxen, gles och luckig skog, täta sumpskogar, myrar och andra små våtmarker (Skogsstyrelsen, 2019; SLU Artdatabanken 2024).</w:t>
       </w:r>
     </w:p>
     <w:p>
       <w:r>
-        <w:t>En analys av 79 floraväktarlokaler åren 1990–2015 vilka återbesökts under 2020–2024 visade på en tydlig negativ påverkan på knärotsförekomster från större hyggen i närområdet (inom 150–200 m) vilket indikerar att kanteffekter har en stor påverkan på populationerna. Resultaten bekräftar knärotens känslighet för kanteffekter och visar vikten av att skydda större skogsbestånd för att bevara arten. Om det blir höga andelar (&gt;30%) hyggen inom 200 meter från en knärotsförekomst så ökar risken för att en knärotspopulation dör ut och det verkar det behövas någonstans mellan 100 och 150 meters skyddszon för att bevara arten på lång sikt (Sebestyén &amp; Sundberg, 2025). Detta stöds även av en studie (Johansson et al, 2026) baserad på data från Riksskogstaxeringen som visar att knäroten minskat med 66 % under perioden 1993–2022 samt att det finns en stark korrelation mellan minskande arealer kontinuitetsskog och lokal utdöenderisk. Knäroten uppvisade en mycket låg koloniseringsgrad (0,7 % över 10 år) i kombination med hög lokal utrotningsrisk (75,2 %), där utrotningssannolikheten ökade kraftigt när arealen kontinuitetsskog minskade mellan undersökningar, t.ex. på grund av kalhyggesbruk (Johansson et al., 2026).</w:t>
-      </w:r>
-    </w:p>
-    <w:p>
-      <w:r>
-        <w:t xml:space="preserve">Samuel Johnsons doktorsavhandling </w:t>
-      </w:r>
-      <w:r>
-        <w:rPr>
-          <w:i/>
-        </w:rPr>
-        <w:t>“Retention Forestry as a Conservation Measure for Boreal Forest Ground Vegetation”</w:t>
-      </w:r>
-      <w:r>
-        <w:t xml:space="preserve"> (SLU, Uppsala 2014) visar att det krävs väl tilltagna skyddszoner för att knärotens växtplatser inte ska ta skada av skogsbruksåtgärder i intilliggande områden: </w:t>
-      </w:r>
-      <w:r>
-        <w:rPr>
-          <w:i/>
-        </w:rPr>
-        <w:t xml:space="preserve">“Study III shows that retention patches smaller than 0.5 ha do not lifeboat the sensitive forest herb G. repens, a species that depend on stable microclimatic conditions typical for intact forest stands.” </w:t>
-      </w:r>
-      <w:r>
-        <w:t xml:space="preserve">Vidare </w:t>
-      </w:r>
-      <w:r>
-        <w:rPr>
-          <w:i/>
-        </w:rPr>
-        <w:t>“More sensitive forest species are not lifeboated in retention patches ranging from 0.05 to 0.5 ha (Papers II &amp; III).”</w:t>
-      </w:r>
-    </w:p>
-    <w:p>
-      <w:r>
-        <w:t xml:space="preserve">Johnsons (2014) rekommendation på minst 50 meters breda skyddszoner runt knärotens växtplatser motsvarar en areal på 0,78 hektar, vilket ligger i linje med andra studier som gjorts på känsliga skogsarter: </w:t>
-      </w:r>
-      <w:r>
-        <w:rPr>
-          <w:i/>
-        </w:rPr>
-        <w:t>“In study III I also show that translocated specimens of G. repens survives well in mature forests at least 50 m from the nearest edge to an open area. Moreover, measures of temperature and humidity show that such distances from an open area is far enough to offer a microclimate that is more stable compared to what present in retention patches of around 0.1 ha. This means that the very centre of a circular patch with radius 50 m (equals a size of 0.78 ha) should offer conditions similar to interior forest and would perhaps be a suitable habitat for G. repens and similar species. Previous studies from both North America and Sweden have also concluded that patches between 0.5 and one ha are sufficient for preserving interior forest vegetation as well as sensitive lichens and bryophytes (de Graaf &amp; Roberts 2009; Halpern et al. 2012; Rudolphi et al. 2014).”</w:t>
-      </w:r>
-    </w:p>
-    <w:p>
-      <w:r>
-        <w:t>Ytterligare en studie (Koelmeijer m.fl., 2022) inkluderar knärotens skyddsbehov. I uppsatsen berörs problemet med uttorkning för växter, bl.a. för knärot, ett problem som blivit accentuerat på grund av den pågående klimatförändringen och torra somrar, t.ex. den exceptionellt torra sommaren 2018. I uppsatsen undersöks områden med tre olika avstånd från kalhyggeskant med avseende på skydd bl.a. för knärot. Det första området har avstånd upp till 20 m från hyggeskant (Strong edge effect), det andra 20–40 m från hyggeskant (Weak edge effect) och det tredje avser större avstånd från hyggeskant, där kanteffekten anses vara försumbar (Interior). Ett resultat var att man fann stor eller mycket stor uttorkningseffekt på känsliga och rödlistade skogsarter vid de kortare avstånden till hyggeskant, medan effekt av uttorkning inte konstaterades på större avstånd (Interior). För orkidén knärot fann man en rik förekomst (upp till 0,06 dm2/m2) på stort avstånd från hyggeskant (Interior), medan förekomsten var liten eller närmast försumbar i de områden som klassificerades som Weak edge effect respektive Strong edge effect. Arbetet påpekar att de allt oftare förekommande torra somrarna ger ytterligare skäl att utöka skyddsavståndet från hyggen till den fuktkrävande arten knärot (Koelmeijer m.fl., 2022).</w:t>
-      </w:r>
-    </w:p>
-    <w:p>
-      <w:r>
-        <w:t>Även Skogsstyrelsens egen vägledning för hänsyn till knärot ligger i linje med ovanstående forskningsstudier. Av vägledningen framgår det att för med hög sannolikhet kunna bevara befintliga förekomster krävs relativt stora avsättningar av uppvuxen skog med slutet och relativt tätt kronskikt. Som riktlinje kan krävas ett avstånd på 50 meter in från brynet för att vidmakthålla ett fungerande mikroklimat. Detta innebär att fristående hänsynsytor för många arter (kärlväxter, lavar och mossor) kan behöva ha en area överstigande 0,8 hektar (cirkelyta med radien 50 meter = 0,78 hektar) för att bibehålla lokalklimatet. Även ganska små förändringar i form av förändrade ljus- och fuktighetsförhållanden, till exempel till följd av gallring, kan leda till att arten försvinner till följd av konkurrens med mera ljuskrävande och snabbväxande arter (Skogsstyrelsen, 2022).</w:t>
-      </w:r>
-    </w:p>
-    <w:p>
-      <w:r>
-        <w:t>Vid tillämpning av försiktighetsprincipen enligt 2 kap. 3 § miljöbalken bör sålunda 100–150 meters skyddszon lämnas runt knärotens växtplatser.</w:t>
+        <w:t>Arten försvinner när skogen fragmenteras och den sammanlagda arealen hyggen och andra öppna områden blir för stor. Ett småskaligt och försiktigt virkesuttag genom hyggesfria metoder kan i vissa fall vara möjligt i området inom 200 m från lekcentrum. Längre ut från lekcentrum, inom 200–500 m bör den avverkade ytan inte överskrida 1 hektar för att undvika alltför stora och snabba förändringar (Skogsstyrelsen, 2019).</w:t>
       </w:r>
     </w:p>
     <w:p>
@@ -831,128 +1082,18 @@
         <w:pStyle w:val="Heading2"/>
       </w:pPr>
       <w:r>
-        <w:t>Referenser – knärot</w:t>
+        <w:t>Referenser – tjäder</w:t>
       </w:r>
     </w:p>
     <w:p>
       <w:r>
-        <w:t xml:space="preserve">de Graaf M &amp; Roberts M.R., 2009. </w:t>
+        <w:t xml:space="preserve">Skogsstyrelsen, 2019. </w:t>
       </w:r>
       <w:r>
         <w:rPr>
           <w:i/>
         </w:rPr>
-        <w:t xml:space="preserve">Short-term response of the herbaceous layer within leave patches after harvest. </w:t>
-      </w:r>
-      <w:r>
-        <w:t>Forest Ecology and Management 257, 1014–1025.</w:t>
-      </w:r>
-    </w:p>
-    <w:p>
-      <w:r>
-        <w:t xml:space="preserve">Halpern, C. B., Halaj, J., Evans, S. A., &amp; Dovciak, M., 2012. </w:t>
-      </w:r>
-      <w:r>
-        <w:rPr>
-          <w:i/>
-        </w:rPr>
-        <w:t xml:space="preserve">Level and pattern of overstory retention interact to shape long-term responses of understories to timber harvest. </w:t>
-      </w:r>
-      <w:r>
-        <w:t>Ecological Applications, 22, 2049–2064.</w:t>
-      </w:r>
-    </w:p>
-    <w:p>
-      <w:r>
-        <w:t>Johansson, V., Jansson, M. och Bergman, K-O</w:t>
-      </w:r>
-      <w:r>
-        <w:rPr>
-          <w:i/>
-        </w:rPr>
-        <w:t>.</w:t>
-      </w:r>
-      <w:r>
-        <w:t>, 2026.</w:t>
-      </w:r>
-      <w:r>
-        <w:rPr>
-          <w:i/>
-        </w:rPr>
-        <w:t xml:space="preserve"> A 30-year population decline of a threatened forest orchid associated with old growth forests</w:t>
-      </w:r>
-      <w:r>
-        <w:t>. Department of Physics, Chemistry and Biology (IFM), Linköping University.</w:t>
-      </w:r>
-    </w:p>
-    <w:p>
-      <w:r>
-        <w:t xml:space="preserve">Johnson, S., 2014. </w:t>
-      </w:r>
-      <w:r>
-        <w:rPr>
-          <w:i/>
-        </w:rPr>
-        <w:t>Retention Forestry as a Conservation Measure for Boreal Forest Ground Vegetation</w:t>
-      </w:r>
-      <w:r>
-        <w:t>. Doktorsavhandling, SLU, Uppsala.</w:t>
-      </w:r>
-    </w:p>
-    <w:p>
-      <w:r>
-        <w:t xml:space="preserve">Koelmeijer, I. A., Ehrlén, J., Jönsson, M., De Frenne, P., Berg, P., Andersson, J., Weibull, H. &amp; Hylander, N. 2022. </w:t>
-      </w:r>
-      <w:r>
-        <w:rPr>
-          <w:i/>
-        </w:rPr>
-        <w:t xml:space="preserve">Interactive effects of drought and edge exposure on old-growth forest understory species. </w:t>
-      </w:r>
-      <w:r>
-        <w:t>Landscape Ecology, 37, sid 1839–1853.</w:t>
-      </w:r>
-    </w:p>
-    <w:p>
-      <w:r>
-        <w:t xml:space="preserve">Rudolphi, J., Jönsson, M. T., &amp; Gustafsson, L., 2014. </w:t>
-      </w:r>
-      <w:r>
-        <w:rPr>
-          <w:i/>
-        </w:rPr>
-        <w:t xml:space="preserve">Biological legacies buffer local species extinction after logging. </w:t>
-      </w:r>
-      <w:r>
-        <w:t>Journal of Applied Ecology. 51, 53–62.</w:t>
-      </w:r>
-    </w:p>
-    <w:p>
-      <w:r>
-        <w:t xml:space="preserve">Sebestyén, L. och Sundberg, S. 2025.  </w:t>
-      </w:r>
-      <w:r>
-        <w:rPr>
-          <w:i/>
-        </w:rPr>
-        <w:t>Påverkan på knärotslokaler från hyggen i närheten.</w:t>
-      </w:r>
-      <w:r>
-        <w:t xml:space="preserve"> DAPHNE 36:1 2025. Botaniska Sällskapet i Stockholm.</w:t>
-      </w:r>
-    </w:p>
-    <w:p>
-      <w:r>
-        <w:t xml:space="preserve">Skogsstyrelsen, 2022. </w:t>
-      </w:r>
-      <w:r>
-        <w:rPr>
-          <w:i/>
-        </w:rPr>
-        <w:t xml:space="preserve">Vägledning för hänsyn till knärot. </w:t>
-      </w:r>
-      <w:r>
-        <w:t>https://www.skogsstyrelsen.se/lag-och-tillsyn/artskydd/vagledningar-och-kunskapsstod-artskydd/vagledning-for-hansyn-till-knarot/.</w:t>
+        <w:t>Vägledning för hänsyn till fåglar – tjäder.</w:t>
       </w:r>
     </w:p>
     <w:p>
@@ -966,166 +1107,7 @@
         <w:t xml:space="preserve">Artfaktablad. Naturvård – artfakta. </w:t>
       </w:r>
       <w:r>
-        <w:t>SLU Artdatabanken, Uppsala.</w:t>
-      </w:r>
-    </w:p>
-    <w:p>
-      <w:pPr>
-        <w:pStyle w:val="Heading1"/>
-      </w:pPr>
-      <w:r>
-        <w:t>Tjäder – ekologi samt krav på livsmiljön</w:t>
-      </w:r>
-    </w:p>
-    <w:p>
-      <w:r>
-        <w:t xml:space="preserve">Tjäder (§4) omfattas av bilaga 1 och 2 EU:s fågeldirektiv och är typisk art för </w:t>
-      </w:r>
-      <w:r>
-        <w:rPr>
-          <w:i/>
-        </w:rPr>
-        <w:t xml:space="preserve">9010 Taiga </w:t>
-      </w:r>
-      <w:r>
-        <w:t xml:space="preserve">och </w:t>
-      </w:r>
-      <w:r>
-        <w:rPr>
-          <w:i/>
-        </w:rPr>
-        <w:t>9740 Skogsbevuxen myr</w:t>
-      </w:r>
-      <w:r>
-        <w:t>. Tjädern är en utpräglad skogsfågel knuten till större sammanhängande barrskogsområden. Tupparna och hönorna utnyttjar till viss del olika miljöer, och habitatvalet varierar dessutom mellan olika delar av året. För att det ska finnas livskraftiga tjäderbestånd krävs funktionella skogslandskap med en blandning av uppvuxen, gles och luckig skog, täta sumpskogar, myrar och andra små våtmarker (Skogsstyrelsen, 2019; SLU Artdatabanken 2024).</w:t>
-      </w:r>
-    </w:p>
-    <w:p>
-      <w:r>
-        <w:t>Arten försvinner när skogen fragmenteras och den sammanlagda arealen hyggen och andra öppna områden blir för stor. Ett småskaligt och försiktigt virkesuttag genom hyggesfria metoder kan i vissa fall vara möjligt i området inom 200 m från lekcentrum. Längre ut från lekcentrum, inom 200–500 m bör den avverkade ytan inte överskrida 1 hektar för att undvika alltför stora och snabba förändringar (Skogsstyrelsen, 2019).</w:t>
-      </w:r>
-    </w:p>
-    <w:p>
-      <w:pPr>
-        <w:pStyle w:val="Heading2"/>
-      </w:pPr>
-      <w:r>
-        <w:t>Referenser – tjäder</w:t>
-      </w:r>
-    </w:p>
-    <w:p>
-      <w:r>
-        <w:t xml:space="preserve">Skogsstyrelsen, 2019. </w:t>
-      </w:r>
-      <w:r>
-        <w:rPr>
-          <w:i/>
-        </w:rPr>
-        <w:t>Vägledning för hänsyn till fåglar – tjäder.</w:t>
-      </w:r>
-    </w:p>
-    <w:p>
-      <w:r>
-        <w:t xml:space="preserve">SLU Artdatabanken, 2024. </w:t>
-      </w:r>
-      <w:r>
-        <w:rPr>
-          <w:i/>
-        </w:rPr>
-        <w:t xml:space="preserve">Artfaktablad. Naturvård – artfakta. </w:t>
-      </w:r>
-      <w:r>
         <w:t>SLU Artdatabanken, Uppsala</w:t>
-      </w:r>
-    </w:p>
-    <w:p>
-      <w:pPr>
-        <w:pStyle w:val="Heading1"/>
-      </w:pPr>
-      <w:r>
-        <w:t>Ulltickeporing – ekologi samt krav på livsmiljön</w:t>
-      </w:r>
-    </w:p>
-    <w:p>
-      <w:r>
-        <w:t xml:space="preserve">Ulltickeporing </w:t>
-      </w:r>
-      <w:r>
-        <w:rPr>
-          <w:i/>
-        </w:rPr>
-        <w:t>Skeletocutis brevispora</w:t>
-      </w:r>
-      <w:r>
-        <w:t xml:space="preserve"> (VU), rödlistad som sårbar, växer på ullticka (NT) i naturskogsartade granskogar. Avverkning av naturskogslika miljöer och av grova granar där ulltickeporing förekommer är ett direkt hot mot artens fortlevnad Alla skogliga åtgärder som innebär att lågor och döda eller skadade träd tas bort missgynnar arten. På sikt är minskad tillgång till lämpligt substrat och krympande areal av naturskog ett hot, framförallt råder brist på grov ved som lågor i sena nedbrytningsstadier. Ytterligare fragmentering av skogslandskapet minskar artens möjligheter till spridning. Gamla granskogar som hyser arten undantas helt från skogsbruk (SLU Artdatabanken, 2026).</w:t>
-      </w:r>
-    </w:p>
-    <w:p>
-      <w:r>
-        <w:t xml:space="preserve">Ulltickeporingen har nyligen delats upp i de tre olika arterna ulltickeporing </w:t>
-      </w:r>
-      <w:r>
-        <w:rPr>
-          <w:i/>
-        </w:rPr>
-        <w:t xml:space="preserve">Skeletocutis brevispora </w:t>
-      </w:r>
-      <w:r>
-        <w:t>(VU)</w:t>
-      </w:r>
-      <w:r>
-        <w:rPr>
-          <w:i/>
-        </w:rPr>
-        <w:t>, Skeletocutis delicata</w:t>
-      </w:r>
-      <w:r>
-        <w:t xml:space="preserve"> (VU)</w:t>
-      </w:r>
-      <w:r>
-        <w:rPr>
-          <w:i/>
-        </w:rPr>
-        <w:t xml:space="preserve"> och Skeletocutis exilis</w:t>
-      </w:r>
-      <w:r>
-        <w:t xml:space="preserve"> (NT) (SLU Artdatabanken, 2026; Miettinen &amp; Niemelä, 2018).</w:t>
-      </w:r>
-    </w:p>
-    <w:p>
-      <w:pPr>
-        <w:pStyle w:val="Heading2"/>
-      </w:pPr>
-      <w:r>
-        <w:t>Referenser – ulltickeporing</w:t>
-      </w:r>
-    </w:p>
-    <w:p>
-      <w:r>
-        <w:t xml:space="preserve">Miettinen, O. &amp; Niemelä, T., 2018. </w:t>
-      </w:r>
-      <w:r>
-        <w:rPr>
-          <w:i/>
-        </w:rPr>
-        <w:t>Two new temperate polypore species of Skeletocutis (Polyporales, Basidiomycota)</w:t>
-      </w:r>
-      <w:r>
-        <w:t>. Ann. Bot. Fennici 55: 195–206.</w:t>
-      </w:r>
-    </w:p>
-    <w:p>
-      <w:r>
-        <w:t xml:space="preserve">SLU Artdatabanken, 2026. </w:t>
-      </w:r>
-      <w:r>
-        <w:rPr>
-          <w:i/>
-        </w:rPr>
-        <w:t xml:space="preserve">Artfaktablad. Naturvård – artfakta. </w:t>
-      </w:r>
-      <w:r>
-        <w:t>SLU Artdatabanken, Uppsala.</w:t>
       </w:r>
     </w:p>
     <w:p>
@@ -1504,7 +1486,7 @@
     <w:r>
       <w:tab/>
       <w:tab/>
-      <w:t>2026-06-20</w:t>
+      <w:t>2026-06-21</w:t>
       <w:br/>
       <w:br/>
     </w:r>

--- a/tillsyn/A 13033-2026 tillsynsbegäran.docx
+++ b/tillsyn/A 13033-2026 tillsynsbegäran.docx
@@ -1486,7 +1486,7 @@
     <w:r>
       <w:tab/>
       <w:tab/>
-      <w:t>2026-06-21</w:t>
+      <w:t>2026-06-22</w:t>
       <w:br/>
       <w:br/>
     </w:r>

--- a/tillsyn/A 13033-2026 tillsynsbegäran.docx
+++ b/tillsyn/A 13033-2026 tillsynsbegäran.docx
@@ -1486,7 +1486,7 @@
     <w:r>
       <w:tab/>
       <w:tab/>
-      <w:t>2026-06-22</w:t>
+      <w:t>2026-06-23</w:t>
       <w:br/>
       <w:br/>
     </w:r>

--- a/tillsyn/A 13033-2026 tillsynsbegäran.docx
+++ b/tillsyn/A 13033-2026 tillsynsbegäran.docx
@@ -1486,7 +1486,7 @@
     <w:r>
       <w:tab/>
       <w:tab/>
-      <w:t>2026-06-23</w:t>
+      <w:t>2026-06-24</w:t>
       <w:br/>
       <w:br/>
     </w:r>

--- a/tillsyn/A 13033-2026 tillsynsbegäran.docx
+++ b/tillsyn/A 13033-2026 tillsynsbegäran.docx
@@ -1486,7 +1486,7 @@
     <w:r>
       <w:tab/>
       <w:tab/>
-      <w:t>2026-06-24</w:t>
+      <w:t>2026-06-25</w:t>
       <w:br/>
       <w:br/>
     </w:r>

--- a/tillsyn/A 13033-2026 tillsynsbegäran.docx
+++ b/tillsyn/A 13033-2026 tillsynsbegäran.docx
@@ -1486,7 +1486,7 @@
     <w:r>
       <w:tab/>
       <w:tab/>
-      <w:t>2026-06-25</w:t>
+      <w:t>2026-06-26</w:t>
       <w:br/>
       <w:br/>
     </w:r>

--- a/tillsyn/A 13033-2026 tillsynsbegäran.docx
+++ b/tillsyn/A 13033-2026 tillsynsbegäran.docx
@@ -1486,7 +1486,7 @@
     <w:r>
       <w:tab/>
       <w:tab/>
-      <w:t>2026-06-26</w:t>
+      <w:t>2026-06-27</w:t>
       <w:br/>
       <w:br/>
     </w:r>

--- a/tillsyn/A 13033-2026 tillsynsbegäran.docx
+++ b/tillsyn/A 13033-2026 tillsynsbegäran.docx
@@ -1486,7 +1486,7 @@
     <w:r>
       <w:tab/>
       <w:tab/>
-      <w:t>2026-06-27</w:t>
+      <w:t>2026-06-28</w:t>
       <w:br/>
       <w:br/>
     </w:r>

--- a/tillsyn/A 13033-2026 tillsynsbegäran.docx
+++ b/tillsyn/A 13033-2026 tillsynsbegäran.docx
@@ -1486,7 +1486,7 @@
     <w:r>
       <w:tab/>
       <w:tab/>
-      <w:t>2026-06-28</w:t>
+      <w:t>2026-06-29</w:t>
       <w:br/>
       <w:br/>
     </w:r>

--- a/tillsyn/A 13033-2026 tillsynsbegäran.docx
+++ b/tillsyn/A 13033-2026 tillsynsbegäran.docx
@@ -1486,7 +1486,7 @@
     <w:r>
       <w:tab/>
       <w:tab/>
-      <w:t>2026-06-29</w:t>
+      <w:t>2026-06-30</w:t>
       <w:br/>
       <w:br/>
     </w:r>

--- a/tillsyn/A 13033-2026 tillsynsbegäran.docx
+++ b/tillsyn/A 13033-2026 tillsynsbegäran.docx
@@ -1486,7 +1486,7 @@
     <w:r>
       <w:tab/>
       <w:tab/>
-      <w:t>2026-06-30</w:t>
+      <w:t>2026-07-01</w:t>
       <w:br/>
       <w:br/>
     </w:r>

--- a/tillsyn/A 13033-2026 tillsynsbegäran.docx
+++ b/tillsyn/A 13033-2026 tillsynsbegäran.docx
@@ -1486,7 +1486,7 @@
     <w:r>
       <w:tab/>
       <w:tab/>
-      <w:t>2026-07-01</w:t>
+      <w:t>2026-07-02</w:t>
       <w:br/>
       <w:br/>
     </w:r>

--- a/tillsyn/A 13033-2026 tillsynsbegäran.docx
+++ b/tillsyn/A 13033-2026 tillsynsbegäran.docx
@@ -1486,7 +1486,7 @@
     <w:r>
       <w:tab/>
       <w:tab/>
-      <w:t>2026-07-13</w:t>
+      <w:t>2026-07-14</w:t>
       <w:br/>
       <w:br/>
     </w:r>

--- a/tillsyn/A 13033-2026 tillsynsbegäran.docx
+++ b/tillsyn/A 13033-2026 tillsynsbegäran.docx
@@ -1486,7 +1486,7 @@
     <w:r>
       <w:tab/>
       <w:tab/>
-      <w:t>2026-07-14</w:t>
+      <w:t>2026-07-15</w:t>
       <w:br/>
       <w:br/>
     </w:r>

--- a/tillsyn/A 13033-2026 tillsynsbegäran.docx
+++ b/tillsyn/A 13033-2026 tillsynsbegäran.docx
@@ -1486,7 +1486,7 @@
     <w:r>
       <w:tab/>
       <w:tab/>
-      <w:t>2026-07-15</w:t>
+      <w:t>2026-07-16</w:t>
       <w:br/>
       <w:br/>
     </w:r>

--- a/tillsyn/A 13033-2026 tillsynsbegäran.docx
+++ b/tillsyn/A 13033-2026 tillsynsbegäran.docx
@@ -1486,7 +1486,7 @@
     <w:r>
       <w:tab/>
       <w:tab/>
-      <w:t>2026-07-16</w:t>
+      <w:t>2026-07-17</w:t>
       <w:br/>
       <w:br/>
     </w:r>

--- a/tillsyn/A 13033-2026 tillsynsbegäran.docx
+++ b/tillsyn/A 13033-2026 tillsynsbegäran.docx
@@ -1486,7 +1486,7 @@
     <w:r>
       <w:tab/>
       <w:tab/>
-      <w:t>2026-07-17</w:t>
+      <w:t>2026-07-18</w:t>
       <w:br/>
       <w:br/>
     </w:r>

--- a/tillsyn/A 13033-2026 tillsynsbegäran.docx
+++ b/tillsyn/A 13033-2026 tillsynsbegäran.docx
@@ -1486,7 +1486,7 @@
     <w:r>
       <w:tab/>
       <w:tab/>
-      <w:t>2026-07-18</w:t>
+      <w:t>2026-07-19</w:t>
       <w:br/>
       <w:br/>
     </w:r>

--- a/tillsyn/A 13033-2026 tillsynsbegäran.docx
+++ b/tillsyn/A 13033-2026 tillsynsbegäran.docx
@@ -1486,7 +1486,7 @@
     <w:r>
       <w:tab/>
       <w:tab/>
-      <w:t>2026-07-19</w:t>
+      <w:t>2026-07-20</w:t>
       <w:br/>
       <w:br/>
     </w:r>

--- a/tillsyn/A 13033-2026 tillsynsbegäran.docx
+++ b/tillsyn/A 13033-2026 tillsynsbegäran.docx
@@ -1486,7 +1486,7 @@
     <w:r>
       <w:tab/>
       <w:tab/>
-      <w:t>2026-07-20</w:t>
+      <w:t>2026-07-21</w:t>
       <w:br/>
       <w:br/>
     </w:r>

--- a/tillsyn/A 13033-2026 tillsynsbegäran.docx
+++ b/tillsyn/A 13033-2026 tillsynsbegäran.docx
@@ -1486,7 +1486,7 @@
     <w:r>
       <w:tab/>
       <w:tab/>
-      <w:t>2026-07-21</w:t>
+      <w:t>2026-07-22</w:t>
       <w:br/>
       <w:br/>
     </w:r>

--- a/tillsyn/A 13033-2026 tillsynsbegäran.docx
+++ b/tillsyn/A 13033-2026 tillsynsbegäran.docx
@@ -1486,7 +1486,7 @@
     <w:r>
       <w:tab/>
       <w:tab/>
-      <w:t>2026-07-22</w:t>
+      <w:t>2026-07-23</w:t>
       <w:br/>
       <w:br/>
     </w:r>

--- a/tillsyn/A 13033-2026 tillsynsbegäran.docx
+++ b/tillsyn/A 13033-2026 tillsynsbegäran.docx
@@ -1486,7 +1486,7 @@
     <w:r>
       <w:tab/>
       <w:tab/>
-      <w:t>2026-07-23</w:t>
+      <w:t>2026-07-24</w:t>
       <w:br/>
       <w:br/>
     </w:r>

--- a/tillsyn/A 13033-2026 tillsynsbegäran.docx
+++ b/tillsyn/A 13033-2026 tillsynsbegäran.docx
@@ -1486,7 +1486,7 @@
     <w:r>
       <w:tab/>
       <w:tab/>
-      <w:t>2026-07-24</w:t>
+      <w:t>2026-07-25</w:t>
       <w:br/>
       <w:br/>
     </w:r>

--- a/tillsyn/A 13033-2026 tillsynsbegäran.docx
+++ b/tillsyn/A 13033-2026 tillsynsbegäran.docx
@@ -1486,7 +1486,7 @@
     <w:r>
       <w:tab/>
       <w:tab/>
-      <w:t>2026-07-25</w:t>
+      <w:t>2026-07-26</w:t>
       <w:br/>
       <w:br/>
     </w:r>

--- a/tillsyn/A 13033-2026 tillsynsbegäran.docx
+++ b/tillsyn/A 13033-2026 tillsynsbegäran.docx
@@ -1486,7 +1486,7 @@
     <w:r>
       <w:tab/>
       <w:tab/>
-      <w:t>2026-07-26</w:t>
+      <w:t>2026-07-27</w:t>
       <w:br/>
       <w:br/>
     </w:r>

--- a/tillsyn/A 13033-2026 tillsynsbegäran.docx
+++ b/tillsyn/A 13033-2026 tillsynsbegäran.docx
@@ -1486,7 +1486,7 @@
     <w:r>
       <w:tab/>
       <w:tab/>
-      <w:t>2026-07-27</w:t>
+      <w:t>2026-07-28</w:t>
       <w:br/>
       <w:br/>
     </w:r>

--- a/tillsyn/A 13033-2026 tillsynsbegäran.docx
+++ b/tillsyn/A 13033-2026 tillsynsbegäran.docx
@@ -1486,7 +1486,7 @@
     <w:r>
       <w:tab/>
       <w:tab/>
-      <w:t>2026-07-28</w:t>
+      <w:t>2026-07-29</w:t>
       <w:br/>
       <w:br/>
     </w:r>

--- a/tillsyn/A 13033-2026 tillsynsbegäran.docx
+++ b/tillsyn/A 13033-2026 tillsynsbegäran.docx
@@ -1486,7 +1486,7 @@
     <w:r>
       <w:tab/>
       <w:tab/>
-      <w:t>2026-07-29</w:t>
+      <w:t>2026-07-30</w:t>
       <w:br/>
       <w:br/>
     </w:r>

--- a/tillsyn/A 13033-2026 tillsynsbegäran.docx
+++ b/tillsyn/A 13033-2026 tillsynsbegäran.docx
@@ -1486,7 +1486,7 @@
     <w:r>
       <w:tab/>
       <w:tab/>
-      <w:t>2026-07-30</w:t>
+      <w:t>2026-07-31</w:t>
       <w:br/>
       <w:br/>
     </w:r>

--- a/tillsyn/A 13033-2026 tillsynsbegäran.docx
+++ b/tillsyn/A 13033-2026 tillsynsbegäran.docx
@@ -1486,7 +1486,7 @@
     <w:r>
       <w:tab/>
       <w:tab/>
-      <w:t>2026-07-31</w:t>
+      <w:t>2026-08-01</w:t>
       <w:br/>
       <w:br/>
     </w:r>

--- a/tillsyn/A 13033-2026 tillsynsbegäran.docx
+++ b/tillsyn/A 13033-2026 tillsynsbegäran.docx
@@ -1486,7 +1486,7 @@
     <w:r>
       <w:tab/>
       <w:tab/>
-      <w:t>2026-08-01</w:t>
+      <w:t>2026-08-02</w:t>
       <w:br/>
       <w:br/>
     </w:r>

--- a/tillsyn/A 13033-2026 tillsynsbegäran.docx
+++ b/tillsyn/A 13033-2026 tillsynsbegäran.docx
@@ -1486,7 +1486,7 @@
     <w:r>
       <w:tab/>
       <w:tab/>
-      <w:t>2026-08-02</w:t>
+      <w:t>2026-08-03</w:t>
       <w:br/>
       <w:br/>
     </w:r>

--- a/tillsyn/A 13033-2026 tillsynsbegäran.docx
+++ b/tillsyn/A 13033-2026 tillsynsbegäran.docx
@@ -1486,7 +1486,7 @@
     <w:r>
       <w:tab/>
       <w:tab/>
-      <w:t>2026-08-03</w:t>
+      <w:t>2026-08-05</w:t>
       <w:br/>
       <w:br/>
     </w:r>

--- a/tillsyn/A 13033-2026 tillsynsbegäran.docx
+++ b/tillsyn/A 13033-2026 tillsynsbegäran.docx
@@ -1486,7 +1486,7 @@
     <w:r>
       <w:tab/>
       <w:tab/>
-      <w:t>2026-08-05</w:t>
+      <w:t>2026-08-07</w:t>
       <w:br/>
       <w:br/>
     </w:r>

--- a/tillsyn/A 13033-2026 tillsynsbegäran.docx
+++ b/tillsyn/A 13033-2026 tillsynsbegäran.docx
@@ -1486,7 +1486,7 @@
     <w:r>
       <w:tab/>
       <w:tab/>
-      <w:t>2026-08-07</w:t>
+      <w:t>2026-08-08</w:t>
       <w:br/>
       <w:br/>
     </w:r>

--- a/tillsyn/A 13033-2026 tillsynsbegäran.docx
+++ b/tillsyn/A 13033-2026 tillsynsbegäran.docx
@@ -60,7 +60,7 @@
         <w:spacing w:after="240"/>
       </w:pPr>
       <w:r>
-        <w:t>Figur 1. Fyndplatser för naturvårdsarter i och inom 25 meter från avverkningsanmälan. Markörer utan svart kant är placerade på fyndplatsen. Markörer med svart kant är placerade vid sidan av fyndplatsen har ett svart streck som visar fyndplatsens exakta position. Kartans mittpunktskoordinat är N 6668593, E 592031 i SWEREF 99 TM.</w:t>
+        <w:t>Figur 1. Fyndplatser för naturvårdsarter i och inom 25 meter från avverkningsanmälan. Markörer utan svart kant är placerade på fyndplatsen. Markörer med svart kant är placerade vid sidan av fyndplatsen och har ett svart streck som visar fyndplatsens exakta position. Kartans mittpunktskoordinat är N 6668593, E 592031 i SWEREF 99 TM.</w:t>
       </w:r>
     </w:p>
     <w:p>
@@ -1486,7 +1486,7 @@
     <w:r>
       <w:tab/>
       <w:tab/>
-      <w:t>2026-08-14</w:t>
+      <w:t>2026-08-15</w:t>
       <w:br/>
       <w:br/>
     </w:r>

--- a/tillsyn/A 13033-2026 tillsynsbegäran.docx
+++ b/tillsyn/A 13033-2026 tillsynsbegäran.docx
@@ -1486,7 +1486,7 @@
     <w:r>
       <w:tab/>
       <w:tab/>
-      <w:t>2026-08-15</w:t>
+      <w:t>2026-08-16</w:t>
       <w:br/>
       <w:br/>
     </w:r>

--- a/tillsyn/A 13033-2026 tillsynsbegäran.docx
+++ b/tillsyn/A 13033-2026 tillsynsbegäran.docx
@@ -1486,7 +1486,7 @@
     <w:r>
       <w:tab/>
       <w:tab/>
-      <w:t>2026-08-16</w:t>
+      <w:t>2026-08-17</w:t>
       <w:br/>
       <w:br/>
     </w:r>

--- a/tillsyn/A 13033-2026 tillsynsbegäran.docx
+++ b/tillsyn/A 13033-2026 tillsynsbegäran.docx
@@ -1486,7 +1486,7 @@
     <w:r>
       <w:tab/>
       <w:tab/>
-      <w:t>2026-08-17</w:t>
+      <w:t>2026-08-18</w:t>
       <w:br/>
       <w:br/>
     </w:r>

--- a/tillsyn/A 13033-2026 tillsynsbegäran.docx
+++ b/tillsyn/A 13033-2026 tillsynsbegäran.docx
@@ -1486,7 +1486,7 @@
     <w:r>
       <w:tab/>
       <w:tab/>
-      <w:t>2026-08-18</w:t>
+      <w:t>2026-08-19</w:t>
       <w:br/>
       <w:br/>
     </w:r>

--- a/tillsyn/A 13033-2026 tillsynsbegäran.docx
+++ b/tillsyn/A 13033-2026 tillsynsbegäran.docx
@@ -1486,7 +1486,7 @@
     <w:r>
       <w:tab/>
       <w:tab/>
-      <w:t>2026-08-19</w:t>
+      <w:t>2026-08-20</w:t>
       <w:br/>
       <w:br/>
     </w:r>

--- a/tillsyn/A 13033-2026 tillsynsbegäran.docx
+++ b/tillsyn/A 13033-2026 tillsynsbegäran.docx
@@ -1486,7 +1486,7 @@
     <w:r>
       <w:tab/>
       <w:tab/>
-      <w:t>2026-08-20</w:t>
+      <w:t>2026-08-21</w:t>
       <w:br/>
       <w:br/>
     </w:r>

--- a/tillsyn/A 13033-2026 tillsynsbegäran.docx
+++ b/tillsyn/A 13033-2026 tillsynsbegäran.docx
@@ -1486,7 +1486,7 @@
     <w:r>
       <w:tab/>
       <w:tab/>
-      <w:t>2026-08-21</w:t>
+      <w:t>2026-08-22</w:t>
       <w:br/>
       <w:br/>
     </w:r>
